--- a/data/outputs/docx/Grade 10 Biology/Bio 3.1/Biology_Nutrition_in_Animals_CBE_LessonSequence.docx
+++ b/data/outputs/docx/Grade 10 Biology/Bio 3.1/Biology_Nutrition_in_Animals_CBE_LessonSequence.docx
@@ -3605,7 +3605,7 @@
             <w:pPr>
               <w:spacing w:after="20" w:before="0"/>
             </w:pPr>
-            <w:hyperlink w:history="1" r:id="rIdqlc7wzmiwms7de5civdcn">
+            <w:hyperlink w:history="1" r:id="rIdepe4xezagxa1fesiu5cff">
               <w:r>
                 <w:rPr>
                   <w:rFonts w:ascii="Arial" w:cs="Arial" w:eastAsia="Arial" w:hAnsi="Arial"/>
@@ -3638,7 +3638,7 @@
               <w:spacing w:after="10" w:before="0"/>
               <w:ind w:left="120"/>
             </w:pPr>
-            <w:hyperlink w:history="1" r:id="rIdsnlnhsr6ihck7ry1ejb_k">
+            <w:hyperlink w:history="1" r:id="rIdce8cl7kwkuwqulzizoe7j">
               <w:r>
                 <w:rPr>
                   <w:rFonts w:ascii="Arial" w:cs="Arial" w:eastAsia="Arial" w:hAnsi="Arial"/>
@@ -3683,7 +3683,7 @@
             <w:pPr>
               <w:spacing w:after="20" w:before="0"/>
             </w:pPr>
-            <w:hyperlink w:history="1" r:id="rIdnkqktqfvmv64hnyblg4uj">
+            <w:hyperlink w:history="1" r:id="rIdzylbtc1yr3bk5cgy64kzc">
               <w:r>
                 <w:rPr>
                   <w:rFonts w:ascii="Arial" w:cs="Arial" w:eastAsia="Arial" w:hAnsi="Arial"/>
@@ -3716,7 +3716,7 @@
               <w:spacing w:after="10" w:before="0"/>
               <w:ind w:left="120"/>
             </w:pPr>
-            <w:hyperlink w:history="1" r:id="rIdf8rcgwjn2xpyhhnc-z28w">
+            <w:hyperlink w:history="1" r:id="rId356nvfatlq-tmbb8lgpaa">
               <w:r>
                 <w:rPr>
                   <w:rFonts w:ascii="Arial" w:cs="Arial" w:eastAsia="Arial" w:hAnsi="Arial"/>
@@ -3924,7 +3924,7 @@
             <w:pPr>
               <w:spacing w:after="20" w:before="0"/>
             </w:pPr>
-            <w:hyperlink w:history="1" r:id="rId3jkmxea_igd4cbxeahrga">
+            <w:hyperlink w:history="1" r:id="rIdtsr8hggmribc04vfou8mc">
               <w:r>
                 <w:rPr>
                   <w:rFonts w:ascii="Arial" w:cs="Arial" w:eastAsia="Arial" w:hAnsi="Arial"/>
@@ -3957,7 +3957,7 @@
               <w:spacing w:after="10" w:before="0"/>
               <w:ind w:left="120"/>
             </w:pPr>
-            <w:hyperlink w:history="1" r:id="rId2qriclwsmljlvejmhqjla">
+            <w:hyperlink w:history="1" r:id="rIdsdlqixgxpgjg6mmr-vgib">
               <w:r>
                 <w:rPr>
                   <w:rFonts w:ascii="Arial" w:cs="Arial" w:eastAsia="Arial" w:hAnsi="Arial"/>
@@ -4002,7 +4002,7 @@
             <w:pPr>
               <w:spacing w:after="20" w:before="0"/>
             </w:pPr>
-            <w:hyperlink w:history="1" r:id="rIdja2gzj1ctdpgktxsryrzh">
+            <w:hyperlink w:history="1" r:id="rIdi9qf2od3q_e1wbagvu46a">
               <w:r>
                 <w:rPr>
                   <w:rFonts w:ascii="Arial" w:cs="Arial" w:eastAsia="Arial" w:hAnsi="Arial"/>
@@ -4035,7 +4035,7 @@
               <w:spacing w:after="10" w:before="0"/>
               <w:ind w:left="120"/>
             </w:pPr>
-            <w:hyperlink w:history="1" r:id="rId7stnptmbfn7plqyd35bwz">
+            <w:hyperlink w:history="1" r:id="rIdkf7jevjhbmq0hpjxezvog">
               <w:r>
                 <w:rPr>
                   <w:rFonts w:ascii="Arial" w:cs="Arial" w:eastAsia="Arial" w:hAnsi="Arial"/>
@@ -4243,7 +4243,7 @@
             <w:pPr>
               <w:spacing w:after="20" w:before="0"/>
             </w:pPr>
-            <w:hyperlink w:history="1" r:id="rIdhc6ozq3v_4nkvxb9cs-w-">
+            <w:hyperlink w:history="1" r:id="rIdxjm13qiwinpptpnhfxjdk">
               <w:r>
                 <w:rPr>
                   <w:rFonts w:ascii="Arial" w:cs="Arial" w:eastAsia="Arial" w:hAnsi="Arial"/>
@@ -4276,7 +4276,7 @@
               <w:spacing w:after="10" w:before="0"/>
               <w:ind w:left="120"/>
             </w:pPr>
-            <w:hyperlink w:history="1" r:id="rIdfdiq6m3nirhi8fjzm9bwc">
+            <w:hyperlink w:history="1" r:id="rIdmmtkkfss8eiyfhvnxzpf7">
               <w:r>
                 <w:rPr>
                   <w:rFonts w:ascii="Arial" w:cs="Arial" w:eastAsia="Arial" w:hAnsi="Arial"/>
@@ -4321,7 +4321,7 @@
             <w:pPr>
               <w:spacing w:after="20" w:before="0"/>
             </w:pPr>
-            <w:hyperlink w:history="1" r:id="rIdrnbkn7v6m4nk0gudibsdv">
+            <w:hyperlink w:history="1" r:id="rIdqaja1lu2zxtyyj_xfc_ww">
               <w:r>
                 <w:rPr>
                   <w:rFonts w:ascii="Arial" w:cs="Arial" w:eastAsia="Arial" w:hAnsi="Arial"/>
@@ -4354,7 +4354,7 @@
               <w:spacing w:after="10" w:before="0"/>
               <w:ind w:left="120"/>
             </w:pPr>
-            <w:hyperlink w:history="1" r:id="rIdad4x_8iylrwwrztlerqhm">
+            <w:hyperlink w:history="1" r:id="rIdqxmre1ommiku6kalivsvy">
               <w:r>
                 <w:rPr>
                   <w:rFonts w:ascii="Arial" w:cs="Arial" w:eastAsia="Arial" w:hAnsi="Arial"/>
@@ -4562,7 +4562,7 @@
             <w:pPr>
               <w:spacing w:after="20" w:before="0"/>
             </w:pPr>
-            <w:hyperlink w:history="1" r:id="rIdgsgqzqr3mjnt6gpubezbg">
+            <w:hyperlink w:history="1" r:id="rIdv10lrvoxri3vmmeazftoj">
               <w:r>
                 <w:rPr>
                   <w:rFonts w:ascii="Arial" w:cs="Arial" w:eastAsia="Arial" w:hAnsi="Arial"/>
@@ -4595,7 +4595,7 @@
               <w:spacing w:after="10" w:before="0"/>
               <w:ind w:left="120"/>
             </w:pPr>
-            <w:hyperlink w:history="1" r:id="rIdbsa95pqicgc1s187dv81r">
+            <w:hyperlink w:history="1" r:id="rId_squao_jrfvv-u4mkcttd">
               <w:r>
                 <w:rPr>
                   <w:rFonts w:ascii="Arial" w:cs="Arial" w:eastAsia="Arial" w:hAnsi="Arial"/>
@@ -4640,7 +4640,7 @@
             <w:pPr>
               <w:spacing w:after="20" w:before="0"/>
             </w:pPr>
-            <w:hyperlink w:history="1" r:id="rIdntvhupzqenqnqtgcngjzr">
+            <w:hyperlink w:history="1" r:id="rIdwgj9zbo8z_o467imlg77f">
               <w:r>
                 <w:rPr>
                   <w:rFonts w:ascii="Arial" w:cs="Arial" w:eastAsia="Arial" w:hAnsi="Arial"/>
@@ -4673,7 +4673,7 @@
               <w:spacing w:after="10" w:before="0"/>
               <w:ind w:left="120"/>
             </w:pPr>
-            <w:hyperlink w:history="1" r:id="rIdxeaz2alurn_lj-kcgrfub">
+            <w:hyperlink w:history="1" r:id="rId6hfmxlijluj3aok6o4-do">
               <w:r>
                 <w:rPr>
                   <w:rFonts w:ascii="Arial" w:cs="Arial" w:eastAsia="Arial" w:hAnsi="Arial"/>
@@ -4881,7 +4881,7 @@
             <w:pPr>
               <w:spacing w:after="20" w:before="0"/>
             </w:pPr>
-            <w:hyperlink w:history="1" r:id="rIdbymhy3fwoj1wh-r4mpszo">
+            <w:hyperlink w:history="1" r:id="rIdrbelynmhamf18k6j4tdda">
               <w:r>
                 <w:rPr>
                   <w:rFonts w:ascii="Arial" w:cs="Arial" w:eastAsia="Arial" w:hAnsi="Arial"/>
@@ -4914,7 +4914,7 @@
               <w:spacing w:after="10" w:before="0"/>
               <w:ind w:left="120"/>
             </w:pPr>
-            <w:hyperlink w:history="1" r:id="rId_j-owziep8ifeqmz3wbrz">
+            <w:hyperlink w:history="1" r:id="rId6qp9irlwk23wcebpwr-pm">
               <w:r>
                 <w:rPr>
                   <w:rFonts w:ascii="Arial" w:cs="Arial" w:eastAsia="Arial" w:hAnsi="Arial"/>
@@ -4959,7 +4959,7 @@
             <w:pPr>
               <w:spacing w:after="20" w:before="0"/>
             </w:pPr>
-            <w:hyperlink w:history="1" r:id="rId-khjm-n-ym0qtsiclbski">
+            <w:hyperlink w:history="1" r:id="rIde32rx0hsd5e1pma6nye75">
               <w:r>
                 <w:rPr>
                   <w:rFonts w:ascii="Arial" w:cs="Arial" w:eastAsia="Arial" w:hAnsi="Arial"/>
@@ -4992,7 +4992,7 @@
               <w:spacing w:after="10" w:before="0"/>
               <w:ind w:left="120"/>
             </w:pPr>
-            <w:hyperlink w:history="1" r:id="rIdxtrial3n77ikls2aoxfe7">
+            <w:hyperlink w:history="1" r:id="rIda_cnmvnlx7pwmanbkuabp">
               <w:r>
                 <w:rPr>
                   <w:rFonts w:ascii="Arial" w:cs="Arial" w:eastAsia="Arial" w:hAnsi="Arial"/>
@@ -6771,7 +6771,7 @@
             <w:pPr>
               <w:spacing w:after="20" w:before="0"/>
             </w:pPr>
-            <w:hyperlink w:history="1" r:id="rIdkgm7tuwnq0qj0s5jt5cht">
+            <w:hyperlink w:history="1" r:id="rIdsqjb6b75lnayeshdvt5pz">
               <w:r>
                 <w:rPr>
                   <w:rFonts w:ascii="Arial" w:cs="Arial" w:eastAsia="Arial" w:hAnsi="Arial"/>
@@ -6804,7 +6804,7 @@
               <w:spacing w:after="10" w:before="0"/>
               <w:ind w:left="120"/>
             </w:pPr>
-            <w:hyperlink w:history="1" r:id="rId7l7q8il54_bqersuxfye0">
+            <w:hyperlink w:history="1" r:id="rIdahvdbqc3hmf6hs5gy1vld">
               <w:r>
                 <w:rPr>
                   <w:rFonts w:ascii="Arial" w:cs="Arial" w:eastAsia="Arial" w:hAnsi="Arial"/>
@@ -6849,7 +6849,7 @@
             <w:pPr>
               <w:spacing w:after="20" w:before="0"/>
             </w:pPr>
-            <w:hyperlink w:history="1" r:id="rIdilop0tmhohr4mxflwwzip">
+            <w:hyperlink w:history="1" r:id="rId3lfqprrim5q0zoxsbymtp">
               <w:r>
                 <w:rPr>
                   <w:rFonts w:ascii="Arial" w:cs="Arial" w:eastAsia="Arial" w:hAnsi="Arial"/>
@@ -6882,7 +6882,7 @@
               <w:spacing w:after="10" w:before="0"/>
               <w:ind w:left="120"/>
             </w:pPr>
-            <w:hyperlink w:history="1" r:id="rIdaf3fprxvhfw1sggyus88v">
+            <w:hyperlink w:history="1" r:id="rId-xriowuk3wb6t5ntgrpyx">
               <w:r>
                 <w:rPr>
                   <w:rFonts w:ascii="Arial" w:cs="Arial" w:eastAsia="Arial" w:hAnsi="Arial"/>
@@ -7090,7 +7090,7 @@
             <w:pPr>
               <w:spacing w:after="20" w:before="0"/>
             </w:pPr>
-            <w:hyperlink w:history="1" r:id="rIdfqvunlzspv_g1e25r8ir5">
+            <w:hyperlink w:history="1" r:id="rIduve5udedudhlokahuwqf4">
               <w:r>
                 <w:rPr>
                   <w:rFonts w:ascii="Arial" w:cs="Arial" w:eastAsia="Arial" w:hAnsi="Arial"/>
@@ -7123,7 +7123,7 @@
               <w:spacing w:after="10" w:before="0"/>
               <w:ind w:left="120"/>
             </w:pPr>
-            <w:hyperlink w:history="1" r:id="rIdba940p1dkbwdy2ngv9jla">
+            <w:hyperlink w:history="1" r:id="rIdmyxnxtcgqe3gcbmguiylt">
               <w:r>
                 <w:rPr>
                   <w:rFonts w:ascii="Arial" w:cs="Arial" w:eastAsia="Arial" w:hAnsi="Arial"/>
@@ -7168,7 +7168,7 @@
             <w:pPr>
               <w:spacing w:after="20" w:before="0"/>
             </w:pPr>
-            <w:hyperlink w:history="1" r:id="rIdibyznjg_z57gz3sdh2fwj">
+            <w:hyperlink w:history="1" r:id="rId1cbm3gkvbesickxlt6lzm">
               <w:r>
                 <w:rPr>
                   <w:rFonts w:ascii="Arial" w:cs="Arial" w:eastAsia="Arial" w:hAnsi="Arial"/>
@@ -7201,7 +7201,7 @@
               <w:spacing w:after="10" w:before="0"/>
               <w:ind w:left="120"/>
             </w:pPr>
-            <w:hyperlink w:history="1" r:id="rId_skutyls1clzkqbefmfz0">
+            <w:hyperlink w:history="1" r:id="rIdou6mpygxabzrnhbxtpdl5">
               <w:r>
                 <w:rPr>
                   <w:rFonts w:ascii="Arial" w:cs="Arial" w:eastAsia="Arial" w:hAnsi="Arial"/>
@@ -7409,7 +7409,7 @@
             <w:pPr>
               <w:spacing w:after="20" w:before="0"/>
             </w:pPr>
-            <w:hyperlink w:history="1" r:id="rId4ftckfpjq8x2qc_pfpoem">
+            <w:hyperlink w:history="1" r:id="rIdlynaushcngbr-wx4jajmn">
               <w:r>
                 <w:rPr>
                   <w:rFonts w:ascii="Arial" w:cs="Arial" w:eastAsia="Arial" w:hAnsi="Arial"/>
@@ -7442,7 +7442,7 @@
               <w:spacing w:after="10" w:before="0"/>
               <w:ind w:left="120"/>
             </w:pPr>
-            <w:hyperlink w:history="1" r:id="rIda4tetfmqknb934hhm_f0s">
+            <w:hyperlink w:history="1" r:id="rIdjc9qpytik_vj-_fbyd-dn">
               <w:r>
                 <w:rPr>
                   <w:rFonts w:ascii="Arial" w:cs="Arial" w:eastAsia="Arial" w:hAnsi="Arial"/>
@@ -7487,7 +7487,7 @@
             <w:pPr>
               <w:spacing w:after="20" w:before="0"/>
             </w:pPr>
-            <w:hyperlink w:history="1" r:id="rId2d2jlxjqieyyfrrm490t0">
+            <w:hyperlink w:history="1" r:id="rIdcbr2wn0au3wkxbchpdw8r">
               <w:r>
                 <w:rPr>
                   <w:rFonts w:ascii="Arial" w:cs="Arial" w:eastAsia="Arial" w:hAnsi="Arial"/>
@@ -7520,7 +7520,7 @@
               <w:spacing w:after="10" w:before="0"/>
               <w:ind w:left="120"/>
             </w:pPr>
-            <w:hyperlink w:history="1" r:id="rIdu3mazqlndnfcuqipyqq2j">
+            <w:hyperlink w:history="1" r:id="rIdzjyoavdzmswm5b2jrbsrp">
               <w:r>
                 <w:rPr>
                   <w:rFonts w:ascii="Arial" w:cs="Arial" w:eastAsia="Arial" w:hAnsi="Arial"/>
@@ -7728,7 +7728,7 @@
             <w:pPr>
               <w:spacing w:after="20" w:before="0"/>
             </w:pPr>
-            <w:hyperlink w:history="1" r:id="rIdqxn0z3akuhgks-pdxmmuf">
+            <w:hyperlink w:history="1" r:id="rIdsjqcsqbuvvebi5nn0vd5t">
               <w:r>
                 <w:rPr>
                   <w:rFonts w:ascii="Arial" w:cs="Arial" w:eastAsia="Arial" w:hAnsi="Arial"/>
@@ -7761,7 +7761,7 @@
               <w:spacing w:after="10" w:before="0"/>
               <w:ind w:left="120"/>
             </w:pPr>
-            <w:hyperlink w:history="1" r:id="rId5pydvgxvke_wozi0lxvke">
+            <w:hyperlink w:history="1" r:id="rIdjr3wflffwe-ftcbhxrjlp">
               <w:r>
                 <w:rPr>
                   <w:rFonts w:ascii="Arial" w:cs="Arial" w:eastAsia="Arial" w:hAnsi="Arial"/>
@@ -7806,7 +7806,7 @@
             <w:pPr>
               <w:spacing w:after="20" w:before="0"/>
             </w:pPr>
-            <w:hyperlink w:history="1" r:id="rIdjsiq6-zp2h84wmfly1uev">
+            <w:hyperlink w:history="1" r:id="rIdgtx6lavydz48zifoffmhl">
               <w:r>
                 <w:rPr>
                   <w:rFonts w:ascii="Arial" w:cs="Arial" w:eastAsia="Arial" w:hAnsi="Arial"/>
@@ -7839,7 +7839,7 @@
               <w:spacing w:after="10" w:before="0"/>
               <w:ind w:left="120"/>
             </w:pPr>
-            <w:hyperlink w:history="1" r:id="rIdmuy7roiovbw2iddqbmxzu">
+            <w:hyperlink w:history="1" r:id="rIdtbjldczouzrjlrbiymuoh">
               <w:r>
                 <w:rPr>
                   <w:rFonts w:ascii="Arial" w:cs="Arial" w:eastAsia="Arial" w:hAnsi="Arial"/>
@@ -8047,7 +8047,7 @@
             <w:pPr>
               <w:spacing w:after="20" w:before="0"/>
             </w:pPr>
-            <w:hyperlink w:history="1" r:id="rIdgv3wmc9ne5kghkgbbp3mj">
+            <w:hyperlink w:history="1" r:id="rId9gbzvph-9nnbzgl1lp0i7">
               <w:r>
                 <w:rPr>
                   <w:rFonts w:ascii="Arial" w:cs="Arial" w:eastAsia="Arial" w:hAnsi="Arial"/>
@@ -8080,7 +8080,7 @@
               <w:spacing w:after="10" w:before="0"/>
               <w:ind w:left="120"/>
             </w:pPr>
-            <w:hyperlink w:history="1" r:id="rIdo7e1u_ocwnejoh3riynzz">
+            <w:hyperlink w:history="1" r:id="rIdwjr0zzu376y2ldffkotic">
               <w:r>
                 <w:rPr>
                   <w:rFonts w:ascii="Arial" w:cs="Arial" w:eastAsia="Arial" w:hAnsi="Arial"/>
@@ -8125,7 +8125,7 @@
             <w:pPr>
               <w:spacing w:after="20" w:before="0"/>
             </w:pPr>
-            <w:hyperlink w:history="1" r:id="rIdvt9wwx8vmxhgqixwa0li-">
+            <w:hyperlink w:history="1" r:id="rId1uumcxhajn6vzicilrscl">
               <w:r>
                 <w:rPr>
                   <w:rFonts w:ascii="Arial" w:cs="Arial" w:eastAsia="Arial" w:hAnsi="Arial"/>
@@ -8158,7 +8158,7 @@
               <w:spacing w:after="10" w:before="0"/>
               <w:ind w:left="120"/>
             </w:pPr>
-            <w:hyperlink w:history="1" r:id="rIdfiwf8yywwms8j4zdccbif">
+            <w:hyperlink w:history="1" r:id="rIddt5gpvyvjo114k7z9tec6">
               <w:r>
                 <w:rPr>
                   <w:rFonts w:ascii="Arial" w:cs="Arial" w:eastAsia="Arial" w:hAnsi="Arial"/>
@@ -9937,7 +9937,7 @@
             <w:pPr>
               <w:spacing w:after="20" w:before="0"/>
             </w:pPr>
-            <w:hyperlink w:history="1" r:id="rIdpuhixo5nu2oknk1bbncxb">
+            <w:hyperlink w:history="1" r:id="rIdzfpxlxzwoqmbwcussjr8k">
               <w:r>
                 <w:rPr>
                   <w:rFonts w:ascii="Arial" w:cs="Arial" w:eastAsia="Arial" w:hAnsi="Arial"/>
@@ -9970,7 +9970,7 @@
               <w:spacing w:after="10" w:before="0"/>
               <w:ind w:left="120"/>
             </w:pPr>
-            <w:hyperlink w:history="1" r:id="rIdoiqo3dwpx6mgqvhzkkfdx">
+            <w:hyperlink w:history="1" r:id="rIdyf-xv-scz6r70evhsoj_n">
               <w:r>
                 <w:rPr>
                   <w:rFonts w:ascii="Arial" w:cs="Arial" w:eastAsia="Arial" w:hAnsi="Arial"/>
@@ -10015,7 +10015,7 @@
             <w:pPr>
               <w:spacing w:after="20" w:before="0"/>
             </w:pPr>
-            <w:hyperlink w:history="1" r:id="rId9kq7bsd-knmsddbbca4fz">
+            <w:hyperlink w:history="1" r:id="rIdmop5t6jhnkdypevtkawol">
               <w:r>
                 <w:rPr>
                   <w:rFonts w:ascii="Arial" w:cs="Arial" w:eastAsia="Arial" w:hAnsi="Arial"/>
@@ -10048,7 +10048,7 @@
               <w:spacing w:after="10" w:before="0"/>
               <w:ind w:left="120"/>
             </w:pPr>
-            <w:hyperlink w:history="1" r:id="rId9-imhgrgc4txchzuacmq9">
+            <w:hyperlink w:history="1" r:id="rIdrbsqs1rcjjzngwuydzyos">
               <w:r>
                 <w:rPr>
                   <w:rFonts w:ascii="Arial" w:cs="Arial" w:eastAsia="Arial" w:hAnsi="Arial"/>
@@ -10256,7 +10256,7 @@
             <w:pPr>
               <w:spacing w:after="20" w:before="0"/>
             </w:pPr>
-            <w:hyperlink w:history="1" r:id="rIdftj9rgfvrxiihepw7xli8">
+            <w:hyperlink w:history="1" r:id="rIdmy-n8w148ot-isokk1_oj">
               <w:r>
                 <w:rPr>
                   <w:rFonts w:ascii="Arial" w:cs="Arial" w:eastAsia="Arial" w:hAnsi="Arial"/>
@@ -10289,7 +10289,7 @@
               <w:spacing w:after="10" w:before="0"/>
               <w:ind w:left="120"/>
             </w:pPr>
-            <w:hyperlink w:history="1" r:id="rIdllihfcjctjxbezmkrjke8">
+            <w:hyperlink w:history="1" r:id="rIdigfj7rnqnldf2ukvjak5r">
               <w:r>
                 <w:rPr>
                   <w:rFonts w:ascii="Arial" w:cs="Arial" w:eastAsia="Arial" w:hAnsi="Arial"/>
@@ -10334,7 +10334,7 @@
             <w:pPr>
               <w:spacing w:after="20" w:before="0"/>
             </w:pPr>
-            <w:hyperlink w:history="1" r:id="rIddufz_wft7ml9tzdjximc_">
+            <w:hyperlink w:history="1" r:id="rIdjaib4rnnirtnnegoi6egy">
               <w:r>
                 <w:rPr>
                   <w:rFonts w:ascii="Arial" w:cs="Arial" w:eastAsia="Arial" w:hAnsi="Arial"/>
@@ -10367,7 +10367,7 @@
               <w:spacing w:after="10" w:before="0"/>
               <w:ind w:left="120"/>
             </w:pPr>
-            <w:hyperlink w:history="1" r:id="rIdkhshjyehuoflpkduprctx">
+            <w:hyperlink w:history="1" r:id="rIdsqrblpnl23wodygwa_c7m">
               <w:r>
                 <w:rPr>
                   <w:rFonts w:ascii="Arial" w:cs="Arial" w:eastAsia="Arial" w:hAnsi="Arial"/>
@@ -10575,7 +10575,7 @@
             <w:pPr>
               <w:spacing w:after="20" w:before="0"/>
             </w:pPr>
-            <w:hyperlink w:history="1" r:id="rIdfe2eujsokrus5dwuaaine">
+            <w:hyperlink w:history="1" r:id="rIdthijg2gceohpo3guc3gx5">
               <w:r>
                 <w:rPr>
                   <w:rFonts w:ascii="Arial" w:cs="Arial" w:eastAsia="Arial" w:hAnsi="Arial"/>
@@ -10608,7 +10608,7 @@
               <w:spacing w:after="10" w:before="0"/>
               <w:ind w:left="120"/>
             </w:pPr>
-            <w:hyperlink w:history="1" r:id="rIdu3gmitk9fqpbipry76yh6">
+            <w:hyperlink w:history="1" r:id="rIdltevhbh_-ggp8_okqpxkh">
               <w:r>
                 <w:rPr>
                   <w:rFonts w:ascii="Arial" w:cs="Arial" w:eastAsia="Arial" w:hAnsi="Arial"/>
@@ -10653,7 +10653,7 @@
             <w:pPr>
               <w:spacing w:after="20" w:before="0"/>
             </w:pPr>
-            <w:hyperlink w:history="1" r:id="rIddzguratoiw9emeb3ipwg3">
+            <w:hyperlink w:history="1" r:id="rIdglhy4rejzyfiodzcdg42e">
               <w:r>
                 <w:rPr>
                   <w:rFonts w:ascii="Arial" w:cs="Arial" w:eastAsia="Arial" w:hAnsi="Arial"/>
@@ -10686,7 +10686,7 @@
               <w:spacing w:after="10" w:before="0"/>
               <w:ind w:left="120"/>
             </w:pPr>
-            <w:hyperlink w:history="1" r:id="rIdzkcve2cnqkxrhytmgtbvz">
+            <w:hyperlink w:history="1" r:id="rIdrfrefdyajv1gsrdtawo4a">
               <w:r>
                 <w:rPr>
                   <w:rFonts w:ascii="Arial" w:cs="Arial" w:eastAsia="Arial" w:hAnsi="Arial"/>
@@ -10894,7 +10894,7 @@
             <w:pPr>
               <w:spacing w:after="20" w:before="0"/>
             </w:pPr>
-            <w:hyperlink w:history="1" r:id="rIdqqutssrka5ybqljuhhd4g">
+            <w:hyperlink w:history="1" r:id="rId5trbcoe6dqylkz5gpurdr">
               <w:r>
                 <w:rPr>
                   <w:rFonts w:ascii="Arial" w:cs="Arial" w:eastAsia="Arial" w:hAnsi="Arial"/>
@@ -10927,7 +10927,7 @@
               <w:spacing w:after="10" w:before="0"/>
               <w:ind w:left="120"/>
             </w:pPr>
-            <w:hyperlink w:history="1" r:id="rIdldtkt6r9acf1rftuho6no">
+            <w:hyperlink w:history="1" r:id="rIdmsshxwugzys4uebnjzhcw">
               <w:r>
                 <w:rPr>
                   <w:rFonts w:ascii="Arial" w:cs="Arial" w:eastAsia="Arial" w:hAnsi="Arial"/>
@@ -10972,7 +10972,7 @@
             <w:pPr>
               <w:spacing w:after="20" w:before="0"/>
             </w:pPr>
-            <w:hyperlink w:history="1" r:id="rIdmadxleywugbprewzsrdid">
+            <w:hyperlink w:history="1" r:id="rIdffwnkpvpvgax-jnpmyd-r">
               <w:r>
                 <w:rPr>
                   <w:rFonts w:ascii="Arial" w:cs="Arial" w:eastAsia="Arial" w:hAnsi="Arial"/>
@@ -11005,7 +11005,7 @@
               <w:spacing w:after="10" w:before="0"/>
               <w:ind w:left="120"/>
             </w:pPr>
-            <w:hyperlink w:history="1" r:id="rIdbql2w0lxtue-lgowgs_qs">
+            <w:hyperlink w:history="1" r:id="rIdclqjmj8q1d9vrtkwjbjhe">
               <w:r>
                 <w:rPr>
                   <w:rFonts w:ascii="Arial" w:cs="Arial" w:eastAsia="Arial" w:hAnsi="Arial"/>
@@ -11213,7 +11213,7 @@
             <w:pPr>
               <w:spacing w:after="20" w:before="0"/>
             </w:pPr>
-            <w:hyperlink w:history="1" r:id="rIdsfqwl4hypjajf7chek873">
+            <w:hyperlink w:history="1" r:id="rId_h2ognlzr-wiuyuf54kpk">
               <w:r>
                 <w:rPr>
                   <w:rFonts w:ascii="Arial" w:cs="Arial" w:eastAsia="Arial" w:hAnsi="Arial"/>
@@ -11246,7 +11246,7 @@
               <w:spacing w:after="10" w:before="0"/>
               <w:ind w:left="120"/>
             </w:pPr>
-            <w:hyperlink w:history="1" r:id="rIdai9fcmigigsr0edjc8gr3">
+            <w:hyperlink w:history="1" r:id="rIdvwahx97rjcbq1isohdp-z">
               <w:r>
                 <w:rPr>
                   <w:rFonts w:ascii="Arial" w:cs="Arial" w:eastAsia="Arial" w:hAnsi="Arial"/>
@@ -11291,7 +11291,7 @@
             <w:pPr>
               <w:spacing w:after="20" w:before="0"/>
             </w:pPr>
-            <w:hyperlink w:history="1" r:id="rIduhiweagsjbvqltr4wurlw">
+            <w:hyperlink w:history="1" r:id="rId9quscl5gbfxaehh2u5zsu">
               <w:r>
                 <w:rPr>
                   <w:rFonts w:ascii="Arial" w:cs="Arial" w:eastAsia="Arial" w:hAnsi="Arial"/>
@@ -11324,7 +11324,7 @@
               <w:spacing w:after="10" w:before="0"/>
               <w:ind w:left="120"/>
             </w:pPr>
-            <w:hyperlink w:history="1" r:id="rIddxaco2k0af_fwspcmky5b">
+            <w:hyperlink w:history="1" r:id="rIdn4jx7o3ndo9yjmryrnszv">
               <w:r>
                 <w:rPr>
                   <w:rFonts w:ascii="Arial" w:cs="Arial" w:eastAsia="Arial" w:hAnsi="Arial"/>
@@ -11927,7 +11927,7 @@
                 <w:sz w:val="22"/>
                 <w:szCs w:val="22"/>
               </w:rPr>
-              <w:t xml:space="preserve">LESSON 4 (40 minutes): Lesson 4</w:t>
+              <w:t xml:space="preserve">LESSON 4 (40 minutes): Human Digestive System: Structure and Mechanical Digestion — Tracing the Journey of a Ugali and Sukuma Wiki Meal</w:t>
             </w:r>
           </w:p>
         </w:tc>
@@ -12080,21 +12080,21 @@
           </w:tcPr>
           <w:p>
             <w:pPr>
-              <w:spacing w:after="60" w:before="0"/>
-              <w:jc w:val="left"/>
-            </w:pPr>
-            <w:r>
-              <w:rPr>
-                <w:rFonts w:ascii="Arial" w:cs="Arial" w:eastAsia="Arial" w:hAnsi="Arial"/>
-                <w:b w:val="false"/>
-                <w:bCs w:val="false"/>
-                <w:i w:val="false"/>
-                <w:iCs w:val="false"/>
-                <w:color w:val="000000"/>
-                <w:sz w:val="18"/>
-                <w:szCs w:val="18"/>
-              </w:rPr>
-              <w:t xml:space="preserve"/>
+              <w:spacing w:after="40" w:before="0"/>
+              <w:jc w:val="left"/>
+            </w:pPr>
+            <w:r>
+              <w:rPr>
+                <w:rFonts w:ascii="Arial" w:cs="Arial" w:eastAsia="Arial" w:hAnsi="Arial"/>
+                <w:b w:val="false"/>
+                <w:bCs w:val="false"/>
+                <w:i w:val="false"/>
+                <w:iCs w:val="false"/>
+                <w:color w:val="000000"/>
+                <w:sz w:val="18"/>
+                <w:szCs w:val="18"/>
+              </w:rPr>
+              <w:t xml:space="preserve">Learners will be able to identify the organs of the human digestive system, describe the physical journey of food from ingestion to the small intestine, and explain mechanical digestion processes, connecting these structural functions to the anchoring phenomenon of the two children in Kericho.</w:t>
             </w:r>
           </w:p>
         </w:tc>
@@ -12146,21 +12146,21 @@
           </w:tcPr>
           <w:p>
             <w:pPr>
-              <w:spacing w:after="60" w:before="0"/>
-              <w:jc w:val="left"/>
-            </w:pPr>
-            <w:r>
-              <w:rPr>
-                <w:rFonts w:ascii="Arial" w:cs="Arial" w:eastAsia="Arial" w:hAnsi="Arial"/>
-                <w:b w:val="false"/>
-                <w:bCs w:val="false"/>
-                <w:i w:val="false"/>
-                <w:iCs w:val="false"/>
-                <w:color w:val="000000"/>
-                <w:sz w:val="18"/>
-                <w:szCs w:val="18"/>
-              </w:rPr>
-              <w:t xml:space="preserve"/>
+              <w:spacing w:after="40" w:before="0"/>
+              <w:jc w:val="left"/>
+            </w:pPr>
+            <w:r>
+              <w:rPr>
+                <w:rFonts w:ascii="Arial" w:cs="Arial" w:eastAsia="Arial" w:hAnsi="Arial"/>
+                <w:b w:val="false"/>
+                <w:bCs w:val="false"/>
+                <w:i w:val="false"/>
+                <w:iCs w:val="false"/>
+                <w:color w:val="000000"/>
+                <w:sz w:val="18"/>
+                <w:szCs w:val="18"/>
+              </w:rPr>
+              <w:t xml:space="preserve">Learners will know: (1) the names, locations, and roles of the major organs of the human digestive system — mouth, salivary glands, oesophagus, stomach, small intestine, large intestine, liver, pancreas, and rectum; (2) that mechanical digestion involves physical breakdown of food without chemical change, occurring through chewing in the mouth and churning in the stomach; (3) that peristalsis is the wave-like muscular contraction that moves food along the alimentary canal; (4) that the liver produces bile stored in the gall bladder, and the pancreas produces digestive secretions delivered to the small intestine; (5) that mechanical digestion increases surface area of food particles to prepare them for chemical digestion.</w:t>
             </w:r>
           </w:p>
         </w:tc>
@@ -12212,21 +12212,21 @@
           </w:tcPr>
           <w:p>
             <w:pPr>
-              <w:spacing w:after="60" w:before="0"/>
-              <w:jc w:val="left"/>
-            </w:pPr>
-            <w:r>
-              <w:rPr>
-                <w:rFonts w:ascii="Arial" w:cs="Arial" w:eastAsia="Arial" w:hAnsi="Arial"/>
-                <w:b w:val="false"/>
-                <w:bCs w:val="false"/>
-                <w:i w:val="false"/>
-                <w:iCs w:val="false"/>
-                <w:color w:val="000000"/>
-                <w:sz w:val="18"/>
-                <w:szCs w:val="18"/>
-              </w:rPr>
-              <w:t xml:space="preserve"/>
+              <w:spacing w:after="40" w:before="0"/>
+              <w:jc w:val="left"/>
+            </w:pPr>
+            <w:r>
+              <w:rPr>
+                <w:rFonts w:ascii="Arial" w:cs="Arial" w:eastAsia="Arial" w:hAnsi="Arial"/>
+                <w:b w:val="false"/>
+                <w:bCs w:val="false"/>
+                <w:i w:val="false"/>
+                <w:iCs w:val="false"/>
+                <w:color w:val="000000"/>
+                <w:sz w:val="18"/>
+                <w:szCs w:val="18"/>
+              </w:rPr>
+              <w:t xml:space="preserve">Learners will be able to: trace and label the pathway of a ugali and sukuma wiki meal through a diagram of the human digestive system; describe what happens to food physically at each organ; distinguish between mechanical and chemical digestion; annotate a diagram using evidence from the food tests completed in Lesson 3; and collaborate in groups to construct a sequenced physical journey model.</w:t>
             </w:r>
           </w:p>
         </w:tc>
@@ -12278,21 +12278,21 @@
           </w:tcPr>
           <w:p>
             <w:pPr>
-              <w:spacing w:after="60" w:before="0"/>
-              <w:jc w:val="left"/>
-            </w:pPr>
-            <w:r>
-              <w:rPr>
-                <w:rFonts w:ascii="Arial" w:cs="Arial" w:eastAsia="Arial" w:hAnsi="Arial"/>
-                <w:b w:val="false"/>
-                <w:bCs w:val="false"/>
-                <w:i w:val="false"/>
-                <w:iCs w:val="false"/>
-                <w:color w:val="000000"/>
-                <w:sz w:val="18"/>
-                <w:szCs w:val="18"/>
-              </w:rPr>
-              <w:t xml:space="preserve"/>
+              <w:spacing w:after="40" w:before="0"/>
+              <w:jc w:val="left"/>
+            </w:pPr>
+            <w:r>
+              <w:rPr>
+                <w:rFonts w:ascii="Arial" w:cs="Arial" w:eastAsia="Arial" w:hAnsi="Arial"/>
+                <w:b w:val="false"/>
+                <w:bCs w:val="false"/>
+                <w:i w:val="false"/>
+                <w:iCs w:val="false"/>
+                <w:color w:val="000000"/>
+                <w:sz w:val="18"/>
+                <w:szCs w:val="18"/>
+              </w:rPr>
+              <w:t xml:space="preserve">Learners will appreciate the complexity and coordination of body systems, develop curiosity about internal body processes, and begin to connect the structure of the digestive system to the real-life health consequences observed in the anchoring phenomenon.</w:t>
             </w:r>
           </w:p>
         </w:tc>
@@ -12344,21 +12344,21 @@
           </w:tcPr>
           <w:p>
             <w:pPr>
-              <w:spacing w:after="60" w:before="0"/>
-              <w:jc w:val="left"/>
-            </w:pPr>
-            <w:r>
-              <w:rPr>
-                <w:rFonts w:ascii="Arial" w:cs="Arial" w:eastAsia="Arial" w:hAnsi="Arial"/>
-                <w:b w:val="false"/>
-                <w:bCs w:val="false"/>
-                <w:i w:val="false"/>
-                <w:iCs w:val="false"/>
-                <w:color w:val="000000"/>
-                <w:sz w:val="18"/>
-                <w:szCs w:val="18"/>
-              </w:rPr>
-              <w:t xml:space="preserve"/>
+              <w:spacing w:after="40" w:before="0"/>
+              <w:jc w:val="left"/>
+            </w:pPr>
+            <w:r>
+              <w:rPr>
+                <w:rFonts w:ascii="Arial" w:cs="Arial" w:eastAsia="Arial" w:hAnsi="Arial"/>
+                <w:b w:val="false"/>
+                <w:bCs w:val="false"/>
+                <w:i w:val="false"/>
+                <w:iCs w:val="false"/>
+                <w:color w:val="000000"/>
+                <w:sz w:val="18"/>
+                <w:szCs w:val="18"/>
+              </w:rPr>
+              <w:t xml:space="preserve">How does the human digestive system process food to make nutrients available to body cells?</w:t>
             </w:r>
           </w:p>
         </w:tc>
@@ -12410,21 +12410,21 @@
           </w:tcPr>
           <w:p>
             <w:pPr>
-              <w:spacing w:after="60" w:before="0"/>
-              <w:jc w:val="left"/>
-            </w:pPr>
-            <w:r>
-              <w:rPr>
-                <w:rFonts w:ascii="Arial" w:cs="Arial" w:eastAsia="Arial" w:hAnsi="Arial"/>
-                <w:b w:val="false"/>
-                <w:bCs w:val="false"/>
-                <w:i w:val="false"/>
-                <w:iCs w:val="false"/>
-                <w:color w:val="000000"/>
-                <w:sz w:val="18"/>
-                <w:szCs w:val="18"/>
-              </w:rPr>
-              <w:t xml:space="preserve"/>
+              <w:spacing w:after="40" w:before="0"/>
+              <w:jc w:val="left"/>
+            </w:pPr>
+            <w:r>
+              <w:rPr>
+                <w:rFonts w:ascii="Arial" w:cs="Arial" w:eastAsia="Arial" w:hAnsi="Arial"/>
+                <w:b w:val="false"/>
+                <w:bCs w:val="false"/>
+                <w:i w:val="false"/>
+                <w:iCs w:val="false"/>
+                <w:color w:val="000000"/>
+                <w:sz w:val="18"/>
+                <w:szCs w:val="18"/>
+              </w:rPr>
+              <w:t xml:space="preserve">In Lessons 1 to 3, learners established WHAT is in food and WHY variety matters. Lesson 4 now opens the next investigation: HOW does the body actually deal with food once it is eaten? Learners begin to trace the physical journey of a ugali and sukuma wiki meal through the digestive system, establishing the structural map that Lessons 5 and 6 will fill with chemical and absorption detail. This lesson is the structural foundation — learners cannot understand where enzymes act (Lesson 5) or where absorption occurs (Lesson 6) without first knowing the organs and the sequence of mechanical events. The connection back to the phenomenon is explicit: both children eat food, but the body must first dismantle food physically before nutrients can be extracted — understanding this process reveals why the TYPES of food matter so much.</w:t>
             </w:r>
           </w:p>
         </w:tc>
@@ -12474,25 +12474,7 @@
             </w:tcMar>
             <w:vAlign w:val="top"/>
           </w:tcPr>
-          <w:p>
-            <w:pPr>
-              <w:spacing w:after="60" w:before="0"/>
-              <w:jc w:val="left"/>
-            </w:pPr>
-            <w:r>
-              <w:rPr>
-                <w:rFonts w:ascii="Arial" w:cs="Arial" w:eastAsia="Arial" w:hAnsi="Arial"/>
-                <w:b w:val="false"/>
-                <w:bCs w:val="false"/>
-                <w:i w:val="false"/>
-                <w:iCs w:val="false"/>
-                <w:color w:val="000000"/>
-                <w:sz w:val="18"/>
-                <w:szCs w:val="18"/>
-              </w:rPr>
-              <w:t xml:space="preserve"/>
-            </w:r>
-          </w:p>
+          <w:p/>
         </w:tc>
       </w:tr>
     </w:tbl>
@@ -12569,21 +12551,21 @@
           </w:tcPr>
           <w:p>
             <w:pPr>
-              <w:spacing w:after="60" w:before="0"/>
-              <w:jc w:val="left"/>
-            </w:pPr>
-            <w:r>
-              <w:rPr>
-                <w:rFonts w:ascii="Arial" w:cs="Arial" w:eastAsia="Arial" w:hAnsi="Arial"/>
-                <w:b w:val="false"/>
-                <w:bCs w:val="false"/>
-                <w:i w:val="false"/>
-                <w:iCs w:val="false"/>
-                <w:color w:val="000000"/>
-                <w:sz w:val="18"/>
-                <w:szCs w:val="18"/>
-              </w:rPr>
-              <w:t xml:space="preserve"/>
+              <w:spacing w:after="40" w:before="0"/>
+              <w:jc w:val="left"/>
+            </w:pPr>
+            <w:r>
+              <w:rPr>
+                <w:rFonts w:ascii="Arial" w:cs="Arial" w:eastAsia="Arial" w:hAnsi="Arial"/>
+                <w:b w:val="false"/>
+                <w:bCs w:val="false"/>
+                <w:i w:val="false"/>
+                <w:iCs w:val="false"/>
+                <w:color w:val="000000"/>
+                <w:sz w:val="18"/>
+                <w:szCs w:val="18"/>
+              </w:rPr>
+              <w:t xml:space="preserve">Learners begin by revisiting the evidence from Lesson 3 food tests and making a prediction about what the body must do with food after it is swallowed. Using a large labelled diagram of the human digestive system, a guided physical journey narration of a ugali and sukuma wiki meal, short video or animation support, and a group sequencing activity, learners identify and describe the organs and mechanical processes of digestion. The lesson closes with learners annotating their own digestive system diagrams and updating their Driving Question Board with new structural evidence about why processing food — not just eating it — determines health outcomes.</w:t>
             </w:r>
           </w:p>
         </w:tc>
@@ -12894,21 +12876,21 @@
           </w:tcPr>
           <w:p>
             <w:pPr>
-              <w:spacing w:after="60" w:before="0"/>
-              <w:jc w:val="left"/>
-            </w:pPr>
-            <w:r>
-              <w:rPr>
-                <w:rFonts w:ascii="Arial" w:cs="Arial" w:eastAsia="Arial" w:hAnsi="Arial"/>
-                <w:b w:val="false"/>
-                <w:bCs w:val="false"/>
-                <w:i w:val="false"/>
-                <w:iCs w:val="false"/>
-                <w:color w:val="000000"/>
-                <w:sz w:val="18"/>
-                <w:szCs w:val="18"/>
-              </w:rPr>
-              <w:t xml:space="preserve"/>
+              <w:spacing w:after="40" w:before="0"/>
+              <w:jc w:val="left"/>
+            </w:pPr>
+            <w:r>
+              <w:rPr>
+                <w:rFonts w:ascii="Arial" w:cs="Arial" w:eastAsia="Arial" w:hAnsi="Arial"/>
+                <w:b w:val="false"/>
+                <w:bCs w:val="false"/>
+                <w:i w:val="false"/>
+                <w:iCs w:val="false"/>
+                <w:color w:val="000000"/>
+                <w:sz w:val="18"/>
+                <w:szCs w:val="18"/>
+              </w:rPr>
+              <w:t xml:space="preserve">Learners are asked to recall the food test results from Lesson 3. The teacher displays a summary table on the board showing: ugali contains starch; beans contain protein; cooking oil contains lipid. The teacher then asks: 'You have now proven chemically what is inside a plate of ugali, sukuma wiki, and beans. But here is the puzzle — just because starch, protein, and lipid are inside the food does not mean your cells can use them. What do you think the body has to do to food before those nutrients can actually reach your blood and your cells?' Learners write a one-sentence prediction in their notebooks individually first (1 minute), then share with a partner (1 minute), then selected pairs share with the class. The teacher scribes 3 to 4 responses on the board under the heading: 'Our predictions about what the body does to food.' Typical responses expected include: break it down, melt it, digest it, mix it with water, cut it into smaller pieces. The teacher validates all responses and frames the lesson: 'Today we are going to find out how the body begins that process — starting with the physical journey and the physical breakdown of food. We call this mechanical digestion.'</w:t>
             </w:r>
           </w:p>
         </w:tc>
@@ -12944,7 +12926,7 @@
             <w:pPr>
               <w:spacing w:after="20" w:before="0"/>
             </w:pPr>
-            <w:hyperlink w:history="1" r:id="rIdxjyrwdlvovci7udsd1n3j">
+            <w:hyperlink w:history="1" r:id="rIddssxtptal0i1x4xly61qm">
               <w:r>
                 <w:rPr>
                   <w:rFonts w:ascii="Arial" w:cs="Arial" w:eastAsia="Arial" w:hAnsi="Arial"/>
@@ -12953,7 +12935,7 @@
                   <w:szCs w:val="16"/>
                   <w:u w:val="single" w:color="2E75B6"/>
                 </w:rPr>
-                <w:t xml:space="preserve">Genetics vocabulary</w:t>
+                <w:t xml:space="preserve">Digestive System Structure and Function - Overview</w:t>
               </w:r>
             </w:hyperlink>
           </w:p>
@@ -12969,7 +12951,7 @@
                 <w:sz w:val="14"/>
                 <w:szCs w:val="14"/>
               </w:rPr>
-              <w:t xml:space="preserve">Source: Khan Academy (English - US curriculum)</w:t>
+              <w:t xml:space="preserve">Source: CK-12</w:t>
             </w:r>
           </w:p>
           <w:p>
@@ -12977,7 +12959,7 @@
               <w:spacing w:after="10" w:before="0"/>
               <w:ind w:left="120"/>
             </w:pPr>
-            <w:hyperlink w:history="1" r:id="rIdssyzcar1bfkw_achkzqne">
+            <w:hyperlink w:history="1" r:id="rId7orv3g346fwgjsdhjomuh">
               <w:r>
                 <w:rPr>
                   <w:rFonts w:ascii="Arial" w:cs="Arial" w:eastAsia="Arial" w:hAnsi="Arial"/>
@@ -13022,7 +13004,7 @@
             <w:pPr>
               <w:spacing w:after="20" w:before="0"/>
             </w:pPr>
-            <w:hyperlink w:history="1" r:id="rIdrzmhrk5tsokac98wxsu1z">
+            <w:hyperlink w:history="1" r:id="rIdxg1-ygwnvnrxi2pbsrfyj">
               <w:r>
                 <w:rPr>
                   <w:rFonts w:ascii="Arial" w:cs="Arial" w:eastAsia="Arial" w:hAnsi="Arial"/>
@@ -13031,7 +13013,7 @@
                   <w:szCs w:val="16"/>
                   <w:u w:val="single" w:color="2E75B6"/>
                 </w:rPr>
-                <w:t xml:space="preserve">Build the complementary DNA strand! (PLIX)</w:t>
+                <w:t xml:space="preserve">Enzymes in the Digestive System (Flexbook)</w:t>
               </w:r>
             </w:hyperlink>
           </w:p>
@@ -13055,7 +13037,7 @@
               <w:spacing w:after="10" w:before="0"/>
               <w:ind w:left="120"/>
             </w:pPr>
-            <w:hyperlink w:history="1" r:id="rIdkt8qnkwhatsrfpszniecf">
+            <w:hyperlink w:history="1" r:id="rIdz7c6txh7jovliw8pnhld2">
               <w:r>
                 <w:rPr>
                   <w:rFonts w:ascii="Arial" w:cs="Arial" w:eastAsia="Arial" w:hAnsi="Arial"/>
@@ -13083,21 +13065,21 @@
           </w:tcPr>
           <w:p>
             <w:pPr>
-              <w:spacing w:after="60" w:before="0"/>
-              <w:jc w:val="left"/>
-            </w:pPr>
-            <w:r>
-              <w:rPr>
-                <w:rFonts w:ascii="Arial" w:cs="Arial" w:eastAsia="Arial" w:hAnsi="Arial"/>
-                <w:b w:val="false"/>
-                <w:bCs w:val="false"/>
-                <w:i w:val="false"/>
-                <w:iCs w:val="false"/>
-                <w:color w:val="000000"/>
-                <w:sz w:val="18"/>
-                <w:szCs w:val="18"/>
-              </w:rPr>
-              <w:t xml:space="preserve"/>
+              <w:spacing w:after="40" w:before="0"/>
+              <w:jc w:val="left"/>
+            </w:pPr>
+            <w:r>
+              <w:rPr>
+                <w:rFonts w:ascii="Arial" w:cs="Arial" w:eastAsia="Arial" w:hAnsi="Arial"/>
+                <w:b w:val="false"/>
+                <w:bCs w:val="false"/>
+                <w:i w:val="false"/>
+                <w:iCs w:val="false"/>
+                <w:color w:val="000000"/>
+                <w:sz w:val="18"/>
+                <w:szCs w:val="18"/>
+              </w:rPr>
+              <w:t xml:space="preserve">Display the Lesson 3 summary evidence table prominently. Pose the bridging question slowly and clearly: 'Just because nutrients are IN the food does not mean your cells can USE them — what must happen first?' WAIT TIME: Allow 60 seconds of silent individual thinking before asking learners to write. Do not accept shouted answers during this pause. Use cold-call with equity in mind: 'I would like to hear from someone who has not shared recently — Akinyi, what did you and your partner predict?' After 3 to 4 responses, say: 'All of these ideas are pointing in the same direction — the body must physically and chemically PROCESS food. Today we investigate the physical part. By the end of this lesson, you will be able to trace exactly what happens to a bite of ugali from the moment it enters your mouth.' Write learning target on board: 'I can trace the physical journey of food through the digestive system and describe mechanical digestion.'</w:t>
             </w:r>
           </w:p>
         </w:tc>
@@ -13115,21 +13097,21 @@
           </w:tcPr>
           <w:p>
             <w:pPr>
-              <w:spacing w:after="60" w:before="0"/>
-              <w:jc w:val="left"/>
-            </w:pPr>
-            <w:r>
-              <w:rPr>
-                <w:rFonts w:ascii="Arial" w:cs="Arial" w:eastAsia="Arial" w:hAnsi="Arial"/>
-                <w:b w:val="false"/>
-                <w:bCs w:val="false"/>
-                <w:i w:val="false"/>
-                <w:iCs w:val="false"/>
-                <w:color w:val="000000"/>
-                <w:sz w:val="18"/>
-                <w:szCs w:val="18"/>
-              </w:rPr>
-              <w:t xml:space="preserve"/>
+              <w:spacing w:after="40" w:before="0"/>
+              <w:jc w:val="left"/>
+            </w:pPr>
+            <w:r>
+              <w:rPr>
+                <w:rFonts w:ascii="Arial" w:cs="Arial" w:eastAsia="Arial" w:hAnsi="Arial"/>
+                <w:b w:val="false"/>
+                <w:bCs w:val="false"/>
+                <w:i w:val="false"/>
+                <w:iCs w:val="false"/>
+                <w:color w:val="000000"/>
+                <w:sz w:val="18"/>
+                <w:szCs w:val="18"/>
+              </w:rPr>
+              <w:t xml:space="preserve">Bridging from chemical evidence (Lesson 3) to structural function (Lesson 4) using a predict-then-investigate sequence. Activating prior knowledge through the phenomenon connection before introducing new content.</w:t>
             </w:r>
           </w:p>
         </w:tc>
@@ -13147,21 +13129,21 @@
           </w:tcPr>
           <w:p>
             <w:pPr>
-              <w:spacing w:after="60" w:before="0"/>
-              <w:jc w:val="left"/>
-            </w:pPr>
-            <w:r>
-              <w:rPr>
-                <w:rFonts w:ascii="Arial" w:cs="Arial" w:eastAsia="Arial" w:hAnsi="Arial"/>
-                <w:b w:val="false"/>
-                <w:bCs w:val="false"/>
-                <w:i w:val="false"/>
-                <w:iCs w:val="false"/>
-                <w:color w:val="000000"/>
-                <w:sz w:val="18"/>
-                <w:szCs w:val="18"/>
-              </w:rPr>
-              <w:t xml:space="preserve"/>
+              <w:spacing w:after="40" w:before="0"/>
+              <w:jc w:val="left"/>
+            </w:pPr>
+            <w:r>
+              <w:rPr>
+                <w:rFonts w:ascii="Arial" w:cs="Arial" w:eastAsia="Arial" w:hAnsi="Arial"/>
+                <w:b w:val="false"/>
+                <w:bCs w:val="false"/>
+                <w:i w:val="false"/>
+                <w:iCs w:val="false"/>
+                <w:color w:val="000000"/>
+                <w:sz w:val="18"/>
+                <w:szCs w:val="18"/>
+              </w:rPr>
+              <w:t xml:space="preserve">Teacher scans written predictions to check for prior knowledge and misconceptions. Key misconception to watch for: learners who believe food goes directly to blood without any processing. Note these learners for targeted questioning during the Observe Phase.</w:t>
             </w:r>
           </w:p>
         </w:tc>
@@ -13213,21 +13195,21 @@
           </w:tcPr>
           <w:p>
             <w:pPr>
-              <w:spacing w:after="60" w:before="0"/>
-              <w:jc w:val="left"/>
-            </w:pPr>
-            <w:r>
-              <w:rPr>
-                <w:rFonts w:ascii="Arial" w:cs="Arial" w:eastAsia="Arial" w:hAnsi="Arial"/>
-                <w:b w:val="false"/>
-                <w:bCs w:val="false"/>
-                <w:i w:val="false"/>
-                <w:iCs w:val="false"/>
-                <w:color w:val="000000"/>
-                <w:sz w:val="18"/>
-                <w:szCs w:val="18"/>
-              </w:rPr>
-              <w:t xml:space="preserve"/>
+              <w:spacing w:after="40" w:before="0"/>
+              <w:jc w:val="left"/>
+            </w:pPr>
+            <w:r>
+              <w:rPr>
+                <w:rFonts w:ascii="Arial" w:cs="Arial" w:eastAsia="Arial" w:hAnsi="Arial"/>
+                <w:b w:val="false"/>
+                <w:bCs w:val="false"/>
+                <w:i w:val="false"/>
+                <w:iCs w:val="false"/>
+                <w:color w:val="000000"/>
+                <w:sz w:val="18"/>
+                <w:szCs w:val="18"/>
+              </w:rPr>
+              <w:t xml:space="preserve">The teacher distributes a blank or partially labelled diagram of the human digestive system to each learner (or learners draw a simplified outline). The teacher narrates a step-by-step physical journey of a bite of ugali and sukuma wiki, pausing at each organ for learners to label and annotate. The narration is as follows — (1) Mouth: 'You pick up a bite of ugali and sukuma wiki and place it in your mouth. Your teeth begin to cut, grind, and crush the food — this physical breakdown is called mastication or chewing. Your tongue mixes the food. Saliva moistens it. The food is shaped into a soft ball called a bolus. Label the mouth and write: chewing forms bolus, increases surface area.' (2) Oesophagus: 'You swallow. The bolus travels down the oesophagus — a muscular tube about 25 cm long. The muscles in the wall contract and relax in waves to push the bolus downward. This wave-like movement is called peristalsis. Label the oesophagus and write: peristalsis moves bolus downward.' (3) Stomach: 'The bolus reaches the stomach — a J-shaped muscular sac. The stomach walls churn and squeeze the food, mixing it with gastric juices. This physical churning continues the mechanical breakdown. After churning, the food becomes a thick liquid called chyme. Label the stomach and write: churning produces chyme.' (4) Small intestine, large intestine, liver, pancreas: 'The chyme moves into the small intestine — a coiled tube about 6 to 7 metres long in an adult. The liver, stored up here, produces a substance called bile. The pancreas lies behind the stomach and produces important secretions. Both send their products into the small intestine. Label all four structures. We will investigate what bile and pancreatic juice do in Lessons 5 and 6.' (5) Large intestine and rectum: 'What is not absorbed continues into the large intestine — about 1.5 metres long — and eventually leaves the body through the rectum and anus as faeces. Label these.' After narration, learners compare their diagrams with a partner and check labelling. If available, a 3 to 4 minute video animation of mechanical digestion (BBC or CK-12) is shown for visual reinforcement.</w:t>
             </w:r>
           </w:p>
         </w:tc>
@@ -13263,7 +13245,7 @@
             <w:pPr>
               <w:spacing w:after="20" w:before="0"/>
             </w:pPr>
-            <w:hyperlink w:history="1" r:id="rIdhwkb7c-b1hu_lgfkekb6h">
+            <w:hyperlink w:history="1" r:id="rIdklvh0qc10a07rm0ylvoul">
               <w:r>
                 <w:rPr>
                   <w:rFonts w:ascii="Arial" w:cs="Arial" w:eastAsia="Arial" w:hAnsi="Arial"/>
@@ -13272,7 +13254,7 @@
                   <w:szCs w:val="16"/>
                   <w:u w:val="single" w:color="2E75B6"/>
                 </w:rPr>
-                <w:t xml:space="preserve">Genetics vocabulary</w:t>
+                <w:t xml:space="preserve">Digestive System Structure and Function - Overview</w:t>
               </w:r>
             </w:hyperlink>
           </w:p>
@@ -13288,7 +13270,7 @@
                 <w:sz w:val="14"/>
                 <w:szCs w:val="14"/>
               </w:rPr>
-              <w:t xml:space="preserve">Source: Khan Academy (English - US curriculum)</w:t>
+              <w:t xml:space="preserve">Source: CK-12</w:t>
             </w:r>
           </w:p>
           <w:p>
@@ -13296,7 +13278,7 @@
               <w:spacing w:after="10" w:before="0"/>
               <w:ind w:left="120"/>
             </w:pPr>
-            <w:hyperlink w:history="1" r:id="rIdi48jbbfwqjluvqyncm--i">
+            <w:hyperlink w:history="1" r:id="rIdtllsniy9kivww9klx0f8c">
               <w:r>
                 <w:rPr>
                   <w:rFonts w:ascii="Arial" w:cs="Arial" w:eastAsia="Arial" w:hAnsi="Arial"/>
@@ -13341,7 +13323,7 @@
             <w:pPr>
               <w:spacing w:after="20" w:before="0"/>
             </w:pPr>
-            <w:hyperlink w:history="1" r:id="rIdvyw3dnsreapm6wu9cy6ty">
+            <w:hyperlink w:history="1" r:id="rIdh3xdgrekiuwrglxz8xohv">
               <w:r>
                 <w:rPr>
                   <w:rFonts w:ascii="Arial" w:cs="Arial" w:eastAsia="Arial" w:hAnsi="Arial"/>
@@ -13350,7 +13332,7 @@
                   <w:szCs w:val="16"/>
                   <w:u w:val="single" w:color="2E75B6"/>
                 </w:rPr>
-                <w:t xml:space="preserve">Build the complementary DNA strand! (PLIX)</w:t>
+                <w:t xml:space="preserve">Enzymes in the Digestive System (Flexbook)</w:t>
               </w:r>
             </w:hyperlink>
           </w:p>
@@ -13374,7 +13356,7 @@
               <w:spacing w:after="10" w:before="0"/>
               <w:ind w:left="120"/>
             </w:pPr>
-            <w:hyperlink w:history="1" r:id="rIdwgzgpl8b9gglplrsdiomp">
+            <w:hyperlink w:history="1" r:id="rIdle5dl0ieoa6swa20pqfn6">
               <w:r>
                 <w:rPr>
                   <w:rFonts w:ascii="Arial" w:cs="Arial" w:eastAsia="Arial" w:hAnsi="Arial"/>
@@ -13402,21 +13384,21 @@
           </w:tcPr>
           <w:p>
             <w:pPr>
-              <w:spacing w:after="60" w:before="0"/>
-              <w:jc w:val="left"/>
-            </w:pPr>
-            <w:r>
-              <w:rPr>
-                <w:rFonts w:ascii="Arial" w:cs="Arial" w:eastAsia="Arial" w:hAnsi="Arial"/>
-                <w:b w:val="false"/>
-                <w:bCs w:val="false"/>
-                <w:i w:val="false"/>
-                <w:iCs w:val="false"/>
-                <w:color w:val="000000"/>
-                <w:sz w:val="18"/>
-                <w:szCs w:val="18"/>
-              </w:rPr>
-              <w:t xml:space="preserve"/>
+              <w:spacing w:after="40" w:before="0"/>
+              <w:jc w:val="left"/>
+            </w:pPr>
+            <w:r>
+              <w:rPr>
+                <w:rFonts w:ascii="Arial" w:cs="Arial" w:eastAsia="Arial" w:hAnsi="Arial"/>
+                <w:b w:val="false"/>
+                <w:bCs w:val="false"/>
+                <w:i w:val="false"/>
+                <w:iCs w:val="false"/>
+                <w:color w:val="000000"/>
+                <w:sz w:val="18"/>
+                <w:szCs w:val="18"/>
+              </w:rPr>
+              <w:t xml:space="preserve">Narrate slowly, pausing after each organ. Point to your own body as you narrate: 'I am pointing to where my mouth is — label it. I am running my hand down my throat — this is the oesophagus.' Use a large wall poster or projected diagram for learners to follow. WAIT TIME: After each organ narration, say: 'Label that organ and write the one key process beside it. You have 30 seconds.' Walk the room during the 30-second pause to see what learners are writing. Probe with questions: 'Omondi, what is the difference between what the mouth does and what the stomach does to food? Both are mechanical — but are they the same kind of mechanical action?' WAIT TIME: 15 seconds. Key teacher question: 'Why do you think it matters that chewing breaks food into smaller pieces before it reaches the stomach? Think about what our food tests showed us about what is inside that ugali.' WAIT TIME: 20 seconds, then take 2 responses. Connect explicitly to phenomenon: 'Both children in our Kericho story swallow food. Their digestive systems begin the same physical process. So the physical structure alone cannot explain the difference in health outcomes — but it is the first step we must understand before we can explain what comes next.'</w:t>
             </w:r>
           </w:p>
         </w:tc>
@@ -13434,21 +13416,21 @@
           </w:tcPr>
           <w:p>
             <w:pPr>
-              <w:spacing w:after="60" w:before="0"/>
-              <w:jc w:val="left"/>
-            </w:pPr>
-            <w:r>
-              <w:rPr>
-                <w:rFonts w:ascii="Arial" w:cs="Arial" w:eastAsia="Arial" w:hAnsi="Arial"/>
-                <w:b w:val="false"/>
-                <w:bCs w:val="false"/>
-                <w:i w:val="false"/>
-                <w:iCs w:val="false"/>
-                <w:color w:val="000000"/>
-                <w:sz w:val="18"/>
-                <w:szCs w:val="18"/>
-              </w:rPr>
-              <w:t xml:space="preserve"/>
+              <w:spacing w:after="40" w:before="0"/>
+              <w:jc w:val="left"/>
+            </w:pPr>
+            <w:r>
+              <w:rPr>
+                <w:rFonts w:ascii="Arial" w:cs="Arial" w:eastAsia="Arial" w:hAnsi="Arial"/>
+                <w:b w:val="false"/>
+                <w:bCs w:val="false"/>
+                <w:i w:val="false"/>
+                <w:iCs w:val="false"/>
+                <w:color w:val="000000"/>
+                <w:sz w:val="18"/>
+                <w:szCs w:val="18"/>
+              </w:rPr>
+              <w:t xml:space="preserve">Teacher-narrated physical journey with simultaneous diagram annotation — a multi-modal observe strategy. Learners construct their own labelled diagram while processing spoken information, creating a personal reference resource. Organ-by-organ sequencing reinforces the concept of a one-way digestive pathway.</w:t>
             </w:r>
           </w:p>
         </w:tc>
@@ -13466,21 +13448,21 @@
           </w:tcPr>
           <w:p>
             <w:pPr>
-              <w:spacing w:after="60" w:before="0"/>
-              <w:jc w:val="left"/>
-            </w:pPr>
-            <w:r>
-              <w:rPr>
-                <w:rFonts w:ascii="Arial" w:cs="Arial" w:eastAsia="Arial" w:hAnsi="Arial"/>
-                <w:b w:val="false"/>
-                <w:bCs w:val="false"/>
-                <w:i w:val="false"/>
-                <w:iCs w:val="false"/>
-                <w:color w:val="000000"/>
-                <w:sz w:val="18"/>
-                <w:szCs w:val="18"/>
-              </w:rPr>
-              <w:t xml:space="preserve"/>
+              <w:spacing w:after="40" w:before="0"/>
+              <w:jc w:val="left"/>
+            </w:pPr>
+            <w:r>
+              <w:rPr>
+                <w:rFonts w:ascii="Arial" w:cs="Arial" w:eastAsia="Arial" w:hAnsi="Arial"/>
+                <w:b w:val="false"/>
+                <w:bCs w:val="false"/>
+                <w:i w:val="false"/>
+                <w:iCs w:val="false"/>
+                <w:color w:val="000000"/>
+                <w:sz w:val="18"/>
+                <w:szCs w:val="18"/>
+              </w:rPr>
+              <w:t xml:space="preserve">Teacher circulates during the 30-second annotation pauses and checks: (1) Are organs in the correct sequence? (2) Are mechanical processes correctly assigned to organs — chewing to mouth, churning to stomach, peristalsis to oesophagus? (3) Are learners distinguishing mechanical from chemical digestion? Quick verbal check: 'Raise your hand if you can name what the food is called after the stomach churns it.' Target: at least 80 percent of learners respond with 'chyme'.</w:t>
             </w:r>
           </w:p>
         </w:tc>
@@ -13532,21 +13514,21 @@
           </w:tcPr>
           <w:p>
             <w:pPr>
-              <w:spacing w:after="60" w:before="0"/>
-              <w:jc w:val="left"/>
-            </w:pPr>
-            <w:r>
-              <w:rPr>
-                <w:rFonts w:ascii="Arial" w:cs="Arial" w:eastAsia="Arial" w:hAnsi="Arial"/>
-                <w:b w:val="false"/>
-                <w:bCs w:val="false"/>
-                <w:i w:val="false"/>
-                <w:iCs w:val="false"/>
-                <w:color w:val="000000"/>
-                <w:sz w:val="18"/>
-                <w:szCs w:val="18"/>
-              </w:rPr>
-              <w:t xml:space="preserve"/>
+              <w:spacing w:after="40" w:before="0"/>
+              <w:jc w:val="left"/>
+            </w:pPr>
+            <w:r>
+              <w:rPr>
+                <w:rFonts w:ascii="Arial" w:cs="Arial" w:eastAsia="Arial" w:hAnsi="Arial"/>
+                <w:b w:val="false"/>
+                <w:bCs w:val="false"/>
+                <w:i w:val="false"/>
+                <w:iCs w:val="false"/>
+                <w:color w:val="000000"/>
+                <w:sz w:val="18"/>
+                <w:szCs w:val="18"/>
+              </w:rPr>
+              <w:t xml:space="preserve">Learners work in groups of 4 to 5 to complete a Sequencing and Explanation Task. Each group receives a set of 8 cut-out cards (prepared by the teacher). Each card has either an organ name, a mechanical process, or a food-state descriptor (bolus, chyme, faeces, ingested food). Groups must arrange the cards in the correct sequence of the digestive journey AND match each organ to its mechanical role. Groups then answer two discussion questions in their notebooks: (1) 'In what way does mechanical digestion prepare food for the next step? Use the idea of surface area in your answer.' (2) 'The child in Kericho who eats large amounts of ugali — does his digestive system physically process the ugali he eats? What does this tell us about whether physical digestion alone explains his health problems?' Groups share answers to question 2 with the class. The teacher facilitates a whole-class discussion using the anchor phenomenon to redirect thinking: 'If mechanical digestion works the same in both children, what must be different between them? Where in the story does the difference in health outcomes come from?' Learners are guided to articulate: 'The food being eaten is different — one child has mostly starch, the other has varied nutrients — and even though both bodies process food mechanically, the TYPES of nutrients available after processing are different.' This sets up Lesson 5 on chemical digestion and Lesson 6 on absorption.</w:t>
             </w:r>
           </w:p>
         </w:tc>
@@ -13582,7 +13564,7 @@
             <w:pPr>
               <w:spacing w:after="20" w:before="0"/>
             </w:pPr>
-            <w:hyperlink w:history="1" r:id="rIdpl2f-lleqc-ysvyaxqjuh">
+            <w:hyperlink w:history="1" r:id="rIdxtkpzkhawvou83_ghsji3">
               <w:r>
                 <w:rPr>
                   <w:rFonts w:ascii="Arial" w:cs="Arial" w:eastAsia="Arial" w:hAnsi="Arial"/>
@@ -13591,7 +13573,7 @@
                   <w:szCs w:val="16"/>
                   <w:u w:val="single" w:color="2E75B6"/>
                 </w:rPr>
-                <w:t xml:space="preserve">Genetics vocabulary</w:t>
+                <w:t xml:space="preserve">Digestive System Structure and Function - Overview</w:t>
               </w:r>
             </w:hyperlink>
           </w:p>
@@ -13607,7 +13589,7 @@
                 <w:sz w:val="14"/>
                 <w:szCs w:val="14"/>
               </w:rPr>
-              <w:t xml:space="preserve">Source: Khan Academy (English - US curriculum)</w:t>
+              <w:t xml:space="preserve">Source: CK-12</w:t>
             </w:r>
           </w:p>
           <w:p>
@@ -13615,7 +13597,7 @@
               <w:spacing w:after="10" w:before="0"/>
               <w:ind w:left="120"/>
             </w:pPr>
-            <w:hyperlink w:history="1" r:id="rIdwdaoxyqelay0sni8oztmg">
+            <w:hyperlink w:history="1" r:id="rIdpevbhdgpepupsuo2msegl">
               <w:r>
                 <w:rPr>
                   <w:rFonts w:ascii="Arial" w:cs="Arial" w:eastAsia="Arial" w:hAnsi="Arial"/>
@@ -13660,7 +13642,7 @@
             <w:pPr>
               <w:spacing w:after="20" w:before="0"/>
             </w:pPr>
-            <w:hyperlink w:history="1" r:id="rId1cqq5srdtf1p79dfqbw3e">
+            <w:hyperlink w:history="1" r:id="rIdgwmiiglbe5ymqe6npfjdn">
               <w:r>
                 <w:rPr>
                   <w:rFonts w:ascii="Arial" w:cs="Arial" w:eastAsia="Arial" w:hAnsi="Arial"/>
@@ -13669,7 +13651,7 @@
                   <w:szCs w:val="16"/>
                   <w:u w:val="single" w:color="2E75B6"/>
                 </w:rPr>
-                <w:t xml:space="preserve">Build the complementary DNA strand! (PLIX)</w:t>
+                <w:t xml:space="preserve">Enzymes in the Digestive System (Flexbook)</w:t>
               </w:r>
             </w:hyperlink>
           </w:p>
@@ -13693,7 +13675,7 @@
               <w:spacing w:after="10" w:before="0"/>
               <w:ind w:left="120"/>
             </w:pPr>
-            <w:hyperlink w:history="1" r:id="rIdielhvw03cuwkr0to5jstp">
+            <w:hyperlink w:history="1" r:id="rIdcvrhx1kjkfr2yn0y4uy5t">
               <w:r>
                 <w:rPr>
                   <w:rFonts w:ascii="Arial" w:cs="Arial" w:eastAsia="Arial" w:hAnsi="Arial"/>
@@ -13721,21 +13703,21 @@
           </w:tcPr>
           <w:p>
             <w:pPr>
-              <w:spacing w:after="60" w:before="0"/>
-              <w:jc w:val="left"/>
-            </w:pPr>
-            <w:r>
-              <w:rPr>
-                <w:rFonts w:ascii="Arial" w:cs="Arial" w:eastAsia="Arial" w:hAnsi="Arial"/>
-                <w:b w:val="false"/>
-                <w:bCs w:val="false"/>
-                <w:i w:val="false"/>
-                <w:iCs w:val="false"/>
-                <w:color w:val="000000"/>
-                <w:sz w:val="18"/>
-                <w:szCs w:val="18"/>
-              </w:rPr>
-              <w:t xml:space="preserve"/>
+              <w:spacing w:after="40" w:before="0"/>
+              <w:jc w:val="left"/>
+            </w:pPr>
+            <w:r>
+              <w:rPr>
+                <w:rFonts w:ascii="Arial" w:cs="Arial" w:eastAsia="Arial" w:hAnsi="Arial"/>
+                <w:b w:val="false"/>
+                <w:bCs w:val="false"/>
+                <w:i w:val="false"/>
+                <w:iCs w:val="false"/>
+                <w:color w:val="000000"/>
+                <w:sz w:val="18"/>
+                <w:szCs w:val="18"/>
+              </w:rPr>
+              <w:t xml:space="preserve">Distribute card sets before groups begin. Say: 'Before you arrange the cards, each person in your group should predict the sequence silently for 30 seconds — then discuss together.' WAIT TIME: 30 seconds silent prediction, then group discussion begins. Circulate and listen to group reasoning. Challenge groups that finish early: 'Can you add to one of the organ cards what the food looks like BEFORE entering that organ and AFTER leaving it? For example, before the stomach: bolus. After the stomach: chyme. Do the same for the mouth and large intestine.' For question 2, pose it to the class after groups have written answers: 'Who would like to share their group thinking on question 2 — the child in Kericho?' WAIT TIME: 10 seconds. After one group shares, ask a second group: 'Do you agree, or does your group have a different idea?' Use the responses to deliver the key insight: 'Mechanical digestion is the same physical process in both children. The difference is not HOW the body processes food — it is WHAT is in the food being processed. This is why our food test evidence from Lesson 3 matters so much. We now need to find out what happens after mechanical digestion — that is our next two lessons.' Write on the board: 'Mechanical digestion is not enough to explain the health difference — we need to investigate chemical digestion and absorption next.'</w:t>
             </w:r>
           </w:p>
         </w:tc>
@@ -13753,21 +13735,21 @@
           </w:tcPr>
           <w:p>
             <w:pPr>
-              <w:spacing w:after="60" w:before="0"/>
-              <w:jc w:val="left"/>
-            </w:pPr>
-            <w:r>
-              <w:rPr>
-                <w:rFonts w:ascii="Arial" w:cs="Arial" w:eastAsia="Arial" w:hAnsi="Arial"/>
-                <w:b w:val="false"/>
-                <w:bCs w:val="false"/>
-                <w:i w:val="false"/>
-                <w:iCs w:val="false"/>
-                <w:color w:val="000000"/>
-                <w:sz w:val="18"/>
-                <w:szCs w:val="18"/>
-              </w:rPr>
-              <w:t xml:space="preserve"/>
+              <w:spacing w:after="40" w:before="0"/>
+              <w:jc w:val="left"/>
+            </w:pPr>
+            <w:r>
+              <w:rPr>
+                <w:rFonts w:ascii="Arial" w:cs="Arial" w:eastAsia="Arial" w:hAnsi="Arial"/>
+                <w:b w:val="false"/>
+                <w:bCs w:val="false"/>
+                <w:i w:val="false"/>
+                <w:iCs w:val="false"/>
+                <w:color w:val="000000"/>
+                <w:sz w:val="18"/>
+                <w:szCs w:val="18"/>
+              </w:rPr>
+              <w:t xml:space="preserve">Card sequencing as a concrete embodiment of the digestive pathway, followed by phenomenon-linked written discussion to push from structural description to explanatory reasoning. The teacher deliberately leaves the full explanation incomplete to create intellectual need for Lessons 5 and 6.</w:t>
             </w:r>
           </w:p>
         </w:tc>
@@ -13785,21 +13767,21 @@
           </w:tcPr>
           <w:p>
             <w:pPr>
-              <w:spacing w:after="60" w:before="0"/>
-              <w:jc w:val="left"/>
-            </w:pPr>
-            <w:r>
-              <w:rPr>
-                <w:rFonts w:ascii="Arial" w:cs="Arial" w:eastAsia="Arial" w:hAnsi="Arial"/>
-                <w:b w:val="false"/>
-                <w:bCs w:val="false"/>
-                <w:i w:val="false"/>
-                <w:iCs w:val="false"/>
-                <w:color w:val="000000"/>
-                <w:sz w:val="18"/>
-                <w:szCs w:val="18"/>
-              </w:rPr>
-              <w:t xml:space="preserve"/>
+              <w:spacing w:after="40" w:before="0"/>
+              <w:jc w:val="left"/>
+            </w:pPr>
+            <w:r>
+              <w:rPr>
+                <w:rFonts w:ascii="Arial" w:cs="Arial" w:eastAsia="Arial" w:hAnsi="Arial"/>
+                <w:b w:val="false"/>
+                <w:bCs w:val="false"/>
+                <w:i w:val="false"/>
+                <w:iCs w:val="false"/>
+                <w:color w:val="000000"/>
+                <w:sz w:val="18"/>
+                <w:szCs w:val="18"/>
+              </w:rPr>
+              <w:t xml:space="preserve">Check group card sequences: common error is placing the liver or pancreas as organs food passes THROUGH rather than accessory organs that DELIVER secretions INTO the small intestine. Address this directly: 'Food does not travel through the liver. What does the liver do instead — where does its product go?' Evaluate written answers to question 2 for evidence of connecting mechanical digestion to the phenomenon. Look for learners who can articulate that mechanical processing alone does not determine health — the nutrient composition of the food matters.</w:t>
             </w:r>
           </w:p>
         </w:tc>
@@ -13851,21 +13833,21 @@
           </w:tcPr>
           <w:p>
             <w:pPr>
-              <w:spacing w:after="60" w:before="0"/>
-              <w:jc w:val="left"/>
-            </w:pPr>
-            <w:r>
-              <w:rPr>
-                <w:rFonts w:ascii="Arial" w:cs="Arial" w:eastAsia="Arial" w:hAnsi="Arial"/>
-                <w:b w:val="false"/>
-                <w:bCs w:val="false"/>
-                <w:i w:val="false"/>
-                <w:iCs w:val="false"/>
-                <w:color w:val="000000"/>
-                <w:sz w:val="18"/>
-                <w:szCs w:val="18"/>
-              </w:rPr>
-              <w:t xml:space="preserve"/>
+              <w:spacing w:after="40" w:before="0"/>
+              <w:jc w:val="left"/>
+            </w:pPr>
+            <w:r>
+              <w:rPr>
+                <w:rFonts w:ascii="Arial" w:cs="Arial" w:eastAsia="Arial" w:hAnsi="Arial"/>
+                <w:b w:val="false"/>
+                <w:bCs w:val="false"/>
+                <w:i w:val="false"/>
+                <w:iCs w:val="false"/>
+                <w:color w:val="000000"/>
+                <w:sz w:val="18"/>
+                <w:szCs w:val="18"/>
+              </w:rPr>
+              <w:t xml:space="preserve">The teacher directs learners attention to the Driving Question Board that has been maintained since Lesson 1. The teacher reads aloud two or three questions already on the board that are now partially answerable, for example: 'How does the body use food?' or 'What happens to ugali after you eat it?' Learners individually write one new question on a sticky note or card (or in their notebooks if resources are limited) that this lesson has raised for them. Prompts offered: 'What do you still NOT know about how food is processed?' 'What happens after chyme leaves the stomach — and HOW does the body get nutrients into the blood?' 'What does bile actually do?' 'Why is the small intestine so long?' Learners share questions and the teacher adds them to the DQB under a new section labelled: 'Lesson 4 — Structure and Mechanical Digestion.' The teacher also highlights questions from the board that will be answered in Lessons 5 and 6, saying: 'These questions about chemical digestion and absorption are exactly where we are headed. You are building the investigation.'</w:t>
             </w:r>
           </w:p>
         </w:tc>
@@ -13901,7 +13883,7 @@
             <w:pPr>
               <w:spacing w:after="20" w:before="0"/>
             </w:pPr>
-            <w:hyperlink w:history="1" r:id="rIdk6bggg_qq_x5mwy5bwh4i">
+            <w:hyperlink w:history="1" r:id="rIdyynamshgeaotj2kraifin">
               <w:r>
                 <w:rPr>
                   <w:rFonts w:ascii="Arial" w:cs="Arial" w:eastAsia="Arial" w:hAnsi="Arial"/>
@@ -13910,7 +13892,7 @@
                   <w:szCs w:val="16"/>
                   <w:u w:val="single" w:color="2E75B6"/>
                 </w:rPr>
-                <w:t xml:space="preserve">Genetics vocabulary</w:t>
+                <w:t xml:space="preserve">Digestive System Structure and Function - Overview</w:t>
               </w:r>
             </w:hyperlink>
           </w:p>
@@ -13926,7 +13908,7 @@
                 <w:sz w:val="14"/>
                 <w:szCs w:val="14"/>
               </w:rPr>
-              <w:t xml:space="preserve">Source: Khan Academy (English - US curriculum)</w:t>
+              <w:t xml:space="preserve">Source: CK-12</w:t>
             </w:r>
           </w:p>
           <w:p>
@@ -13934,7 +13916,7 @@
               <w:spacing w:after="10" w:before="0"/>
               <w:ind w:left="120"/>
             </w:pPr>
-            <w:hyperlink w:history="1" r:id="rIddsec2d3zn6238lu0fkytm">
+            <w:hyperlink w:history="1" r:id="rIdy1au91jotrk9emhlhusib">
               <w:r>
                 <w:rPr>
                   <w:rFonts w:ascii="Arial" w:cs="Arial" w:eastAsia="Arial" w:hAnsi="Arial"/>
@@ -13979,7 +13961,7 @@
             <w:pPr>
               <w:spacing w:after="20" w:before="0"/>
             </w:pPr>
-            <w:hyperlink w:history="1" r:id="rIdacwz4ilte6e3muivzv41y">
+            <w:hyperlink w:history="1" r:id="rIdatlbdqrwwujshtyj1p366">
               <w:r>
                 <w:rPr>
                   <w:rFonts w:ascii="Arial" w:cs="Arial" w:eastAsia="Arial" w:hAnsi="Arial"/>
@@ -13988,7 +13970,7 @@
                   <w:szCs w:val="16"/>
                   <w:u w:val="single" w:color="2E75B6"/>
                 </w:rPr>
-                <w:t xml:space="preserve">Build the complementary DNA strand! (PLIX)</w:t>
+                <w:t xml:space="preserve">Enzymes in the Digestive System (Flexbook)</w:t>
               </w:r>
             </w:hyperlink>
           </w:p>
@@ -14012,7 +13994,7 @@
               <w:spacing w:after="10" w:before="0"/>
               <w:ind w:left="120"/>
             </w:pPr>
-            <w:hyperlink w:history="1" r:id="rIdr9rt0tsaqqwffpaqj4nmm">
+            <w:hyperlink w:history="1" r:id="rIdzfzoquxsiqdrzkybvdrq2">
               <w:r>
                 <w:rPr>
                   <w:rFonts w:ascii="Arial" w:cs="Arial" w:eastAsia="Arial" w:hAnsi="Arial"/>
@@ -14040,21 +14022,21 @@
           </w:tcPr>
           <w:p>
             <w:pPr>
-              <w:spacing w:after="60" w:before="0"/>
-              <w:jc w:val="left"/>
-            </w:pPr>
-            <w:r>
-              <w:rPr>
-                <w:rFonts w:ascii="Arial" w:cs="Arial" w:eastAsia="Arial" w:hAnsi="Arial"/>
-                <w:b w:val="false"/>
-                <w:bCs w:val="false"/>
-                <w:i w:val="false"/>
-                <w:iCs w:val="false"/>
-                <w:color w:val="000000"/>
-                <w:sz w:val="18"/>
-                <w:szCs w:val="18"/>
-              </w:rPr>
-              <w:t xml:space="preserve"/>
+              <w:spacing w:after="40" w:before="0"/>
+              <w:jc w:val="left"/>
+            </w:pPr>
+            <w:r>
+              <w:rPr>
+                <w:rFonts w:ascii="Arial" w:cs="Arial" w:eastAsia="Arial" w:hAnsi="Arial"/>
+                <w:b w:val="false"/>
+                <w:bCs w:val="false"/>
+                <w:i w:val="false"/>
+                <w:iCs w:val="false"/>
+                <w:color w:val="000000"/>
+                <w:sz w:val="18"/>
+                <w:szCs w:val="18"/>
+              </w:rPr>
+              <w:t xml:space="preserve">Point to the DQB and say: 'Let us check whether we have made progress on any of our earlier questions today. Look at the board — Mwangi, can you find one question from Lesson 1 that you can now partially answer based on what we did today?' WAIT TIME: 20 seconds. After the response, say: 'Partially answered — but not fully. Why not fully?' Guide learners to articulate that mechanical digestion is only the first step. Then say: 'Write one new question this lesson has given you. What does your brain still want to know?' WAIT TIME: 60 seconds of silent writing. Collect questions and sort them visibly into two groups on the DQB: (1) Questions about chemical processes in digestion — 'We will answer these in Lesson 5.' (2) Questions about how nutrients get into the blood — 'Lesson 6 will explain this.' Say: 'Your curiosity is driving our investigation forward. Every question you ask is evidence of scientific thinking.'</w:t>
             </w:r>
           </w:p>
         </w:tc>
@@ -14072,21 +14054,21 @@
           </w:tcPr>
           <w:p>
             <w:pPr>
-              <w:spacing w:after="60" w:before="0"/>
-              <w:jc w:val="left"/>
-            </w:pPr>
-            <w:r>
-              <w:rPr>
-                <w:rFonts w:ascii="Arial" w:cs="Arial" w:eastAsia="Arial" w:hAnsi="Arial"/>
-                <w:b w:val="false"/>
-                <w:bCs w:val="false"/>
-                <w:i w:val="false"/>
-                <w:iCs w:val="false"/>
-                <w:color w:val="000000"/>
-                <w:sz w:val="18"/>
-                <w:szCs w:val="18"/>
-              </w:rPr>
-              <w:t xml:space="preserve"/>
+              <w:spacing w:after="40" w:before="0"/>
+              <w:jc w:val="left"/>
+            </w:pPr>
+            <w:r>
+              <w:rPr>
+                <w:rFonts w:ascii="Arial" w:cs="Arial" w:eastAsia="Arial" w:hAnsi="Arial"/>
+                <w:b w:val="false"/>
+                <w:bCs w:val="false"/>
+                <w:i w:val="false"/>
+                <w:iCs w:val="false"/>
+                <w:color w:val="000000"/>
+                <w:sz w:val="18"/>
+                <w:szCs w:val="18"/>
+              </w:rPr>
+              <w:t xml:space="preserve">DQB update as a metacognitive and community sense-making tool. Categorising new questions publicly shows learners that the investigation is progressing systematically and that today is a structural foundation, not a final answer.</w:t>
             </w:r>
           </w:p>
         </w:tc>
@@ -14104,21 +14086,21 @@
           </w:tcPr>
           <w:p>
             <w:pPr>
-              <w:spacing w:after="60" w:before="0"/>
-              <w:jc w:val="left"/>
-            </w:pPr>
-            <w:r>
-              <w:rPr>
-                <w:rFonts w:ascii="Arial" w:cs="Arial" w:eastAsia="Arial" w:hAnsi="Arial"/>
-                <w:b w:val="false"/>
-                <w:bCs w:val="false"/>
-                <w:i w:val="false"/>
-                <w:iCs w:val="false"/>
-                <w:color w:val="000000"/>
-                <w:sz w:val="18"/>
-                <w:szCs w:val="18"/>
-              </w:rPr>
-              <w:t xml:space="preserve"/>
+              <w:spacing w:after="40" w:before="0"/>
+              <w:jc w:val="left"/>
+            </w:pPr>
+            <w:r>
+              <w:rPr>
+                <w:rFonts w:ascii="Arial" w:cs="Arial" w:eastAsia="Arial" w:hAnsi="Arial"/>
+                <w:b w:val="false"/>
+                <w:bCs w:val="false"/>
+                <w:i w:val="false"/>
+                <w:iCs w:val="false"/>
+                <w:color w:val="000000"/>
+                <w:sz w:val="18"/>
+                <w:szCs w:val="18"/>
+              </w:rPr>
+              <w:t xml:space="preserve">Quality of learner-generated questions reveals depth of understanding. Questions like 'What does the small intestine actually do to the food?' or 'How do nutrients get into the blood from the intestine?' show that learners have grasped the limit of today is lesson and are ready to progress. Superficial questions (for example, only restating content from today) indicate learners who need additional support in connecting mechanical digestion to the larger phenomenon.</w:t>
             </w:r>
           </w:p>
         </w:tc>
@@ -14170,21 +14152,21 @@
           </w:tcPr>
           <w:p>
             <w:pPr>
-              <w:spacing w:after="60" w:before="0"/>
-              <w:jc w:val="left"/>
-            </w:pPr>
-            <w:r>
-              <w:rPr>
-                <w:rFonts w:ascii="Arial" w:cs="Arial" w:eastAsia="Arial" w:hAnsi="Arial"/>
-                <w:b w:val="false"/>
-                <w:bCs w:val="false"/>
-                <w:i w:val="false"/>
-                <w:iCs w:val="false"/>
-                <w:color w:val="000000"/>
-                <w:sz w:val="18"/>
-                <w:szCs w:val="18"/>
-              </w:rPr>
-              <w:t xml:space="preserve"/>
+              <w:spacing w:after="40" w:before="0"/>
+              <w:jc w:val="left"/>
+            </w:pPr>
+            <w:r>
+              <w:rPr>
+                <w:rFonts w:ascii="Arial" w:cs="Arial" w:eastAsia="Arial" w:hAnsi="Arial"/>
+                <w:b w:val="false"/>
+                <w:bCs w:val="false"/>
+                <w:i w:val="false"/>
+                <w:iCs w:val="false"/>
+                <w:color w:val="000000"/>
+                <w:sz w:val="18"/>
+                <w:szCs w:val="18"/>
+              </w:rPr>
+              <w:t xml:space="preserve">Learners return to the personal predictive model they drew in Lesson 1 (what food does in the body) and the nutrient knowledge added in Lessons 2 and 3. They now update this model by adding a labelled pathway of the digestive system showing: the names and sequence of organs; the mechanical process at each key organ (chewing — mouth, peristalsis — oesophagus, churning — stomach); the physical state of food at each stage (ingested food, bolus, chyme); and a note that the liver and pancreas are accessory organs whose roles will be added in Lesson 5. Learners label their model with two explicit connections to the phenomenon: (1) 'Both the child who eats only ugali and the healthy child physically digest their food in the same way — mechanical digestion is the same.' (2) 'But the nutrients available in their food are DIFFERENT — we need to find out how chemical digestion and absorption explain the health difference.' Learners who finish early are challenged to annotate which organs are involved in mechanical digestion versus which are yet-to-be-explained chemical digestion organs, using different coloured pens or symbols. At the end of the lesson, learners briefly share one update they made to their model with their partner.</w:t>
             </w:r>
           </w:p>
         </w:tc>
@@ -14220,7 +14202,7 @@
             <w:pPr>
               <w:spacing w:after="20" w:before="0"/>
             </w:pPr>
-            <w:hyperlink w:history="1" r:id="rIdhruosenhgqwhng4ctrzhv">
+            <w:hyperlink w:history="1" r:id="rIdeyyt30kzu4uxybyofr1l9">
               <w:r>
                 <w:rPr>
                   <w:rFonts w:ascii="Arial" w:cs="Arial" w:eastAsia="Arial" w:hAnsi="Arial"/>
@@ -14229,7 +14211,7 @@
                   <w:szCs w:val="16"/>
                   <w:u w:val="single" w:color="2E75B6"/>
                 </w:rPr>
-                <w:t xml:space="preserve">Genetics vocabulary</w:t>
+                <w:t xml:space="preserve">Digestive System Structure and Function - Overview</w:t>
               </w:r>
             </w:hyperlink>
           </w:p>
@@ -14245,7 +14227,7 @@
                 <w:sz w:val="14"/>
                 <w:szCs w:val="14"/>
               </w:rPr>
-              <w:t xml:space="preserve">Source: Khan Academy (English - US curriculum)</w:t>
+              <w:t xml:space="preserve">Source: CK-12</w:t>
             </w:r>
           </w:p>
           <w:p>
@@ -14253,7 +14235,7 @@
               <w:spacing w:after="10" w:before="0"/>
               <w:ind w:left="120"/>
             </w:pPr>
-            <w:hyperlink w:history="1" r:id="rIdl7czfmct_wiludujyglyx">
+            <w:hyperlink w:history="1" r:id="rId3hxcmjghhiundowvczbxi">
               <w:r>
                 <w:rPr>
                   <w:rFonts w:ascii="Arial" w:cs="Arial" w:eastAsia="Arial" w:hAnsi="Arial"/>
@@ -14298,7 +14280,7 @@
             <w:pPr>
               <w:spacing w:after="20" w:before="0"/>
             </w:pPr>
-            <w:hyperlink w:history="1" r:id="rIdm3oinei_9nxrsj1gptidb">
+            <w:hyperlink w:history="1" r:id="rIdpyjeos55piym1jvmxsroq">
               <w:r>
                 <w:rPr>
                   <w:rFonts w:ascii="Arial" w:cs="Arial" w:eastAsia="Arial" w:hAnsi="Arial"/>
@@ -14307,7 +14289,7 @@
                   <w:szCs w:val="16"/>
                   <w:u w:val="single" w:color="2E75B6"/>
                 </w:rPr>
-                <w:t xml:space="preserve">Build the complementary DNA strand! (PLIX)</w:t>
+                <w:t xml:space="preserve">Enzymes in the Digestive System (Flexbook)</w:t>
               </w:r>
             </w:hyperlink>
           </w:p>
@@ -14331,7 +14313,7 @@
               <w:spacing w:after="10" w:before="0"/>
               <w:ind w:left="120"/>
             </w:pPr>
-            <w:hyperlink w:history="1" r:id="rIdnhlbm6jrbkdytrvmzobmh">
+            <w:hyperlink w:history="1" r:id="rIdedl_dh8b86fxcmxmffs8h">
               <w:r>
                 <w:rPr>
                   <w:rFonts w:ascii="Arial" w:cs="Arial" w:eastAsia="Arial" w:hAnsi="Arial"/>
@@ -14359,21 +14341,21 @@
           </w:tcPr>
           <w:p>
             <w:pPr>
-              <w:spacing w:after="60" w:before="0"/>
-              <w:jc w:val="left"/>
-            </w:pPr>
-            <w:r>
-              <w:rPr>
-                <w:rFonts w:ascii="Arial" w:cs="Arial" w:eastAsia="Arial" w:hAnsi="Arial"/>
-                <w:b w:val="false"/>
-                <w:bCs w:val="false"/>
-                <w:i w:val="false"/>
-                <w:iCs w:val="false"/>
-                <w:color w:val="000000"/>
-                <w:sz w:val="18"/>
-                <w:szCs w:val="18"/>
-              </w:rPr>
-              <w:t xml:space="preserve"/>
+              <w:spacing w:after="40" w:before="0"/>
+              <w:jc w:val="left"/>
+            </w:pPr>
+            <w:r>
+              <w:rPr>
+                <w:rFonts w:ascii="Arial" w:cs="Arial" w:eastAsia="Arial" w:hAnsi="Arial"/>
+                <w:b w:val="false"/>
+                <w:bCs w:val="false"/>
+                <w:i w:val="false"/>
+                <w:iCs w:val="false"/>
+                <w:color w:val="000000"/>
+                <w:sz w:val="18"/>
+                <w:szCs w:val="18"/>
+              </w:rPr>
+              <w:t xml:space="preserve">Distribute Lesson 1 models (if collected) or ask learners to open to their Lesson 1 model page. Say: 'Look at what you drew in Lesson 1 — before we knew anything about nutrients or digestion. Now update that model with the structural evidence from today. Your model should show the physical journey and the organs — but also two explicit links back to our Kericho phenomenon.' WAIT TIME: Allow 4 to 5 minutes of sustained individual model-building without interruption. Circulate silently, noting whose models show sequenced organs correctly, whose models include the phenomenon connection, and whose models are missing key organs (common omission: liver and pancreas). After individual work, ask pairs to share: 'Tell your partner the single most important update you made to your model today and why it matters for explaining the Kericho children.' WAIT TIME: 90 seconds of pair sharing. Close by saying: 'Your model is growing lesson by lesson. Today you added the physical structure of digestion. In Lesson 5, you will add chemical detail — enzymes. In Lesson 6, you will add absorption. By Lesson 8, your model will be complete enough to fully explain why two children eating enough food can have such different health outcomes.'</w:t>
             </w:r>
           </w:p>
         </w:tc>
@@ -14391,21 +14373,21 @@
           </w:tcPr>
           <w:p>
             <w:pPr>
-              <w:spacing w:after="60" w:before="0"/>
-              <w:jc w:val="left"/>
-            </w:pPr>
-            <w:r>
-              <w:rPr>
-                <w:rFonts w:ascii="Arial" w:cs="Arial" w:eastAsia="Arial" w:hAnsi="Arial"/>
-                <w:b w:val="false"/>
-                <w:bCs w:val="false"/>
-                <w:i w:val="false"/>
-                <w:iCs w:val="false"/>
-                <w:color w:val="000000"/>
-                <w:sz w:val="18"/>
-                <w:szCs w:val="18"/>
-              </w:rPr>
-              <w:t xml:space="preserve"/>
+              <w:spacing w:after="40" w:before="0"/>
+              <w:jc w:val="left"/>
+            </w:pPr>
+            <w:r>
+              <w:rPr>
+                <w:rFonts w:ascii="Arial" w:cs="Arial" w:eastAsia="Arial" w:hAnsi="Arial"/>
+                <w:b w:val="false"/>
+                <w:bCs w:val="false"/>
+                <w:i w:val="false"/>
+                <w:iCs w:val="false"/>
+                <w:color w:val="000000"/>
+                <w:sz w:val="18"/>
+                <w:szCs w:val="18"/>
+              </w:rPr>
+              <w:t xml:space="preserve">Cumulative model revision as the primary synthesis tool of the unit. Each lesson adds a layer to the same model, making learning progression visible and explicit. The phenomenon connection written directly onto the model prevents the structural content from becoming disconnected from the explanatory purpose.</w:t>
             </w:r>
           </w:p>
         </w:tc>
@@ -14423,21 +14405,21 @@
           </w:tcPr>
           <w:p>
             <w:pPr>
-              <w:spacing w:after="60" w:before="0"/>
-              <w:jc w:val="left"/>
-            </w:pPr>
-            <w:r>
-              <w:rPr>
-                <w:rFonts w:ascii="Arial" w:cs="Arial" w:eastAsia="Arial" w:hAnsi="Arial"/>
-                <w:b w:val="false"/>
-                <w:bCs w:val="false"/>
-                <w:i w:val="false"/>
-                <w:iCs w:val="false"/>
-                <w:color w:val="000000"/>
-                <w:sz w:val="18"/>
-                <w:szCs w:val="18"/>
-              </w:rPr>
-              <w:t xml:space="preserve"/>
+              <w:spacing w:after="40" w:before="0"/>
+              <w:jc w:val="left"/>
+            </w:pPr>
+            <w:r>
+              <w:rPr>
+                <w:rFonts w:ascii="Arial" w:cs="Arial" w:eastAsia="Arial" w:hAnsi="Arial"/>
+                <w:b w:val="false"/>
+                <w:bCs w:val="false"/>
+                <w:i w:val="false"/>
+                <w:iCs w:val="false"/>
+                <w:color w:val="000000"/>
+                <w:sz w:val="18"/>
+                <w:szCs w:val="18"/>
+              </w:rPr>
+              <w:t xml:space="preserve">Teacher reviews model updates during circulation. Three checkpoints: (1) Is the organ sequence correct? (2) Are mechanical processes labelled at the correct organs? (3) Does the learner include an explicit written connection to the phenomenon — even a partial one? Learners whose models lack the phenomenon connection are asked: 'How does what you drew today help us begin to answer why the child in Kericho is unhealthy? Write one sentence on your model.' This keeps explanation — not just description — as the standard for the model.</w:t>
             </w:r>
           </w:p>
         </w:tc>
@@ -14516,21 +14498,21 @@
           </w:tcPr>
           <w:p>
             <w:pPr>
-              <w:spacing w:after="60" w:before="0"/>
-              <w:jc w:val="left"/>
-            </w:pPr>
-            <w:r>
-              <w:rPr>
-                <w:rFonts w:ascii="Arial" w:cs="Arial" w:eastAsia="Arial" w:hAnsi="Arial"/>
-                <w:b w:val="false"/>
-                <w:bCs w:val="false"/>
-                <w:i w:val="false"/>
-                <w:iCs w:val="false"/>
-                <w:color w:val="000000"/>
-                <w:sz w:val="18"/>
-                <w:szCs w:val="18"/>
-              </w:rPr>
-              <w:t xml:space="preserve"/>
+              <w:spacing w:after="40" w:before="0"/>
+              <w:jc w:val="left"/>
+            </w:pPr>
+            <w:r>
+              <w:rPr>
+                <w:rFonts w:ascii="Arial" w:cs="Arial" w:eastAsia="Arial" w:hAnsi="Arial"/>
+                <w:b w:val="false"/>
+                <w:bCs w:val="false"/>
+                <w:i w:val="false"/>
+                <w:iCs w:val="false"/>
+                <w:color w:val="000000"/>
+                <w:sz w:val="18"/>
+                <w:szCs w:val="18"/>
+              </w:rPr>
+              <w:t xml:space="preserve">After the lesson, reflect on the following: (1) Could learners correctly sequence all major digestive organs without prompting, or were there persistent gaps — particularly around the accessory roles of liver and pancreas? (2) Did learners make the critical conceptual distinction between mechanical digestion (physical, no chemical change) and chemical digestion (to come in Lesson 5) — or did they conflate the two? (3) Were learners able to connect mechanical digestion to the anchoring phenomenon in a meaningful way — articulating that mechanical processing is the same in both children and therefore does not explain the health difference? If learners could not make this connection, the Explain Phase discussion needs revisiting at the start of Lesson 5. (4) Were the DQB questions generated by learners pointing forward toward chemical digestion and absorption — indicating readiness for Lesson 5 — or backward toward content already covered? (5) Were there equity concerns — learners who struggled with diagram annotation, language of biology, or making the phenomenon link? Identify these learners for differentiated support in Lesson 5.</w:t>
             </w:r>
           </w:p>
         </w:tc>
@@ -14643,21 +14625,21 @@
           </w:tcPr>
           <w:p>
             <w:pPr>
-              <w:spacing w:after="60" w:before="0"/>
-              <w:jc w:val="left"/>
-            </w:pPr>
-            <w:r>
-              <w:rPr>
-                <w:rFonts w:ascii="Arial" w:cs="Arial" w:eastAsia="Arial" w:hAnsi="Arial"/>
-                <w:b w:val="false"/>
-                <w:bCs w:val="false"/>
-                <w:i w:val="false"/>
-                <w:iCs w:val="false"/>
-                <w:color w:val="000000"/>
-                <w:sz w:val="18"/>
-                <w:szCs w:val="18"/>
-              </w:rPr>
-              <w:t xml:space="preserve"/>
+              <w:spacing w:after="40" w:before="0"/>
+              <w:jc w:val="left"/>
+            </w:pPr>
+            <w:r>
+              <w:rPr>
+                <w:rFonts w:ascii="Arial" w:cs="Arial" w:eastAsia="Arial" w:hAnsi="Arial"/>
+                <w:b w:val="false"/>
+                <w:bCs w:val="false"/>
+                <w:i w:val="false"/>
+                <w:iCs w:val="false"/>
+                <w:color w:val="000000"/>
+                <w:sz w:val="18"/>
+                <w:szCs w:val="18"/>
+              </w:rPr>
+              <w:t xml:space="preserve">Learners observed that both children in the phenomenon physically digest food in the same way through mechanical processes. This means the health difference must lie in what happens chemically to different nutrients — and in what nutrients are actually present in the food — setting up Lesson 5 on enzymes and Lesson 6 on absorption as the next layers of explanation.</w:t>
             </w:r>
           </w:p>
         </w:tc>
@@ -14709,21 +14691,21 @@
           </w:tcPr>
           <w:p>
             <w:pPr>
-              <w:spacing w:after="60" w:before="0"/>
-              <w:jc w:val="left"/>
-            </w:pPr>
-            <w:r>
-              <w:rPr>
-                <w:rFonts w:ascii="Arial" w:cs="Arial" w:eastAsia="Arial" w:hAnsi="Arial"/>
-                <w:b w:val="false"/>
-                <w:bCs w:val="false"/>
-                <w:i w:val="false"/>
-                <w:iCs w:val="false"/>
-                <w:color w:val="000000"/>
-                <w:sz w:val="18"/>
-                <w:szCs w:val="18"/>
-              </w:rPr>
-              <w:t xml:space="preserve"/>
+              <w:spacing w:after="40" w:before="0"/>
+              <w:jc w:val="left"/>
+            </w:pPr>
+            <w:r>
+              <w:rPr>
+                <w:rFonts w:ascii="Arial" w:cs="Arial" w:eastAsia="Arial" w:hAnsi="Arial"/>
+                <w:b w:val="false"/>
+                <w:bCs w:val="false"/>
+                <w:i w:val="false"/>
+                <w:iCs w:val="false"/>
+                <w:color w:val="000000"/>
+                <w:sz w:val="18"/>
+                <w:szCs w:val="18"/>
+              </w:rPr>
+              <w:t xml:space="preserve">Mechanical digestion involves physical breakdown of food — chewing in the mouth produces a bolus, peristalsis moves food along the oesophagus, and churning in the stomach produces chyme. These processes increase surface area and prepare food for chemical digestion. The liver and pancreas are accessory organs that deliver secretions into the small intestine. Mechanical digestion alone does not explain the health difference between the two Kericho children — the nutrient composition of their food is different, and we must now investigate chemical digestion and absorption.</w:t>
             </w:r>
           </w:p>
         </w:tc>
@@ -14773,25 +14755,7 @@
             </w:tcMar>
             <w:vAlign w:val="top"/>
           </w:tcPr>
-          <w:p>
-            <w:pPr>
-              <w:spacing w:after="60" w:before="0"/>
-              <w:jc w:val="left"/>
-            </w:pPr>
-            <w:r>
-              <w:rPr>
-                <w:rFonts w:ascii="Arial" w:cs="Arial" w:eastAsia="Arial" w:hAnsi="Arial"/>
-                <w:b w:val="false"/>
-                <w:bCs w:val="false"/>
-                <w:i w:val="false"/>
-                <w:iCs w:val="false"/>
-                <w:color w:val="000000"/>
-                <w:sz w:val="18"/>
-                <w:szCs w:val="18"/>
-              </w:rPr>
-              <w:t xml:space="preserve"/>
-            </w:r>
-          </w:p>
+          <w:p/>
         </w:tc>
       </w:tr>
     </w:tbl>
@@ -16034,7 +15998,7 @@
             <w:pPr>
               <w:spacing w:after="20" w:before="0"/>
             </w:pPr>
-            <w:hyperlink w:history="1" r:id="rIdgbsyfq5lgemsqianuqoad">
+            <w:hyperlink w:history="1" r:id="rIdkdhxdm9ettxedbtwl6vc3">
               <w:r>
                 <w:rPr>
                   <w:rFonts w:ascii="Arial" w:cs="Arial" w:eastAsia="Arial" w:hAnsi="Arial"/>
@@ -16067,7 +16031,7 @@
               <w:spacing w:after="10" w:before="0"/>
               <w:ind w:left="120"/>
             </w:pPr>
-            <w:hyperlink w:history="1" r:id="rIdfgmrn5dw5y4xpn3soavtf">
+            <w:hyperlink w:history="1" r:id="rIdnen63rc4xulvtegdu4-yo">
               <w:r>
                 <w:rPr>
                   <w:rFonts w:ascii="Arial" w:cs="Arial" w:eastAsia="Arial" w:hAnsi="Arial"/>
@@ -16112,7 +16076,7 @@
             <w:pPr>
               <w:spacing w:after="20" w:before="0"/>
             </w:pPr>
-            <w:hyperlink w:history="1" r:id="rIdyzpfox-p5qfjje_7nvqf-">
+            <w:hyperlink w:history="1" r:id="rIdwmqrmzpkx23srh7awhcq8">
               <w:r>
                 <w:rPr>
                   <w:rFonts w:ascii="Arial" w:cs="Arial" w:eastAsia="Arial" w:hAnsi="Arial"/>
@@ -16145,7 +16109,7 @@
               <w:spacing w:after="10" w:before="0"/>
               <w:ind w:left="120"/>
             </w:pPr>
-            <w:hyperlink w:history="1" r:id="rId-lhsxeyylxq33nlrhtevc">
+            <w:hyperlink w:history="1" r:id="rIdm2fseuxiulcd_9uh-feln">
               <w:r>
                 <w:rPr>
                   <w:rFonts w:ascii="Arial" w:cs="Arial" w:eastAsia="Arial" w:hAnsi="Arial"/>
@@ -16353,7 +16317,7 @@
             <w:pPr>
               <w:spacing w:after="20" w:before="0"/>
             </w:pPr>
-            <w:hyperlink w:history="1" r:id="rIdlmo5n-9ngkfk2sfjcjyri">
+            <w:hyperlink w:history="1" r:id="rIdia0kz43qb8g5kdqwvh4xu">
               <w:r>
                 <w:rPr>
                   <w:rFonts w:ascii="Arial" w:cs="Arial" w:eastAsia="Arial" w:hAnsi="Arial"/>
@@ -16386,7 +16350,7 @@
               <w:spacing w:after="10" w:before="0"/>
               <w:ind w:left="120"/>
             </w:pPr>
-            <w:hyperlink w:history="1" r:id="rIddobpcaan3ncm16p4np6no">
+            <w:hyperlink w:history="1" r:id="rIdkfzmghgmlbxb1f151h5yg">
               <w:r>
                 <w:rPr>
                   <w:rFonts w:ascii="Arial" w:cs="Arial" w:eastAsia="Arial" w:hAnsi="Arial"/>
@@ -16431,7 +16395,7 @@
             <w:pPr>
               <w:spacing w:after="20" w:before="0"/>
             </w:pPr>
-            <w:hyperlink w:history="1" r:id="rId5ikxhzhgtho5izezy7vem">
+            <w:hyperlink w:history="1" r:id="rId1jgldjd8cukdo1ynqmuoq">
               <w:r>
                 <w:rPr>
                   <w:rFonts w:ascii="Arial" w:cs="Arial" w:eastAsia="Arial" w:hAnsi="Arial"/>
@@ -16464,7 +16428,7 @@
               <w:spacing w:after="10" w:before="0"/>
               <w:ind w:left="120"/>
             </w:pPr>
-            <w:hyperlink w:history="1" r:id="rIdjkipo0qnsvynlxyruyahx">
+            <w:hyperlink w:history="1" r:id="rIdsg_xqpqbi7kp0rsd1n_ka">
               <w:r>
                 <w:rPr>
                   <w:rFonts w:ascii="Arial" w:cs="Arial" w:eastAsia="Arial" w:hAnsi="Arial"/>
@@ -16672,7 +16636,7 @@
             <w:pPr>
               <w:spacing w:after="20" w:before="0"/>
             </w:pPr>
-            <w:hyperlink w:history="1" r:id="rIdeks0fqybfysffdut4uqrh">
+            <w:hyperlink w:history="1" r:id="rIdkyvoixbpbhhjjcfvevcwf">
               <w:r>
                 <w:rPr>
                   <w:rFonts w:ascii="Arial" w:cs="Arial" w:eastAsia="Arial" w:hAnsi="Arial"/>
@@ -16705,7 +16669,7 @@
               <w:spacing w:after="10" w:before="0"/>
               <w:ind w:left="120"/>
             </w:pPr>
-            <w:hyperlink w:history="1" r:id="rIdmi53dgvqowspbhgdq5kxa">
+            <w:hyperlink w:history="1" r:id="rIdwac3mhxdzus9byonnzf-q">
               <w:r>
                 <w:rPr>
                   <w:rFonts w:ascii="Arial" w:cs="Arial" w:eastAsia="Arial" w:hAnsi="Arial"/>
@@ -16750,7 +16714,7 @@
             <w:pPr>
               <w:spacing w:after="20" w:before="0"/>
             </w:pPr>
-            <w:hyperlink w:history="1" r:id="rIdmgflkpclrs7enpubuotpm">
+            <w:hyperlink w:history="1" r:id="rIdw52qqv0tgn0rz4lkmcurc">
               <w:r>
                 <w:rPr>
                   <w:rFonts w:ascii="Arial" w:cs="Arial" w:eastAsia="Arial" w:hAnsi="Arial"/>
@@ -16783,7 +16747,7 @@
               <w:spacing w:after="10" w:before="0"/>
               <w:ind w:left="120"/>
             </w:pPr>
-            <w:hyperlink w:history="1" r:id="rIdzvoxz8pixcysfczo3_rir">
+            <w:hyperlink w:history="1" r:id="rIdrarodyssv_agndt-5hq-g">
               <w:r>
                 <w:rPr>
                   <w:rFonts w:ascii="Arial" w:cs="Arial" w:eastAsia="Arial" w:hAnsi="Arial"/>
@@ -16991,7 +16955,7 @@
             <w:pPr>
               <w:spacing w:after="20" w:before="0"/>
             </w:pPr>
-            <w:hyperlink w:history="1" r:id="rIdjp3gn0y-t1m0tcrwmikot">
+            <w:hyperlink w:history="1" r:id="rIdr97c_gr_pvrogzk-brhki">
               <w:r>
                 <w:rPr>
                   <w:rFonts w:ascii="Arial" w:cs="Arial" w:eastAsia="Arial" w:hAnsi="Arial"/>
@@ -17024,7 +16988,7 @@
               <w:spacing w:after="10" w:before="0"/>
               <w:ind w:left="120"/>
             </w:pPr>
-            <w:hyperlink w:history="1" r:id="rIdzg3lk6jjywj13pfx92ixf">
+            <w:hyperlink w:history="1" r:id="rIdbr9hu263mutkg_xrb6kmy">
               <w:r>
                 <w:rPr>
                   <w:rFonts w:ascii="Arial" w:cs="Arial" w:eastAsia="Arial" w:hAnsi="Arial"/>
@@ -17069,7 +17033,7 @@
             <w:pPr>
               <w:spacing w:after="20" w:before="0"/>
             </w:pPr>
-            <w:hyperlink w:history="1" r:id="rId9xtemwqfnjyhu3c36k8z3">
+            <w:hyperlink w:history="1" r:id="rIdsyqel7_lka_mvs1jz3xf8">
               <w:r>
                 <w:rPr>
                   <w:rFonts w:ascii="Arial" w:cs="Arial" w:eastAsia="Arial" w:hAnsi="Arial"/>
@@ -17102,7 +17066,7 @@
               <w:spacing w:after="10" w:before="0"/>
               <w:ind w:left="120"/>
             </w:pPr>
-            <w:hyperlink w:history="1" r:id="rId6qpvq8gnqzx6uq37qvu88">
+            <w:hyperlink w:history="1" r:id="rIdx3zomej_av1btpatthatl">
               <w:r>
                 <w:rPr>
                   <w:rFonts w:ascii="Arial" w:cs="Arial" w:eastAsia="Arial" w:hAnsi="Arial"/>
@@ -17310,7 +17274,7 @@
             <w:pPr>
               <w:spacing w:after="20" w:before="0"/>
             </w:pPr>
-            <w:hyperlink w:history="1" r:id="rIdsraozv-lkoe6uxp9-nqle">
+            <w:hyperlink w:history="1" r:id="rIdppj3a99as2m4ftexcwf8j">
               <w:r>
                 <w:rPr>
                   <w:rFonts w:ascii="Arial" w:cs="Arial" w:eastAsia="Arial" w:hAnsi="Arial"/>
@@ -17343,7 +17307,7 @@
               <w:spacing w:after="10" w:before="0"/>
               <w:ind w:left="120"/>
             </w:pPr>
-            <w:hyperlink w:history="1" r:id="rIdcjqcyr_o1tbclwf64l8qc">
+            <w:hyperlink w:history="1" r:id="rId8lbpkg43y0rwjhrywfpyi">
               <w:r>
                 <w:rPr>
                   <w:rFonts w:ascii="Arial" w:cs="Arial" w:eastAsia="Arial" w:hAnsi="Arial"/>
@@ -17388,7 +17352,7 @@
             <w:pPr>
               <w:spacing w:after="20" w:before="0"/>
             </w:pPr>
-            <w:hyperlink w:history="1" r:id="rId1zurp7xegmxf1uzow1otz">
+            <w:hyperlink w:history="1" r:id="rIdr3gveoku_cg-illxznn8y">
               <w:r>
                 <w:rPr>
                   <w:rFonts w:ascii="Arial" w:cs="Arial" w:eastAsia="Arial" w:hAnsi="Arial"/>
@@ -17421,7 +17385,7 @@
               <w:spacing w:after="10" w:before="0"/>
               <w:ind w:left="120"/>
             </w:pPr>
-            <w:hyperlink w:history="1" r:id="rIdlpokcbhccbc9i6bv6nirw">
+            <w:hyperlink w:history="1" r:id="rIdl-egkyjxc2uteu5yrfx48">
               <w:r>
                 <w:rPr>
                   <w:rFonts w:ascii="Arial" w:cs="Arial" w:eastAsia="Arial" w:hAnsi="Arial"/>
@@ -19200,7 +19164,7 @@
             <w:pPr>
               <w:spacing w:after="20" w:before="0"/>
             </w:pPr>
-            <w:hyperlink w:history="1" r:id="rIdbbkbsge1o-yi-tebhncmw">
+            <w:hyperlink w:history="1" r:id="rIdod7krwi7cq-rorm1rl0ch">
               <w:r>
                 <w:rPr>
                   <w:rFonts w:ascii="Arial" w:cs="Arial" w:eastAsia="Arial" w:hAnsi="Arial"/>
@@ -19233,7 +19197,7 @@
               <w:spacing w:after="10" w:before="0"/>
               <w:ind w:left="120"/>
             </w:pPr>
-            <w:hyperlink w:history="1" r:id="rIdqmia_ojsqi96tbw43vwiv">
+            <w:hyperlink w:history="1" r:id="rIdnxdqgvrojqkasy3gght-2">
               <w:r>
                 <w:rPr>
                   <w:rFonts w:ascii="Arial" w:cs="Arial" w:eastAsia="Arial" w:hAnsi="Arial"/>
@@ -19278,7 +19242,7 @@
             <w:pPr>
               <w:spacing w:after="20" w:before="0"/>
             </w:pPr>
-            <w:hyperlink w:history="1" r:id="rIdaivqdag9ajt8ipdhlcnng">
+            <w:hyperlink w:history="1" r:id="rIdwagzqh7v_e8tohs7imjjk">
               <w:r>
                 <w:rPr>
                   <w:rFonts w:ascii="Arial" w:cs="Arial" w:eastAsia="Arial" w:hAnsi="Arial"/>
@@ -19311,7 +19275,7 @@
               <w:spacing w:after="10" w:before="0"/>
               <w:ind w:left="120"/>
             </w:pPr>
-            <w:hyperlink w:history="1" r:id="rIdyk-o-eojcjfvnc5gkrawg">
+            <w:hyperlink w:history="1" r:id="rIdolisnckmwavik-r-wwk4e">
               <w:r>
                 <w:rPr>
                   <w:rFonts w:ascii="Arial" w:cs="Arial" w:eastAsia="Arial" w:hAnsi="Arial"/>
@@ -19519,7 +19483,7 @@
             <w:pPr>
               <w:spacing w:after="20" w:before="0"/>
             </w:pPr>
-            <w:hyperlink w:history="1" r:id="rIdz24kvnxfnwawwcxykfnao">
+            <w:hyperlink w:history="1" r:id="rIdnr6efv1mjer0pjgp87qyy">
               <w:r>
                 <w:rPr>
                   <w:rFonts w:ascii="Arial" w:cs="Arial" w:eastAsia="Arial" w:hAnsi="Arial"/>
@@ -19552,7 +19516,7 @@
               <w:spacing w:after="10" w:before="0"/>
               <w:ind w:left="120"/>
             </w:pPr>
-            <w:hyperlink w:history="1" r:id="rIdwjlij_ccr0oododmwnpce">
+            <w:hyperlink w:history="1" r:id="rId3pm8gwckgbz9x_yur6uue">
               <w:r>
                 <w:rPr>
                   <w:rFonts w:ascii="Arial" w:cs="Arial" w:eastAsia="Arial" w:hAnsi="Arial"/>
@@ -19597,7 +19561,7 @@
             <w:pPr>
               <w:spacing w:after="20" w:before="0"/>
             </w:pPr>
-            <w:hyperlink w:history="1" r:id="rId3jaaktir_b1xmmxcrufuk">
+            <w:hyperlink w:history="1" r:id="rIdvqk51c9kfzxjd4nur0hsr">
               <w:r>
                 <w:rPr>
                   <w:rFonts w:ascii="Arial" w:cs="Arial" w:eastAsia="Arial" w:hAnsi="Arial"/>
@@ -19630,7 +19594,7 @@
               <w:spacing w:after="10" w:before="0"/>
               <w:ind w:left="120"/>
             </w:pPr>
-            <w:hyperlink w:history="1" r:id="rId1pjcqkmm25jz-fv0sgpxs">
+            <w:hyperlink w:history="1" r:id="rIdr_uqwlf8tj0g0w0qmowsk">
               <w:r>
                 <w:rPr>
                   <w:rFonts w:ascii="Arial" w:cs="Arial" w:eastAsia="Arial" w:hAnsi="Arial"/>
@@ -19838,7 +19802,7 @@
             <w:pPr>
               <w:spacing w:after="20" w:before="0"/>
             </w:pPr>
-            <w:hyperlink w:history="1" r:id="rIdm0oppflt9yza0bxkw7ts4">
+            <w:hyperlink w:history="1" r:id="rIdto-abts1vkyppkpm_frzj">
               <w:r>
                 <w:rPr>
                   <w:rFonts w:ascii="Arial" w:cs="Arial" w:eastAsia="Arial" w:hAnsi="Arial"/>
@@ -19871,7 +19835,7 @@
               <w:spacing w:after="10" w:before="0"/>
               <w:ind w:left="120"/>
             </w:pPr>
-            <w:hyperlink w:history="1" r:id="rIdvscuq92ambla2dt4cyxqf">
+            <w:hyperlink w:history="1" r:id="rIdkxd9xsiac1hp82w13ajxj">
               <w:r>
                 <w:rPr>
                   <w:rFonts w:ascii="Arial" w:cs="Arial" w:eastAsia="Arial" w:hAnsi="Arial"/>
@@ -19916,7 +19880,7 @@
             <w:pPr>
               <w:spacing w:after="20" w:before="0"/>
             </w:pPr>
-            <w:hyperlink w:history="1" r:id="rIdnqncrxkzjp_sjnbtws_il">
+            <w:hyperlink w:history="1" r:id="rIdmnumfhpdtjvjcsahwl4t3">
               <w:r>
                 <w:rPr>
                   <w:rFonts w:ascii="Arial" w:cs="Arial" w:eastAsia="Arial" w:hAnsi="Arial"/>
@@ -19949,7 +19913,7 @@
               <w:spacing w:after="10" w:before="0"/>
               <w:ind w:left="120"/>
             </w:pPr>
-            <w:hyperlink w:history="1" r:id="rIdmzcxcxcqmm5-9uj76a_6i">
+            <w:hyperlink w:history="1" r:id="rIdooxje-gewy4zylyvtg4jl">
               <w:r>
                 <w:rPr>
                   <w:rFonts w:ascii="Arial" w:cs="Arial" w:eastAsia="Arial" w:hAnsi="Arial"/>
@@ -20157,7 +20121,7 @@
             <w:pPr>
               <w:spacing w:after="20" w:before="0"/>
             </w:pPr>
-            <w:hyperlink w:history="1" r:id="rId6jixumfhy4kdchbbgnyld">
+            <w:hyperlink w:history="1" r:id="rIdjk50diyzfv-houw8dvzkd">
               <w:r>
                 <w:rPr>
                   <w:rFonts w:ascii="Arial" w:cs="Arial" w:eastAsia="Arial" w:hAnsi="Arial"/>
@@ -20190,7 +20154,7 @@
               <w:spacing w:after="10" w:before="0"/>
               <w:ind w:left="120"/>
             </w:pPr>
-            <w:hyperlink w:history="1" r:id="rId6ucomzmh3kyr9q5420_rs">
+            <w:hyperlink w:history="1" r:id="rIdwn4tn7pkiroekoxrpdg9p">
               <w:r>
                 <w:rPr>
                   <w:rFonts w:ascii="Arial" w:cs="Arial" w:eastAsia="Arial" w:hAnsi="Arial"/>
@@ -20235,7 +20199,7 @@
             <w:pPr>
               <w:spacing w:after="20" w:before="0"/>
             </w:pPr>
-            <w:hyperlink w:history="1" r:id="rIddqdaymrbfvro2zcz4ul6o">
+            <w:hyperlink w:history="1" r:id="rIddkdw8afpho7mrshlvqt-u">
               <w:r>
                 <w:rPr>
                   <w:rFonts w:ascii="Arial" w:cs="Arial" w:eastAsia="Arial" w:hAnsi="Arial"/>
@@ -20268,7 +20232,7 @@
               <w:spacing w:after="10" w:before="0"/>
               <w:ind w:left="120"/>
             </w:pPr>
-            <w:hyperlink w:history="1" r:id="rIdvpcqbkuhbf3-2yp8famtn">
+            <w:hyperlink w:history="1" r:id="rIdibxfo8vcmog4vyfekvsht">
               <w:r>
                 <w:rPr>
                   <w:rFonts w:ascii="Arial" w:cs="Arial" w:eastAsia="Arial" w:hAnsi="Arial"/>
@@ -20476,7 +20440,7 @@
             <w:pPr>
               <w:spacing w:after="20" w:before="0"/>
             </w:pPr>
-            <w:hyperlink w:history="1" r:id="rIdio2o1kbjqlx6rt5kviu_w">
+            <w:hyperlink w:history="1" r:id="rIdeyojck60nfmongca5uljq">
               <w:r>
                 <w:rPr>
                   <w:rFonts w:ascii="Arial" w:cs="Arial" w:eastAsia="Arial" w:hAnsi="Arial"/>
@@ -20509,7 +20473,7 @@
               <w:spacing w:after="10" w:before="0"/>
               <w:ind w:left="120"/>
             </w:pPr>
-            <w:hyperlink w:history="1" r:id="rIdf5n-tngitv1n9vjcmweei">
+            <w:hyperlink w:history="1" r:id="rIdvoqfvquno09vpkcdyhm7c">
               <w:r>
                 <w:rPr>
                   <w:rFonts w:ascii="Arial" w:cs="Arial" w:eastAsia="Arial" w:hAnsi="Arial"/>
@@ -20554,7 +20518,7 @@
             <w:pPr>
               <w:spacing w:after="20" w:before="0"/>
             </w:pPr>
-            <w:hyperlink w:history="1" r:id="rIdykbpqwod_ympkkwlfxgdu">
+            <w:hyperlink w:history="1" r:id="rId_vctvxwn-bf3dlfw_ca_w">
               <w:r>
                 <w:rPr>
                   <w:rFonts w:ascii="Arial" w:cs="Arial" w:eastAsia="Arial" w:hAnsi="Arial"/>
@@ -20587,7 +20551,7 @@
               <w:spacing w:after="10" w:before="0"/>
               <w:ind w:left="120"/>
             </w:pPr>
-            <w:hyperlink w:history="1" r:id="rIdd_stt5ymsvxsm_vgocxdr">
+            <w:hyperlink w:history="1" r:id="rId5lybja9hoqhkgy-gtvlim">
               <w:r>
                 <w:rPr>
                   <w:rFonts w:ascii="Arial" w:cs="Arial" w:eastAsia="Arial" w:hAnsi="Arial"/>
@@ -22366,7 +22330,7 @@
             <w:pPr>
               <w:spacing w:after="20" w:before="0"/>
             </w:pPr>
-            <w:hyperlink w:history="1" r:id="rIdc4wh00fgjqxccfzmtqejy">
+            <w:hyperlink w:history="1" r:id="rIdhxswvccbifhrjithkn6fl">
               <w:r>
                 <w:rPr>
                   <w:rFonts w:ascii="Arial" w:cs="Arial" w:eastAsia="Arial" w:hAnsi="Arial"/>
@@ -22399,7 +22363,7 @@
               <w:spacing w:after="10" w:before="0"/>
               <w:ind w:left="120"/>
             </w:pPr>
-            <w:hyperlink w:history="1" r:id="rId12gdj4voxtwjphlp67xus">
+            <w:hyperlink w:history="1" r:id="rIdjjak_vzkzu-y_xv4qt4fw">
               <w:r>
                 <w:rPr>
                   <w:rFonts w:ascii="Arial" w:cs="Arial" w:eastAsia="Arial" w:hAnsi="Arial"/>
@@ -22444,7 +22408,7 @@
             <w:pPr>
               <w:spacing w:after="20" w:before="0"/>
             </w:pPr>
-            <w:hyperlink w:history="1" r:id="rIddesba2zfvgpsmhv-ivn-4">
+            <w:hyperlink w:history="1" r:id="rIdfosbgwnpfmqyoeyecgztv">
               <w:r>
                 <w:rPr>
                   <w:rFonts w:ascii="Arial" w:cs="Arial" w:eastAsia="Arial" w:hAnsi="Arial"/>
@@ -22477,7 +22441,7 @@
               <w:spacing w:after="10" w:before="0"/>
               <w:ind w:left="120"/>
             </w:pPr>
-            <w:hyperlink w:history="1" r:id="rIdnetpvgkur2l8q1g6tqrfa">
+            <w:hyperlink w:history="1" r:id="rId3eyfwwhjufgblfnruyb2w">
               <w:r>
                 <w:rPr>
                   <w:rFonts w:ascii="Arial" w:cs="Arial" w:eastAsia="Arial" w:hAnsi="Arial"/>
@@ -22685,7 +22649,7 @@
             <w:pPr>
               <w:spacing w:after="20" w:before="0"/>
             </w:pPr>
-            <w:hyperlink w:history="1" r:id="rIdrx-tqzivk9c5mva8ybnrk">
+            <w:hyperlink w:history="1" r:id="rIdchkstbdtojsifoj3i_pgp">
               <w:r>
                 <w:rPr>
                   <w:rFonts w:ascii="Arial" w:cs="Arial" w:eastAsia="Arial" w:hAnsi="Arial"/>
@@ -22718,7 +22682,7 @@
               <w:spacing w:after="10" w:before="0"/>
               <w:ind w:left="120"/>
             </w:pPr>
-            <w:hyperlink w:history="1" r:id="rId0rhuaoe_nwuhogqschqkd">
+            <w:hyperlink w:history="1" r:id="rIdgzfaw0rcgkkhiptrwwent">
               <w:r>
                 <w:rPr>
                   <w:rFonts w:ascii="Arial" w:cs="Arial" w:eastAsia="Arial" w:hAnsi="Arial"/>
@@ -22763,7 +22727,7 @@
             <w:pPr>
               <w:spacing w:after="20" w:before="0"/>
             </w:pPr>
-            <w:hyperlink w:history="1" r:id="rId7wrcwo9rt-htd_rhy6rci">
+            <w:hyperlink w:history="1" r:id="rIdt2uuei2omq-wcwpc9yusp">
               <w:r>
                 <w:rPr>
                   <w:rFonts w:ascii="Arial" w:cs="Arial" w:eastAsia="Arial" w:hAnsi="Arial"/>
@@ -22796,7 +22760,7 @@
               <w:spacing w:after="10" w:before="0"/>
               <w:ind w:left="120"/>
             </w:pPr>
-            <w:hyperlink w:history="1" r:id="rId44vz-f5hj7qrzkghrr5cv">
+            <w:hyperlink w:history="1" r:id="rIdwdw94ip2qeogajql7f_w1">
               <w:r>
                 <w:rPr>
                   <w:rFonts w:ascii="Arial" w:cs="Arial" w:eastAsia="Arial" w:hAnsi="Arial"/>
@@ -23004,7 +22968,7 @@
             <w:pPr>
               <w:spacing w:after="20" w:before="0"/>
             </w:pPr>
-            <w:hyperlink w:history="1" r:id="rIdj1jvc3slmgewlvl83e_of">
+            <w:hyperlink w:history="1" r:id="rIdt6bmqbdkg1m5b4s17hwre">
               <w:r>
                 <w:rPr>
                   <w:rFonts w:ascii="Arial" w:cs="Arial" w:eastAsia="Arial" w:hAnsi="Arial"/>
@@ -23037,7 +23001,7 @@
               <w:spacing w:after="10" w:before="0"/>
               <w:ind w:left="120"/>
             </w:pPr>
-            <w:hyperlink w:history="1" r:id="rIdvnryodhmpy3hcwzu5m73w">
+            <w:hyperlink w:history="1" r:id="rIdjehfwldlbcs3r6on8cgdy">
               <w:r>
                 <w:rPr>
                   <w:rFonts w:ascii="Arial" w:cs="Arial" w:eastAsia="Arial" w:hAnsi="Arial"/>
@@ -23082,7 +23046,7 @@
             <w:pPr>
               <w:spacing w:after="20" w:before="0"/>
             </w:pPr>
-            <w:hyperlink w:history="1" r:id="rIdkxbdatgecime1hbgrdz8m">
+            <w:hyperlink w:history="1" r:id="rIdpsn7nc0b7l5qx7p1x5ys-">
               <w:r>
                 <w:rPr>
                   <w:rFonts w:ascii="Arial" w:cs="Arial" w:eastAsia="Arial" w:hAnsi="Arial"/>
@@ -23115,7 +23079,7 @@
               <w:spacing w:after="10" w:before="0"/>
               <w:ind w:left="120"/>
             </w:pPr>
-            <w:hyperlink w:history="1" r:id="rIdoiaq13vrttfugoyqxj0wu">
+            <w:hyperlink w:history="1" r:id="rIdv5ivvgroryawzarkgnymc">
               <w:r>
                 <w:rPr>
                   <w:rFonts w:ascii="Arial" w:cs="Arial" w:eastAsia="Arial" w:hAnsi="Arial"/>
@@ -23323,7 +23287,7 @@
             <w:pPr>
               <w:spacing w:after="20" w:before="0"/>
             </w:pPr>
-            <w:hyperlink w:history="1" r:id="rId5xqlyug8szzvjphqoaapa">
+            <w:hyperlink w:history="1" r:id="rIdq40czztaq4hj1z8tugw7m">
               <w:r>
                 <w:rPr>
                   <w:rFonts w:ascii="Arial" w:cs="Arial" w:eastAsia="Arial" w:hAnsi="Arial"/>
@@ -23356,7 +23320,7 @@
               <w:spacing w:after="10" w:before="0"/>
               <w:ind w:left="120"/>
             </w:pPr>
-            <w:hyperlink w:history="1" r:id="rIdmrjvwkqtyzfelz3iidzl1">
+            <w:hyperlink w:history="1" r:id="rIdzbtz2-a2-_bpnspyk-low">
               <w:r>
                 <w:rPr>
                   <w:rFonts w:ascii="Arial" w:cs="Arial" w:eastAsia="Arial" w:hAnsi="Arial"/>
@@ -23401,7 +23365,7 @@
             <w:pPr>
               <w:spacing w:after="20" w:before="0"/>
             </w:pPr>
-            <w:hyperlink w:history="1" r:id="rIdw4fy2lkib5chgyak9nhdn">
+            <w:hyperlink w:history="1" r:id="rIdvjtkgvndgydo7m_1i1gbm">
               <w:r>
                 <w:rPr>
                   <w:rFonts w:ascii="Arial" w:cs="Arial" w:eastAsia="Arial" w:hAnsi="Arial"/>
@@ -23434,7 +23398,7 @@
               <w:spacing w:after="10" w:before="0"/>
               <w:ind w:left="120"/>
             </w:pPr>
-            <w:hyperlink w:history="1" r:id="rIdr6ghliqgm6dwffuvq1rcb">
+            <w:hyperlink w:history="1" r:id="rId6q6dmca2-f47r0a8ocnzm">
               <w:r>
                 <w:rPr>
                   <w:rFonts w:ascii="Arial" w:cs="Arial" w:eastAsia="Arial" w:hAnsi="Arial"/>
@@ -23642,7 +23606,7 @@
             <w:pPr>
               <w:spacing w:after="20" w:before="0"/>
             </w:pPr>
-            <w:hyperlink w:history="1" r:id="rId6s9sqndgtnndsggc4o2ko">
+            <w:hyperlink w:history="1" r:id="rId00d30impyizwfrrwqqy2y">
               <w:r>
                 <w:rPr>
                   <w:rFonts w:ascii="Arial" w:cs="Arial" w:eastAsia="Arial" w:hAnsi="Arial"/>
@@ -23675,7 +23639,7 @@
               <w:spacing w:after="10" w:before="0"/>
               <w:ind w:left="120"/>
             </w:pPr>
-            <w:hyperlink w:history="1" r:id="rIdz2bkoqs0btfqwzt03ld7s">
+            <w:hyperlink w:history="1" r:id="rIdasywfth1pzsyjs9x-jv66">
               <w:r>
                 <w:rPr>
                   <w:rFonts w:ascii="Arial" w:cs="Arial" w:eastAsia="Arial" w:hAnsi="Arial"/>
@@ -23720,7 +23684,7 @@
             <w:pPr>
               <w:spacing w:after="20" w:before="0"/>
             </w:pPr>
-            <w:hyperlink w:history="1" r:id="rId7x9awjhy-gywacfhrxlxd">
+            <w:hyperlink w:history="1" r:id="rIdpp5gprriocbc7mggrdmvw">
               <w:r>
                 <w:rPr>
                   <w:rFonts w:ascii="Arial" w:cs="Arial" w:eastAsia="Arial" w:hAnsi="Arial"/>
@@ -23753,7 +23717,7 @@
               <w:spacing w:after="10" w:before="0"/>
               <w:ind w:left="120"/>
             </w:pPr>
-            <w:hyperlink w:history="1" r:id="rId_jxtprjc8jx0fc0_h54td">
+            <w:hyperlink w:history="1" r:id="rIdn-m2bgkrpz5cxiim795il">
               <w:r>
                 <w:rPr>
                   <w:rFonts w:ascii="Arial" w:cs="Arial" w:eastAsia="Arial" w:hAnsi="Arial"/>
@@ -24356,7 +24320,7 @@
                 <w:sz w:val="22"/>
                 <w:szCs w:val="22"/>
               </w:rPr>
-              <w:t xml:space="preserve">LESSON 8 (40 minutes): Lesson 8</w:t>
+              <w:t xml:space="preserve">LESSON 8 (40 minutes): Synthesising Nutrition in Animals: Model Building, DQB Review and Final Evidence-Based Explanation</w:t>
             </w:r>
           </w:p>
         </w:tc>
@@ -24509,21 +24473,21 @@
           </w:tcPr>
           <w:p>
             <w:pPr>
-              <w:spacing w:after="60" w:before="0"/>
-              <w:jc w:val="left"/>
-            </w:pPr>
-            <w:r>
-              <w:rPr>
-                <w:rFonts w:ascii="Arial" w:cs="Arial" w:eastAsia="Arial" w:hAnsi="Arial"/>
-                <w:b w:val="false"/>
-                <w:bCs w:val="false"/>
-                <w:i w:val="false"/>
-                <w:iCs w:val="false"/>
-                <w:color w:val="000000"/>
-                <w:sz w:val="18"/>
-                <w:szCs w:val="18"/>
-              </w:rPr>
-              <w:t xml:space="preserve"/>
+              <w:spacing w:after="40" w:before="0"/>
+              <w:jc w:val="left"/>
+            </w:pPr>
+            <w:r>
+              <w:rPr>
+                <w:rFonts w:ascii="Arial" w:cs="Arial" w:eastAsia="Arial" w:hAnsi="Arial"/>
+                <w:b w:val="false"/>
+                <w:bCs w:val="false"/>
+                <w:i w:val="false"/>
+                <w:iCs w:val="false"/>
+                <w:color w:val="000000"/>
+                <w:sz w:val="18"/>
+                <w:szCs w:val="18"/>
+              </w:rPr>
+              <w:t xml:space="preserve">By the end of this lesson, learners will have synthesised all unit learning into a complete, annotated model of the human digestive system and produced a final evidence-based written explanation of the anchoring phenomenon, demonstrating mastery of nutrition in animals.</w:t>
             </w:r>
           </w:p>
         </w:tc>
@@ -24575,21 +24539,21 @@
           </w:tcPr>
           <w:p>
             <w:pPr>
-              <w:spacing w:after="60" w:before="0"/>
-              <w:jc w:val="left"/>
-            </w:pPr>
-            <w:r>
-              <w:rPr>
-                <w:rFonts w:ascii="Arial" w:cs="Arial" w:eastAsia="Arial" w:hAnsi="Arial"/>
-                <w:b w:val="false"/>
-                <w:bCs w:val="false"/>
-                <w:i w:val="false"/>
-                <w:iCs w:val="false"/>
-                <w:color w:val="000000"/>
-                <w:sz w:val="18"/>
-                <w:szCs w:val="18"/>
-              </w:rPr>
-              <w:t xml:space="preserve"/>
+              <w:spacing w:after="40" w:before="0"/>
+              <w:jc w:val="left"/>
+            </w:pPr>
+            <w:r>
+              <w:rPr>
+                <w:rFonts w:ascii="Arial" w:cs="Arial" w:eastAsia="Arial" w:hAnsi="Arial"/>
+                <w:b w:val="false"/>
+                <w:bCs w:val="false"/>
+                <w:i w:val="false"/>
+                <w:iCs w:val="false"/>
+                <w:color w:val="000000"/>
+                <w:sz w:val="18"/>
+                <w:szCs w:val="18"/>
+              </w:rPr>
+              <w:t xml:space="preserve">Learners will be able to: (1) describe the complete journey of nutrients from ingestion to assimilation and egestion; (2) explain how the absence of specific nutrients in a diet leads to named deficiency diseases; (3) distinguish between eating enough food in quantity versus eating a nutritionally adequate diet.</w:t>
             </w:r>
           </w:p>
         </w:tc>
@@ -24641,21 +24605,21 @@
           </w:tcPr>
           <w:p>
             <w:pPr>
-              <w:spacing w:after="60" w:before="0"/>
-              <w:jc w:val="left"/>
-            </w:pPr>
-            <w:r>
-              <w:rPr>
-                <w:rFonts w:ascii="Arial" w:cs="Arial" w:eastAsia="Arial" w:hAnsi="Arial"/>
-                <w:b w:val="false"/>
-                <w:bCs w:val="false"/>
-                <w:i w:val="false"/>
-                <w:iCs w:val="false"/>
-                <w:color w:val="000000"/>
-                <w:sz w:val="18"/>
-                <w:szCs w:val="18"/>
-              </w:rPr>
-              <w:t xml:space="preserve"/>
+              <w:spacing w:after="40" w:before="0"/>
+              <w:jc w:val="left"/>
+            </w:pPr>
+            <w:r>
+              <w:rPr>
+                <w:rFonts w:ascii="Arial" w:cs="Arial" w:eastAsia="Arial" w:hAnsi="Arial"/>
+                <w:b w:val="false"/>
+                <w:bCs w:val="false"/>
+                <w:i w:val="false"/>
+                <w:iCs w:val="false"/>
+                <w:color w:val="000000"/>
+                <w:sz w:val="18"/>
+                <w:szCs w:val="18"/>
+              </w:rPr>
+              <w:t xml:space="preserve">Learners will demonstrate ability to: (1) construct and annotate a cumulative model integrating mechanical digestion, chemical digestion, enzyme action, absorption via villi, and egestion; (2) use evidence from food tests, digestive system diagrams, and malnutrition data to justify claims in a written explanation; (3) critically evaluate a dietary scenario and propose improvements using locally available Kenyan foods.</w:t>
             </w:r>
           </w:p>
         </w:tc>
@@ -24707,21 +24671,21 @@
           </w:tcPr>
           <w:p>
             <w:pPr>
-              <w:spacing w:after="60" w:before="0"/>
-              <w:jc w:val="left"/>
-            </w:pPr>
-            <w:r>
-              <w:rPr>
-                <w:rFonts w:ascii="Arial" w:cs="Arial" w:eastAsia="Arial" w:hAnsi="Arial"/>
-                <w:b w:val="false"/>
-                <w:bCs w:val="false"/>
-                <w:i w:val="false"/>
-                <w:iCs w:val="false"/>
-                <w:color w:val="000000"/>
-                <w:sz w:val="18"/>
-                <w:szCs w:val="18"/>
-              </w:rPr>
-              <w:t xml:space="preserve"/>
+              <w:spacing w:after="40" w:before="0"/>
+              <w:jc w:val="left"/>
+            </w:pPr>
+            <w:r>
+              <w:rPr>
+                <w:rFonts w:ascii="Arial" w:cs="Arial" w:eastAsia="Arial" w:hAnsi="Arial"/>
+                <w:b w:val="false"/>
+                <w:bCs w:val="false"/>
+                <w:i w:val="false"/>
+                <w:iCs w:val="false"/>
+                <w:color w:val="000000"/>
+                <w:sz w:val="18"/>
+                <w:szCs w:val="18"/>
+              </w:rPr>
+              <w:t xml:space="preserve">Learners will appreciate that scientific understanding of nutrition has practical relevance to the health of their own families and communities, and will demonstrate responsibility by applying this knowledge to real dietary decisions.</w:t>
             </w:r>
           </w:p>
         </w:tc>
@@ -24773,21 +24737,21 @@
           </w:tcPr>
           <w:p>
             <w:pPr>
-              <w:spacing w:after="60" w:before="0"/>
-              <w:jc w:val="left"/>
-            </w:pPr>
-            <w:r>
-              <w:rPr>
-                <w:rFonts w:ascii="Arial" w:cs="Arial" w:eastAsia="Arial" w:hAnsi="Arial"/>
-                <w:b w:val="false"/>
-                <w:bCs w:val="false"/>
-                <w:i w:val="false"/>
-                <w:iCs w:val="false"/>
-                <w:color w:val="000000"/>
-                <w:sz w:val="18"/>
-                <w:szCs w:val="18"/>
-              </w:rPr>
-              <w:t xml:space="preserve"/>
+              <w:spacing w:after="40" w:before="0"/>
+              <w:jc w:val="left"/>
+            </w:pPr>
+            <w:r>
+              <w:rPr>
+                <w:rFonts w:ascii="Arial" w:cs="Arial" w:eastAsia="Arial" w:hAnsi="Arial"/>
+                <w:b w:val="false"/>
+                <w:bCs w:val="false"/>
+                <w:i w:val="false"/>
+                <w:iCs w:val="false"/>
+                <w:color w:val="000000"/>
+                <w:sz w:val="18"/>
+                <w:szCs w:val="18"/>
+              </w:rPr>
+              <w:t xml:space="preserve">Why do two children who both eat enough food every day end up with very different health outcomes, and what actually happens inside the body when we eat a meal of ugali, sukuma wiki, and beans?</w:t>
             </w:r>
           </w:p>
         </w:tc>
@@ -24839,21 +24803,21 @@
           </w:tcPr>
           <w:p>
             <w:pPr>
-              <w:spacing w:after="60" w:before="0"/>
-              <w:jc w:val="left"/>
-            </w:pPr>
-            <w:r>
-              <w:rPr>
-                <w:rFonts w:ascii="Arial" w:cs="Arial" w:eastAsia="Arial" w:hAnsi="Arial"/>
-                <w:b w:val="false"/>
-                <w:bCs w:val="false"/>
-                <w:i w:val="false"/>
-                <w:iCs w:val="false"/>
-                <w:color w:val="000000"/>
-                <w:sz w:val="18"/>
-                <w:szCs w:val="18"/>
-              </w:rPr>
-              <w:t xml:space="preserve"/>
+              <w:spacing w:after="40" w:before="0"/>
+              <w:jc w:val="left"/>
+            </w:pPr>
+            <w:r>
+              <w:rPr>
+                <w:rFonts w:ascii="Arial" w:cs="Arial" w:eastAsia="Arial" w:hAnsi="Arial"/>
+                <w:b w:val="false"/>
+                <w:bCs w:val="false"/>
+                <w:i w:val="false"/>
+                <w:iCs w:val="false"/>
+                <w:color w:val="000000"/>
+                <w:sz w:val="18"/>
+                <w:szCs w:val="18"/>
+              </w:rPr>
+              <w:t xml:space="preserve">This is the final synthesis lesson. Learners have progressed from puzzlement at the phenomenon, through classification of nutrients, food testing, study of digestive organs, enzyme action, absorption, and malnutrition. Now they integrate every piece of evidence into a complete explanatory model and a final written response to the driving question, closing the inquiry loop they began in Lesson 1.</w:t>
             </w:r>
           </w:p>
         </w:tc>
@@ -24903,25 +24867,7 @@
             </w:tcMar>
             <w:vAlign w:val="top"/>
           </w:tcPr>
-          <w:p>
-            <w:pPr>
-              <w:spacing w:after="60" w:before="0"/>
-              <w:jc w:val="left"/>
-            </w:pPr>
-            <w:r>
-              <w:rPr>
-                <w:rFonts w:ascii="Arial" w:cs="Arial" w:eastAsia="Arial" w:hAnsi="Arial"/>
-                <w:b w:val="false"/>
-                <w:bCs w:val="false"/>
-                <w:i w:val="false"/>
-                <w:iCs w:val="false"/>
-                <w:color w:val="000000"/>
-                <w:sz w:val="18"/>
-                <w:szCs w:val="18"/>
-              </w:rPr>
-              <w:t xml:space="preserve"/>
-            </w:r>
-          </w:p>
+          <w:p/>
         </w:tc>
       </w:tr>
     </w:tbl>
@@ -24998,21 +24944,21 @@
           </w:tcPr>
           <w:p>
             <w:pPr>
-              <w:spacing w:after="60" w:before="0"/>
-              <w:jc w:val="left"/>
-            </w:pPr>
-            <w:r>
-              <w:rPr>
-                <w:rFonts w:ascii="Arial" w:cs="Arial" w:eastAsia="Arial" w:hAnsi="Arial"/>
-                <w:b w:val="false"/>
-                <w:bCs w:val="false"/>
-                <w:i w:val="false"/>
-                <w:iCs w:val="false"/>
-                <w:color w:val="000000"/>
-                <w:sz w:val="18"/>
-                <w:szCs w:val="18"/>
-              </w:rPr>
-              <w:t xml:space="preserve"/>
+              <w:spacing w:after="40" w:before="0"/>
+              <w:jc w:val="left"/>
+            </w:pPr>
+            <w:r>
+              <w:rPr>
+                <w:rFonts w:ascii="Arial" w:cs="Arial" w:eastAsia="Arial" w:hAnsi="Arial"/>
+                <w:b w:val="false"/>
+                <w:bCs w:val="false"/>
+                <w:i w:val="false"/>
+                <w:iCs w:val="false"/>
+                <w:color w:val="000000"/>
+                <w:sz w:val="18"/>
+                <w:szCs w:val="18"/>
+              </w:rPr>
+              <w:t xml:space="preserve">Learners open by briefly revisiting their Lesson 1 predictive models of what food does in the body, immediately activating awareness of how far their thinking has advanced. They then complete and annotate their cumulative digestive system models, working in groups to integrate all unit content: nutrient types, mechanical and chemical digestion, enzyme specificity, villus absorption, large intestine water reabsorption, and egestion. Groups present their models in a gallery walk format. The class then returns to the Driving Question Board to systematically answer every question posted across the unit, using evidence from lessons 1 through 7. The lesson culminates in an individual written explanation of the anchoring phenomenon, serving as the summative assessment for the sub-strand.</w:t>
             </w:r>
           </w:p>
         </w:tc>
@@ -25323,21 +25269,21 @@
           </w:tcPr>
           <w:p>
             <w:pPr>
-              <w:spacing w:after="60" w:before="0"/>
-              <w:jc w:val="left"/>
-            </w:pPr>
-            <w:r>
-              <w:rPr>
-                <w:rFonts w:ascii="Arial" w:cs="Arial" w:eastAsia="Arial" w:hAnsi="Arial"/>
-                <w:b w:val="false"/>
-                <w:bCs w:val="false"/>
-                <w:i w:val="false"/>
-                <w:iCs w:val="false"/>
-                <w:color w:val="000000"/>
-                <w:sz w:val="18"/>
-                <w:szCs w:val="18"/>
-              </w:rPr>
-              <w:t xml:space="preserve"/>
+              <w:spacing w:after="40" w:before="0"/>
+              <w:jc w:val="left"/>
+            </w:pPr>
+            <w:r>
+              <w:rPr>
+                <w:rFonts w:ascii="Arial" w:cs="Arial" w:eastAsia="Arial" w:hAnsi="Arial"/>
+                <w:b w:val="false"/>
+                <w:bCs w:val="false"/>
+                <w:i w:val="false"/>
+                <w:iCs w:val="false"/>
+                <w:color w:val="000000"/>
+                <w:sz w:val="18"/>
+                <w:szCs w:val="18"/>
+              </w:rPr>
+              <w:t xml:space="preserve">Learners receive back their original Lesson 1 predictive model drawings or written predictions about what food does in the body. They read their original ideas silently for 2 minutes. The teacher then poses the question: Look at what you wrote or drew in Lesson 1. What did you think was happening inside the body when you eat ugali and beans? What would you change or add now? Learners annotate their original models in a different colour pen or sticky note, writing 2 to 3 specific things they now know that they did not know in Lesson 1. This activates metacognitive awareness of learning progression and reconnects to the phenomenon.</w:t>
             </w:r>
           </w:p>
         </w:tc>
@@ -25373,7 +25319,7 @@
             <w:pPr>
               <w:spacing w:after="20" w:before="0"/>
             </w:pPr>
-            <w:hyperlink w:history="1" r:id="rIdwr6sa4dhralfwhpzhwrcb">
+            <w:hyperlink w:history="1" r:id="rIdrwknjlrvjcl0pfzeymjly">
               <w:r>
                 <w:rPr>
                   <w:rFonts w:ascii="Arial" w:cs="Arial" w:eastAsia="Arial" w:hAnsi="Arial"/>
@@ -25382,7 +25328,7 @@
                   <w:szCs w:val="16"/>
                   <w:u w:val="single" w:color="2E75B6"/>
                 </w:rPr>
-                <w:t xml:space="preserve">Genetics vocabulary</w:t>
+                <w:t xml:space="preserve">Cellular respiration</w:t>
               </w:r>
             </w:hyperlink>
           </w:p>
@@ -25406,7 +25352,7 @@
               <w:spacing w:after="10" w:before="0"/>
               <w:ind w:left="120"/>
             </w:pPr>
-            <w:hyperlink w:history="1" r:id="rId9gqk8cuwudp695rv8zi0u">
+            <w:hyperlink w:history="1" r:id="rIdrihfz9dpi36ukzs16rsjk">
               <w:r>
                 <w:rPr>
                   <w:rFonts w:ascii="Arial" w:cs="Arial" w:eastAsia="Arial" w:hAnsi="Arial"/>
@@ -25444,14 +25390,14 @@
                 <w:sz w:val="16"/>
                 <w:szCs w:val="16"/>
               </w:rPr>
-              <w:t xml:space="preserve">📖 HTML:</w:t>
+              <w:t xml:space="preserve">📖 PDF:</w:t>
             </w:r>
           </w:p>
           <w:p>
             <w:pPr>
               <w:spacing w:after="20" w:before="0"/>
             </w:pPr>
-            <w:hyperlink w:history="1" r:id="rId6cpq7reoauqqeuhpx8eb6">
+            <w:hyperlink w:history="1" r:id="rIdrs2f9et5kqd8podtjv6cu">
               <w:r>
                 <w:rPr>
                   <w:rFonts w:ascii="Arial" w:cs="Arial" w:eastAsia="Arial" w:hAnsi="Arial"/>
@@ -25460,7 +25406,7 @@
                   <w:szCs w:val="16"/>
                   <w:u w:val="single" w:color="2E75B6"/>
                 </w:rPr>
-                <w:t xml:space="preserve">Build the complementary DNA strand! (PLIX)</w:t>
+                <w:t xml:space="preserve">topical-test-form-2-biology-food-and-diet-answers</w:t>
               </w:r>
             </w:hyperlink>
           </w:p>
@@ -25476,7 +25422,7 @@
                 <w:sz w:val="14"/>
                 <w:szCs w:val="14"/>
               </w:rPr>
-              <w:t xml:space="preserve">Source: CK-12</w:t>
+              <w:t xml:space="preserve">Source: Kenya Curriculum Tools 2025</w:t>
             </w:r>
           </w:p>
           <w:p>
@@ -25484,7 +25430,7 @@
               <w:spacing w:after="10" w:before="0"/>
               <w:ind w:left="120"/>
             </w:pPr>
-            <w:hyperlink w:history="1" r:id="rIdhab0zuczmprla6n5sfgud">
+            <w:hyperlink w:history="1" r:id="rIdvaahtffeyqinic9tgh9aj">
               <w:r>
                 <w:rPr>
                   <w:rFonts w:ascii="Arial" w:cs="Arial" w:eastAsia="Arial" w:hAnsi="Arial"/>
@@ -25512,21 +25458,21 @@
           </w:tcPr>
           <w:p>
             <w:pPr>
-              <w:spacing w:after="60" w:before="0"/>
-              <w:jc w:val="left"/>
-            </w:pPr>
-            <w:r>
-              <w:rPr>
-                <w:rFonts w:ascii="Arial" w:cs="Arial" w:eastAsia="Arial" w:hAnsi="Arial"/>
-                <w:b w:val="false"/>
-                <w:bCs w:val="false"/>
-                <w:i w:val="false"/>
-                <w:iCs w:val="false"/>
-                <w:color w:val="000000"/>
-                <w:sz w:val="18"/>
-                <w:szCs w:val="18"/>
-              </w:rPr>
-              <w:t xml:space="preserve"/>
+              <w:spacing w:after="40" w:before="0"/>
+              <w:jc w:val="left"/>
+            </w:pPr>
+            <w:r>
+              <w:rPr>
+                <w:rFonts w:ascii="Arial" w:cs="Arial" w:eastAsia="Arial" w:hAnsi="Arial"/>
+                <w:b w:val="false"/>
+                <w:bCs w:val="false"/>
+                <w:i w:val="false"/>
+                <w:iCs w:val="false"/>
+                <w:color w:val="000000"/>
+                <w:sz w:val="18"/>
+                <w:szCs w:val="18"/>
+              </w:rPr>
+              <w:t xml:space="preserve">Distribute Lesson 1 models or prediction sheets before learners sit down so there is no transition time lost. Say: Without looking at your notes, read what you predicted in Lesson 1 about why the two children had different health outcomes. Give 2 minutes of SILENT WAIT TIME. Then say: Now annotate your original prediction in a different colour. Write at least two specific pieces of evidence you now have that you did not have then. Circulate and listen for misconceptions that persist. Probe with: You said the food just gives energy back then. What do you know now that is more precise than that? Use a show of hands to ask: Who has completely changed their original prediction? Who has partly changed it? Who thinks they were mostly right from the start? Acknowledge all responses without judgment, then say: By the end of today, every one of you will be able to answer the driving question with evidence from eight lessons of investigation.</w:t>
             </w:r>
           </w:p>
         </w:tc>
@@ -25544,21 +25490,21 @@
           </w:tcPr>
           <w:p>
             <w:pPr>
-              <w:spacing w:after="60" w:before="0"/>
-              <w:jc w:val="left"/>
-            </w:pPr>
-            <w:r>
-              <w:rPr>
-                <w:rFonts w:ascii="Arial" w:cs="Arial" w:eastAsia="Arial" w:hAnsi="Arial"/>
-                <w:b w:val="false"/>
-                <w:bCs w:val="false"/>
-                <w:i w:val="false"/>
-                <w:iCs w:val="false"/>
-                <w:color w:val="000000"/>
-                <w:sz w:val="18"/>
-                <w:szCs w:val="18"/>
-              </w:rPr>
-              <w:t xml:space="preserve"/>
+              <w:spacing w:after="40" w:before="0"/>
+              <w:jc w:val="left"/>
+            </w:pPr>
+            <w:r>
+              <w:rPr>
+                <w:rFonts w:ascii="Arial" w:cs="Arial" w:eastAsia="Arial" w:hAnsi="Arial"/>
+                <w:b w:val="false"/>
+                <w:bCs w:val="false"/>
+                <w:i w:val="false"/>
+                <w:iCs w:val="false"/>
+                <w:color w:val="000000"/>
+                <w:sz w:val="18"/>
+                <w:szCs w:val="18"/>
+              </w:rPr>
+              <w:t xml:space="preserve">Revisiting and annotating original predictions makes prior-to-now learning visible. It positions the synthesis lesson as a payoff for the whole unit rather than simply another lesson, and motivates engagement with the model-building and writing tasks that follow.</w:t>
             </w:r>
           </w:p>
         </w:tc>
@@ -25576,21 +25522,21 @@
           </w:tcPr>
           <w:p>
             <w:pPr>
-              <w:spacing w:after="60" w:before="0"/>
-              <w:jc w:val="left"/>
-            </w:pPr>
-            <w:r>
-              <w:rPr>
-                <w:rFonts w:ascii="Arial" w:cs="Arial" w:eastAsia="Arial" w:hAnsi="Arial"/>
-                <w:b w:val="false"/>
-                <w:bCs w:val="false"/>
-                <w:i w:val="false"/>
-                <w:iCs w:val="false"/>
-                <w:color w:val="000000"/>
-                <w:sz w:val="18"/>
-                <w:szCs w:val="18"/>
-              </w:rPr>
-              <w:t xml:space="preserve"/>
+              <w:spacing w:after="40" w:before="0"/>
+              <w:jc w:val="left"/>
+            </w:pPr>
+            <w:r>
+              <w:rPr>
+                <w:rFonts w:ascii="Arial" w:cs="Arial" w:eastAsia="Arial" w:hAnsi="Arial"/>
+                <w:b w:val="false"/>
+                <w:bCs w:val="false"/>
+                <w:i w:val="false"/>
+                <w:iCs w:val="false"/>
+                <w:color w:val="000000"/>
+                <w:sz w:val="18"/>
+                <w:szCs w:val="18"/>
+              </w:rPr>
+              <w:t xml:space="preserve">Teacher scans annotated predictions to identify any learners who are still at surface-level changes (for example, only adding vocabulary without conceptual change). These learners are flagged for additional support during the model-building phase. Listen for correct use of terms such as deficiency, enzyme, absorption, and villi as indicators of vocabulary integration.</w:t>
             </w:r>
           </w:p>
         </w:tc>
@@ -25642,21 +25588,21 @@
           </w:tcPr>
           <w:p>
             <w:pPr>
-              <w:spacing w:after="60" w:before="0"/>
-              <w:jc w:val="left"/>
-            </w:pPr>
-            <w:r>
-              <w:rPr>
-                <w:rFonts w:ascii="Arial" w:cs="Arial" w:eastAsia="Arial" w:hAnsi="Arial"/>
-                <w:b w:val="false"/>
-                <w:bCs w:val="false"/>
-                <w:i w:val="false"/>
-                <w:iCs w:val="false"/>
-                <w:color w:val="000000"/>
-                <w:sz w:val="18"/>
-                <w:szCs w:val="18"/>
-              </w:rPr>
-              <w:t xml:space="preserve"/>
+              <w:spacing w:after="40" w:before="0"/>
+              <w:jc w:val="left"/>
+            </w:pPr>
+            <w:r>
+              <w:rPr>
+                <w:rFonts w:ascii="Arial" w:cs="Arial" w:eastAsia="Arial" w:hAnsi="Arial"/>
+                <w:b w:val="false"/>
+                <w:bCs w:val="false"/>
+                <w:i w:val="false"/>
+                <w:iCs w:val="false"/>
+                <w:color w:val="000000"/>
+                <w:sz w:val="18"/>
+                <w:szCs w:val="18"/>
+              </w:rPr>
+              <w:t xml:space="preserve">Learners are given a large blank outline diagram of the human digestive system (A3 size or drawn on sugar paper) that includes unlabelled organs from the mouth to the anus, plus boxes for the liver and pancreas. Working in groups of 4, they are given a set of pre-cut information cards (prepared by the teacher in advance) covering: (1) the nutrient each organ processes, (2) the enzyme or secretion produced, (3) the type of digestion occurring, and (4) the product of digestion at each stage. Groups must place each card at the correct organ, then annotate the diagram with arrows showing the direction of food movement and colour-coding to show where carbohydrates, proteins, and lipids are each broken down. The ugali-sukuma wiki-beans meal from the phenomenon is explicitly referenced: learners label what happens to the starch from ugali, the protein from beans, the iron from sukuma wiki, and the vitamins from sukuma wiki at each organ. This is an observed record of the complete digestive process.</w:t>
             </w:r>
           </w:p>
         </w:tc>
@@ -25692,7 +25638,7 @@
             <w:pPr>
               <w:spacing w:after="20" w:before="0"/>
             </w:pPr>
-            <w:hyperlink w:history="1" r:id="rId04ipbj4ccv6i9rlgzwffi">
+            <w:hyperlink w:history="1" r:id="rIduxvr25axi7q7nuazhhh4q">
               <w:r>
                 <w:rPr>
                   <w:rFonts w:ascii="Arial" w:cs="Arial" w:eastAsia="Arial" w:hAnsi="Arial"/>
@@ -25701,7 +25647,7 @@
                   <w:szCs w:val="16"/>
                   <w:u w:val="single" w:color="2E75B6"/>
                 </w:rPr>
-                <w:t xml:space="preserve">Genetics vocabulary</w:t>
+                <w:t xml:space="preserve">Cellular respiration</w:t>
               </w:r>
             </w:hyperlink>
           </w:p>
@@ -25725,7 +25671,7 @@
               <w:spacing w:after="10" w:before="0"/>
               <w:ind w:left="120"/>
             </w:pPr>
-            <w:hyperlink w:history="1" r:id="rIdpvtbuz_zmw3xzcxzbq1bu">
+            <w:hyperlink w:history="1" r:id="rIdme3kcp4eb0qllql7-v_px">
               <w:r>
                 <w:rPr>
                   <w:rFonts w:ascii="Arial" w:cs="Arial" w:eastAsia="Arial" w:hAnsi="Arial"/>
@@ -25763,14 +25709,14 @@
                 <w:sz w:val="16"/>
                 <w:szCs w:val="16"/>
               </w:rPr>
-              <w:t xml:space="preserve">📖 HTML:</w:t>
+              <w:t xml:space="preserve">📖 PDF:</w:t>
             </w:r>
           </w:p>
           <w:p>
             <w:pPr>
               <w:spacing w:after="20" w:before="0"/>
             </w:pPr>
-            <w:hyperlink w:history="1" r:id="rIdn1mwm8vutwf7qrhx5chv5">
+            <w:hyperlink w:history="1" r:id="rIdwuh6syixxkn9yngfw3pbr">
               <w:r>
                 <w:rPr>
                   <w:rFonts w:ascii="Arial" w:cs="Arial" w:eastAsia="Arial" w:hAnsi="Arial"/>
@@ -25779,7 +25725,7 @@
                   <w:szCs w:val="16"/>
                   <w:u w:val="single" w:color="2E75B6"/>
                 </w:rPr>
-                <w:t xml:space="preserve">Build the complementary DNA strand! (PLIX)</w:t>
+                <w:t xml:space="preserve">topical-test-form-2-biology-food-and-diet-answers</w:t>
               </w:r>
             </w:hyperlink>
           </w:p>
@@ -25795,7 +25741,7 @@
                 <w:sz w:val="14"/>
                 <w:szCs w:val="14"/>
               </w:rPr>
-              <w:t xml:space="preserve">Source: CK-12</w:t>
+              <w:t xml:space="preserve">Source: Kenya Curriculum Tools 2025</w:t>
             </w:r>
           </w:p>
           <w:p>
@@ -25803,7 +25749,7 @@
               <w:spacing w:after="10" w:before="0"/>
               <w:ind w:left="120"/>
             </w:pPr>
-            <w:hyperlink w:history="1" r:id="rIdhctxselmbiiqbhjv3von0">
+            <w:hyperlink w:history="1" r:id="rId22rikksknxfgumcruexgo">
               <w:r>
                 <w:rPr>
                   <w:rFonts w:ascii="Arial" w:cs="Arial" w:eastAsia="Arial" w:hAnsi="Arial"/>
@@ -25831,21 +25777,21 @@
           </w:tcPr>
           <w:p>
             <w:pPr>
-              <w:spacing w:after="60" w:before="0"/>
-              <w:jc w:val="left"/>
-            </w:pPr>
-            <w:r>
-              <w:rPr>
-                <w:rFonts w:ascii="Arial" w:cs="Arial" w:eastAsia="Arial" w:hAnsi="Arial"/>
-                <w:b w:val="false"/>
-                <w:bCs w:val="false"/>
-                <w:i w:val="false"/>
-                <w:iCs w:val="false"/>
-                <w:color w:val="000000"/>
-                <w:sz w:val="18"/>
-                <w:szCs w:val="18"/>
-              </w:rPr>
-              <w:t xml:space="preserve"/>
+              <w:spacing w:after="40" w:before="0"/>
+              <w:jc w:val="left"/>
+            </w:pPr>
+            <w:r>
+              <w:rPr>
+                <w:rFonts w:ascii="Arial" w:cs="Arial" w:eastAsia="Arial" w:hAnsi="Arial"/>
+                <w:b w:val="false"/>
+                <w:bCs w:val="false"/>
+                <w:i w:val="false"/>
+                <w:iCs w:val="false"/>
+                <w:color w:val="000000"/>
+                <w:sz w:val="18"/>
+                <w:szCs w:val="18"/>
+              </w:rPr>
+              <w:t xml:space="preserve">Distribute materials efficiently: one A3 diagram per group, one set of pre-cut information cards per group, coloured markers. Say: Your job is to build the most complete and accurate model of what happens to a meal of ugali, sukuma wiki, and beans from the moment it enters the mouth until waste leaves the body. Every card must be placed and every organ labelled. You have 10 minutes. Set a visible timer. Circulate actively. At the 5-minute mark, prompt: Have you included what happens to vitamins and minerals from sukuma wiki? Where does iron get absorbed? Where does the protein from beans first get chemically digested? Challenge higher-attaining groups: Can you show on your diagram the difference between what happens to a child eating only ugali versus a child eating ugali, beans, and sukuma wiki? Use specific probing: What does the villus do that the stomach cannot do? Why does the large intestine matter even though it does not digest food? Allow groups to compare cards with neighbouring groups if uncertain, modelling peer-checking as a scientific practice.</w:t>
             </w:r>
           </w:p>
         </w:tc>
@@ -25863,21 +25809,21 @@
           </w:tcPr>
           <w:p>
             <w:pPr>
-              <w:spacing w:after="60" w:before="0"/>
-              <w:jc w:val="left"/>
-            </w:pPr>
-            <w:r>
-              <w:rPr>
-                <w:rFonts w:ascii="Arial" w:cs="Arial" w:eastAsia="Arial" w:hAnsi="Arial"/>
-                <w:b w:val="false"/>
-                <w:bCs w:val="false"/>
-                <w:i w:val="false"/>
-                <w:iCs w:val="false"/>
-                <w:color w:val="000000"/>
-                <w:sz w:val="18"/>
-                <w:szCs w:val="18"/>
-              </w:rPr>
-              <w:t xml:space="preserve"/>
+              <w:spacing w:after="40" w:before="0"/>
+              <w:jc w:val="left"/>
+            </w:pPr>
+            <w:r>
+              <w:rPr>
+                <w:rFonts w:ascii="Arial" w:cs="Arial" w:eastAsia="Arial" w:hAnsi="Arial"/>
+                <w:b w:val="false"/>
+                <w:bCs w:val="false"/>
+                <w:i w:val="false"/>
+                <w:iCs w:val="false"/>
+                <w:color w:val="000000"/>
+                <w:sz w:val="18"/>
+                <w:szCs w:val="18"/>
+              </w:rPr>
+              <w:t xml:space="preserve">The card-sorting and diagram annotation activity externalises thinking, making it visible to the teacher and to peers. Using the actual foods from the phenomenon as the content of the model keeps the investigation anchored to the real-world puzzle throughout. Colour-coding by nutrient type builds visual pattern recognition across the complexity of the full digestive process.</w:t>
             </w:r>
           </w:p>
         </w:tc>
@@ -25895,21 +25841,21 @@
           </w:tcPr>
           <w:p>
             <w:pPr>
-              <w:spacing w:after="60" w:before="0"/>
-              <w:jc w:val="left"/>
-            </w:pPr>
-            <w:r>
-              <w:rPr>
-                <w:rFonts w:ascii="Arial" w:cs="Arial" w:eastAsia="Arial" w:hAnsi="Arial"/>
-                <w:b w:val="false"/>
-                <w:bCs w:val="false"/>
-                <w:i w:val="false"/>
-                <w:iCs w:val="false"/>
-                <w:color w:val="000000"/>
-                <w:sz w:val="18"/>
-                <w:szCs w:val="18"/>
-              </w:rPr>
-              <w:t xml:space="preserve"/>
+              <w:spacing w:after="40" w:before="0"/>
+              <w:jc w:val="left"/>
+            </w:pPr>
+            <w:r>
+              <w:rPr>
+                <w:rFonts w:ascii="Arial" w:cs="Arial" w:eastAsia="Arial" w:hAnsi="Arial"/>
+                <w:b w:val="false"/>
+                <w:bCs w:val="false"/>
+                <w:i w:val="false"/>
+                <w:iCs w:val="false"/>
+                <w:color w:val="000000"/>
+                <w:sz w:val="18"/>
+                <w:szCs w:val="18"/>
+              </w:rPr>
+              <w:t xml:space="preserve">Teacher checks each group diagram for: correct placement of salivary amylase in the mouth, pepsin in the stomach, lipase and trypsin in the small intestine; correct identification of the small intestine as the primary site of absorption; correct location of the liver producing bile and the pancreas producing multiple enzymes; correct annotation of the large intestine for water reabsorption. Common errors to watch for include placing absorption in the stomach, omitting the role of bile, and confusing mechanical and chemical digestion.</w:t>
             </w:r>
           </w:p>
         </w:tc>
@@ -25961,21 +25907,21 @@
           </w:tcPr>
           <w:p>
             <w:pPr>
-              <w:spacing w:after="60" w:before="0"/>
-              <w:jc w:val="left"/>
-            </w:pPr>
-            <w:r>
-              <w:rPr>
-                <w:rFonts w:ascii="Arial" w:cs="Arial" w:eastAsia="Arial" w:hAnsi="Arial"/>
-                <w:b w:val="false"/>
-                <w:bCs w:val="false"/>
-                <w:i w:val="false"/>
-                <w:iCs w:val="false"/>
-                <w:color w:val="000000"/>
-                <w:sz w:val="18"/>
-                <w:szCs w:val="18"/>
-              </w:rPr>
-              <w:t xml:space="preserve"/>
+              <w:spacing w:after="40" w:before="0"/>
+              <w:jc w:val="left"/>
+            </w:pPr>
+            <w:r>
+              <w:rPr>
+                <w:rFonts w:ascii="Arial" w:cs="Arial" w:eastAsia="Arial" w:hAnsi="Arial"/>
+                <w:b w:val="false"/>
+                <w:bCs w:val="false"/>
+                <w:i w:val="false"/>
+                <w:iCs w:val="false"/>
+                <w:color w:val="000000"/>
+                <w:sz w:val="18"/>
+                <w:szCs w:val="18"/>
+              </w:rPr>
+              <w:t xml:space="preserve">Groups conduct a 6-minute gallery walk. Each group leaves their completed model on the desk and members rotate clockwise to view two other groups models. Learners use sticky notes to leave one specific praise comment (something correct and well-explained they observe) and one probing question (something they are unsure about or want the other group to explain further). Groups return to their own model, read the sticky notes, and spend 3 minutes discussing and resolving any questions raised. The teacher then facilitates a 5-minute whole-class synthesis discussion. One representative from each group shares the most important single annotation on their model: the moment in digestion they think best explains why the child eating only ugali is unhealthy. This drives the class toward articulating the core explanation: it is not lack of calories but lack of specific nutrients, each of which serves specific functions, and whose absence causes specific, predictable diseases.</w:t>
             </w:r>
           </w:p>
         </w:tc>
@@ -26011,7 +25957,7 @@
             <w:pPr>
               <w:spacing w:after="20" w:before="0"/>
             </w:pPr>
-            <w:hyperlink w:history="1" r:id="rIddsuxpqg7op-4rg_mjkjhm">
+            <w:hyperlink w:history="1" r:id="rId9p-cq7yszfyp2ck3v75zp">
               <w:r>
                 <w:rPr>
                   <w:rFonts w:ascii="Arial" w:cs="Arial" w:eastAsia="Arial" w:hAnsi="Arial"/>
@@ -26020,7 +25966,7 @@
                   <w:szCs w:val="16"/>
                   <w:u w:val="single" w:color="2E75B6"/>
                 </w:rPr>
-                <w:t xml:space="preserve">Genetics vocabulary</w:t>
+                <w:t xml:space="preserve">Cellular respiration</w:t>
               </w:r>
             </w:hyperlink>
           </w:p>
@@ -26044,7 +25990,7 @@
               <w:spacing w:after="10" w:before="0"/>
               <w:ind w:left="120"/>
             </w:pPr>
-            <w:hyperlink w:history="1" r:id="rId_cmn8nafiiqltwhf3ojju">
+            <w:hyperlink w:history="1" r:id="rIdjdb6sd3wm1qrtcprcmt1i">
               <w:r>
                 <w:rPr>
                   <w:rFonts w:ascii="Arial" w:cs="Arial" w:eastAsia="Arial" w:hAnsi="Arial"/>
@@ -26082,14 +26028,14 @@
                 <w:sz w:val="16"/>
                 <w:szCs w:val="16"/>
               </w:rPr>
-              <w:t xml:space="preserve">📖 HTML:</w:t>
+              <w:t xml:space="preserve">📖 PDF:</w:t>
             </w:r>
           </w:p>
           <w:p>
             <w:pPr>
               <w:spacing w:after="20" w:before="0"/>
             </w:pPr>
-            <w:hyperlink w:history="1" r:id="rIdk7_tzxwakgt8nnvulouaj">
+            <w:hyperlink w:history="1" r:id="rIdnhy0aowt4mjuhnwgcowre">
               <w:r>
                 <w:rPr>
                   <w:rFonts w:ascii="Arial" w:cs="Arial" w:eastAsia="Arial" w:hAnsi="Arial"/>
@@ -26098,7 +26044,7 @@
                   <w:szCs w:val="16"/>
                   <w:u w:val="single" w:color="2E75B6"/>
                 </w:rPr>
-                <w:t xml:space="preserve">Build the complementary DNA strand! (PLIX)</w:t>
+                <w:t xml:space="preserve">topical-test-form-2-biology-food-and-diet-answers</w:t>
               </w:r>
             </w:hyperlink>
           </w:p>
@@ -26114,7 +26060,7 @@
                 <w:sz w:val="14"/>
                 <w:szCs w:val="14"/>
               </w:rPr>
-              <w:t xml:space="preserve">Source: CK-12</w:t>
+              <w:t xml:space="preserve">Source: Kenya Curriculum Tools 2025</w:t>
             </w:r>
           </w:p>
           <w:p>
@@ -26122,7 +26068,7 @@
               <w:spacing w:after="10" w:before="0"/>
               <w:ind w:left="120"/>
             </w:pPr>
-            <w:hyperlink w:history="1" r:id="rIdldcp830nxgdz8xshcreys">
+            <w:hyperlink w:history="1" r:id="rIdotb731ck0m3w_yqetpajx">
               <w:r>
                 <w:rPr>
                   <w:rFonts w:ascii="Arial" w:cs="Arial" w:eastAsia="Arial" w:hAnsi="Arial"/>
@@ -26150,21 +26096,21 @@
           </w:tcPr>
           <w:p>
             <w:pPr>
-              <w:spacing w:after="60" w:before="0"/>
-              <w:jc w:val="left"/>
-            </w:pPr>
-            <w:r>
-              <w:rPr>
-                <w:rFonts w:ascii="Arial" w:cs="Arial" w:eastAsia="Arial" w:hAnsi="Arial"/>
-                <w:b w:val="false"/>
-                <w:bCs w:val="false"/>
-                <w:i w:val="false"/>
-                <w:iCs w:val="false"/>
-                <w:color w:val="000000"/>
-                <w:sz w:val="18"/>
-                <w:szCs w:val="18"/>
-              </w:rPr>
-              <w:t xml:space="preserve"/>
+              <w:spacing w:after="40" w:before="0"/>
+              <w:jc w:val="left"/>
+            </w:pPr>
+            <w:r>
+              <w:rPr>
+                <w:rFonts w:ascii="Arial" w:cs="Arial" w:eastAsia="Arial" w:hAnsi="Arial"/>
+                <w:b w:val="false"/>
+                <w:bCs w:val="false"/>
+                <w:i w:val="false"/>
+                <w:iCs w:val="false"/>
+                <w:color w:val="000000"/>
+                <w:sz w:val="18"/>
+                <w:szCs w:val="18"/>
+              </w:rPr>
+              <w:t xml:space="preserve">Before the gallery walk, say: You are visiting other scientists exhibits. Leave a genuine praise note and a genuine question note on every model you visit. Be specific. Do not write good job. Write what exactly is good and why. During the gallery walk, circulate and read sticky notes as they are posted, redirecting vague feedback with: Can you be more specific? What exactly on that diagram shows that? After groups return to their own models, ask the whole class: Without using the word food, explain in one sentence why Amina from Kericho is healthy and her brother is not. Give 30 seconds of SILENT WAIT TIME. Take 3 to 4 responses. Press for precision: You said she eats the right things. What does right mean scientifically? Guide toward: she consumes all essential nutrient groups in adequate quantities, enabling all metabolic processes to function correctly. Write this refined statement on the board and tell learners: This is the core scientific claim your final writing must be built on.</w:t>
             </w:r>
           </w:p>
         </w:tc>
@@ -26182,21 +26128,21 @@
           </w:tcPr>
           <w:p>
             <w:pPr>
-              <w:spacing w:after="60" w:before="0"/>
-              <w:jc w:val="left"/>
-            </w:pPr>
-            <w:r>
-              <w:rPr>
-                <w:rFonts w:ascii="Arial" w:cs="Arial" w:eastAsia="Arial" w:hAnsi="Arial"/>
-                <w:b w:val="false"/>
-                <w:bCs w:val="false"/>
-                <w:i w:val="false"/>
-                <w:iCs w:val="false"/>
-                <w:color w:val="000000"/>
-                <w:sz w:val="18"/>
-                <w:szCs w:val="18"/>
-              </w:rPr>
-              <w:t xml:space="preserve"/>
+              <w:spacing w:after="40" w:before="0"/>
+              <w:jc w:val="left"/>
+            </w:pPr>
+            <w:r>
+              <w:rPr>
+                <w:rFonts w:ascii="Arial" w:cs="Arial" w:eastAsia="Arial" w:hAnsi="Arial"/>
+                <w:b w:val="false"/>
+                <w:bCs w:val="false"/>
+                <w:i w:val="false"/>
+                <w:iCs w:val="false"/>
+                <w:color w:val="000000"/>
+                <w:sz w:val="18"/>
+                <w:szCs w:val="18"/>
+              </w:rPr>
+              <w:t xml:space="preserve">The gallery walk uses peer feedback as a learning mechanism rather than just a presentation ritual. The requirement to leave specific praise and a question forces evaluative reading of other groups work. The whole-class synthesis narrows multiple group responses to a shared, precise scientific claim that will anchor the individual written assessment.</w:t>
             </w:r>
           </w:p>
         </w:tc>
@@ -26214,21 +26160,21 @@
           </w:tcPr>
           <w:p>
             <w:pPr>
-              <w:spacing w:after="60" w:before="0"/>
-              <w:jc w:val="left"/>
-            </w:pPr>
-            <w:r>
-              <w:rPr>
-                <w:rFonts w:ascii="Arial" w:cs="Arial" w:eastAsia="Arial" w:hAnsi="Arial"/>
-                <w:b w:val="false"/>
-                <w:bCs w:val="false"/>
-                <w:i w:val="false"/>
-                <w:iCs w:val="false"/>
-                <w:color w:val="000000"/>
-                <w:sz w:val="18"/>
-                <w:szCs w:val="18"/>
-              </w:rPr>
-              <w:t xml:space="preserve"/>
+              <w:spacing w:after="40" w:before="0"/>
+              <w:jc w:val="left"/>
+            </w:pPr>
+            <w:r>
+              <w:rPr>
+                <w:rFonts w:ascii="Arial" w:cs="Arial" w:eastAsia="Arial" w:hAnsi="Arial"/>
+                <w:b w:val="false"/>
+                <w:bCs w:val="false"/>
+                <w:i w:val="false"/>
+                <w:iCs w:val="false"/>
+                <w:color w:val="000000"/>
+                <w:sz w:val="18"/>
+                <w:szCs w:val="18"/>
+              </w:rPr>
+              <w:t xml:space="preserve">Listen during the gallery walk discussion for whether learners can connect specific nutrients to specific organs and specific diseases. Red-flag statements include: the body just uses all food the same way or any food gives you energy so it does not matter what you eat. If heard, pause the class briefly and redirect: Let us test that. If all food gives energy equally, why does the child with only ugali have swollen limbs and not just low energy? What specific nutrient does that tell us is missing?</w:t>
             </w:r>
           </w:p>
         </w:tc>
@@ -26280,21 +26226,21 @@
           </w:tcPr>
           <w:p>
             <w:pPr>
-              <w:spacing w:after="60" w:before="0"/>
-              <w:jc w:val="left"/>
-            </w:pPr>
-            <w:r>
-              <w:rPr>
-                <w:rFonts w:ascii="Arial" w:cs="Arial" w:eastAsia="Arial" w:hAnsi="Arial"/>
-                <w:b w:val="false"/>
-                <w:bCs w:val="false"/>
-                <w:i w:val="false"/>
-                <w:iCs w:val="false"/>
-                <w:color w:val="000000"/>
-                <w:sz w:val="18"/>
-                <w:szCs w:val="18"/>
-              </w:rPr>
-              <w:t xml:space="preserve"/>
+              <w:spacing w:after="40" w:before="0"/>
+              <w:jc w:val="left"/>
+            </w:pPr>
+            <w:r>
+              <w:rPr>
+                <w:rFonts w:ascii="Arial" w:cs="Arial" w:eastAsia="Arial" w:hAnsi="Arial"/>
+                <w:b w:val="false"/>
+                <w:bCs w:val="false"/>
+                <w:i w:val="false"/>
+                <w:iCs w:val="false"/>
+                <w:color w:val="000000"/>
+                <w:sz w:val="18"/>
+                <w:szCs w:val="18"/>
+              </w:rPr>
+              <w:t xml:space="preserve">The class DQB (created and added to across Lessons 1 through 7) is displayed at the front. Each question posted over the unit is read aloud by the student who originally posted it, where possible. Working as a class, learners collaboratively decide: (1) whether the question has now been fully answered, (2) whether it has been partially answered, or (3) whether it remains genuinely open. For questions that are fully answered, a nominated learner states the evidence-based answer in 1 to 2 sentences and the question card is marked with a green tick. Partially answered questions receive an orange dot and a brief note of what is still uncertain. Questions that remain open (for example, questions about the gut microbiome, genetic factors in nutrient absorption, or specific Kenyan public health data) are noted as areas for further learning beyond this unit. This process typically takes 5 to 6 minutes given the 40-minute constraint, so the teacher pre-selects 5 to 6 of the most central DQB questions to address in full, with remaining questions reviewed briefly.</w:t>
             </w:r>
           </w:p>
         </w:tc>
@@ -26330,7 +26276,7 @@
             <w:pPr>
               <w:spacing w:after="20" w:before="0"/>
             </w:pPr>
-            <w:hyperlink w:history="1" r:id="rId4ksbi2ydipnair7wvfvxo">
+            <w:hyperlink w:history="1" r:id="rIdgjvyjui0jcikgkxhhfo7o">
               <w:r>
                 <w:rPr>
                   <w:rFonts w:ascii="Arial" w:cs="Arial" w:eastAsia="Arial" w:hAnsi="Arial"/>
@@ -26339,7 +26285,7 @@
                   <w:szCs w:val="16"/>
                   <w:u w:val="single" w:color="2E75B6"/>
                 </w:rPr>
-                <w:t xml:space="preserve">Genetics vocabulary</w:t>
+                <w:t xml:space="preserve">Cellular respiration</w:t>
               </w:r>
             </w:hyperlink>
           </w:p>
@@ -26363,7 +26309,7 @@
               <w:spacing w:after="10" w:before="0"/>
               <w:ind w:left="120"/>
             </w:pPr>
-            <w:hyperlink w:history="1" r:id="rIdhat5fqm0j2sz3tdifm9jv">
+            <w:hyperlink w:history="1" r:id="rId0ysufcldkky8lzdwt1yj2">
               <w:r>
                 <w:rPr>
                   <w:rFonts w:ascii="Arial" w:cs="Arial" w:eastAsia="Arial" w:hAnsi="Arial"/>
@@ -26401,14 +26347,14 @@
                 <w:sz w:val="16"/>
                 <w:szCs w:val="16"/>
               </w:rPr>
-              <w:t xml:space="preserve">📖 HTML:</w:t>
+              <w:t xml:space="preserve">📖 PDF:</w:t>
             </w:r>
           </w:p>
           <w:p>
             <w:pPr>
               <w:spacing w:after="20" w:before="0"/>
             </w:pPr>
-            <w:hyperlink w:history="1" r:id="rIdgpatseewoc2uht2xyvjsg">
+            <w:hyperlink w:history="1" r:id="rId-ikbo2dwg2brbhtdxrukn">
               <w:r>
                 <w:rPr>
                   <w:rFonts w:ascii="Arial" w:cs="Arial" w:eastAsia="Arial" w:hAnsi="Arial"/>
@@ -26417,7 +26363,7 @@
                   <w:szCs w:val="16"/>
                   <w:u w:val="single" w:color="2E75B6"/>
                 </w:rPr>
-                <w:t xml:space="preserve">Build the complementary DNA strand! (PLIX)</w:t>
+                <w:t xml:space="preserve">topical-test-form-2-biology-food-and-diet-answers</w:t>
               </w:r>
             </w:hyperlink>
           </w:p>
@@ -26433,7 +26379,7 @@
                 <w:sz w:val="14"/>
                 <w:szCs w:val="14"/>
               </w:rPr>
-              <w:t xml:space="preserve">Source: CK-12</w:t>
+              <w:t xml:space="preserve">Source: Kenya Curriculum Tools 2025</w:t>
             </w:r>
           </w:p>
           <w:p>
@@ -26441,7 +26387,7 @@
               <w:spacing w:after="10" w:before="0"/>
               <w:ind w:left="120"/>
             </w:pPr>
-            <w:hyperlink w:history="1" r:id="rIdawbl_ihojiwdtmzte-l5r">
+            <w:hyperlink w:history="1" r:id="rIdpolwxfgehfwbcs3mrdtkt">
               <w:r>
                 <w:rPr>
                   <w:rFonts w:ascii="Arial" w:cs="Arial" w:eastAsia="Arial" w:hAnsi="Arial"/>
@@ -26469,21 +26415,21 @@
           </w:tcPr>
           <w:p>
             <w:pPr>
-              <w:spacing w:after="60" w:before="0"/>
-              <w:jc w:val="left"/>
-            </w:pPr>
-            <w:r>
-              <w:rPr>
-                <w:rFonts w:ascii="Arial" w:cs="Arial" w:eastAsia="Arial" w:hAnsi="Arial"/>
-                <w:b w:val="false"/>
-                <w:bCs w:val="false"/>
-                <w:i w:val="false"/>
-                <w:iCs w:val="false"/>
-                <w:color w:val="000000"/>
-                <w:sz w:val="18"/>
-                <w:szCs w:val="18"/>
-              </w:rPr>
-              <w:t xml:space="preserve"/>
+              <w:spacing w:after="40" w:before="0"/>
+              <w:jc w:val="left"/>
+            </w:pPr>
+            <w:r>
+              <w:rPr>
+                <w:rFonts w:ascii="Arial" w:cs="Arial" w:eastAsia="Arial" w:hAnsi="Arial"/>
+                <w:b w:val="false"/>
+                <w:bCs w:val="false"/>
+                <w:i w:val="false"/>
+                <w:iCs w:val="false"/>
+                <w:color w:val="000000"/>
+                <w:sz w:val="18"/>
+                <w:szCs w:val="18"/>
+              </w:rPr>
+              <w:t xml:space="preserve">Before the DQB review, say: In Lesson 1, you were puzzled. You asked questions you did not yet have the tools to answer. Let us find out how far we have come. Read each pre-selected DQB question aloud clearly. Ask: Who posted this? Can you now answer it using evidence from our lessons? If the original poster cannot answer, open to the class. For each answered question, press for completeness: Is that a full answer or a partial answer? What evidence supports it? Specifically prompt for connections to the phenomenon: How does this answer help us explain what is happening to Amina and her brother in Kericho? For any question that remains genuinely open, validate the inquiry: That is a real scientific question that researchers at institutions like the Kenya Medical Research Institute are actively studying. Not knowing is not a failure. It is the start of further science. End the DQB review by saying: Every question you posted in Lesson 1 came from genuine curiosity about a real health puzzle. The fact that you can now answer most of them with evidence means you have done real scientific thinking over this unit.</w:t>
             </w:r>
           </w:p>
         </w:tc>
@@ -26501,21 +26447,21 @@
           </w:tcPr>
           <w:p>
             <w:pPr>
-              <w:spacing w:after="60" w:before="0"/>
-              <w:jc w:val="left"/>
-            </w:pPr>
-            <w:r>
-              <w:rPr>
-                <w:rFonts w:ascii="Arial" w:cs="Arial" w:eastAsia="Arial" w:hAnsi="Arial"/>
-                <w:b w:val="false"/>
-                <w:bCs w:val="false"/>
-                <w:i w:val="false"/>
-                <w:iCs w:val="false"/>
-                <w:color w:val="000000"/>
-                <w:sz w:val="18"/>
-                <w:szCs w:val="18"/>
-              </w:rPr>
-              <w:t xml:space="preserve"/>
+              <w:spacing w:after="40" w:before="0"/>
+              <w:jc w:val="left"/>
+            </w:pPr>
+            <w:r>
+              <w:rPr>
+                <w:rFonts w:ascii="Arial" w:cs="Arial" w:eastAsia="Arial" w:hAnsi="Arial"/>
+                <w:b w:val="false"/>
+                <w:bCs w:val="false"/>
+                <w:i w:val="false"/>
+                <w:iCs w:val="false"/>
+                <w:color w:val="000000"/>
+                <w:sz w:val="18"/>
+                <w:szCs w:val="18"/>
+              </w:rPr>
+              <w:t xml:space="preserve">Returning to the DQB makes the cumulative nature of the unit visible and gives learners a concrete record of their intellectual journey. It validates curiosity as a scientific tool and models the difference between answered questions, partially understood questions, and genuinely open research questions, building epistemological sophistication.</w:t>
             </w:r>
           </w:p>
         </w:tc>
@@ -26533,21 +26479,21 @@
           </w:tcPr>
           <w:p>
             <w:pPr>
-              <w:spacing w:after="60" w:before="0"/>
-              <w:jc w:val="left"/>
-            </w:pPr>
-            <w:r>
-              <w:rPr>
-                <w:rFonts w:ascii="Arial" w:cs="Arial" w:eastAsia="Arial" w:hAnsi="Arial"/>
-                <w:b w:val="false"/>
-                <w:bCs w:val="false"/>
-                <w:i w:val="false"/>
-                <w:iCs w:val="false"/>
-                <w:color w:val="000000"/>
-                <w:sz w:val="18"/>
-                <w:szCs w:val="18"/>
-              </w:rPr>
-              <w:t xml:space="preserve"/>
+              <w:spacing w:after="40" w:before="0"/>
+              <w:jc w:val="left"/>
+            </w:pPr>
+            <w:r>
+              <w:rPr>
+                <w:rFonts w:ascii="Arial" w:cs="Arial" w:eastAsia="Arial" w:hAnsi="Arial"/>
+                <w:b w:val="false"/>
+                <w:bCs w:val="false"/>
+                <w:i w:val="false"/>
+                <w:iCs w:val="false"/>
+                <w:color w:val="000000"/>
+                <w:sz w:val="18"/>
+                <w:szCs w:val="18"/>
+              </w:rPr>
+              <w:t xml:space="preserve">Note which questions learners can answer confidently and which ones still produce hesitancy or incorrect responses. Questions about enzyme specificity and the difference between mechanical and chemical digestion frequently remain partially understood at this stage. If so, briefly clarify using the annotated model on the desk before moving to the writing task. Do not re-teach whole concepts at this stage; target specific confusions in 30 to 60 seconds.</w:t>
             </w:r>
           </w:p>
         </w:tc>
@@ -26599,21 +26545,21 @@
           </w:tcPr>
           <w:p>
             <w:pPr>
-              <w:spacing w:after="60" w:before="0"/>
-              <w:jc w:val="left"/>
-            </w:pPr>
-            <w:r>
-              <w:rPr>
-                <w:rFonts w:ascii="Arial" w:cs="Arial" w:eastAsia="Arial" w:hAnsi="Arial"/>
-                <w:b w:val="false"/>
-                <w:bCs w:val="false"/>
-                <w:i w:val="false"/>
-                <w:iCs w:val="false"/>
-                <w:color w:val="000000"/>
-                <w:sz w:val="18"/>
-                <w:szCs w:val="18"/>
-              </w:rPr>
-              <w:t xml:space="preserve"/>
+              <w:spacing w:after="40" w:before="0"/>
+              <w:jc w:val="left"/>
+            </w:pPr>
+            <w:r>
+              <w:rPr>
+                <w:rFonts w:ascii="Arial" w:cs="Arial" w:eastAsia="Arial" w:hAnsi="Arial"/>
+                <w:b w:val="false"/>
+                <w:bCs w:val="false"/>
+                <w:i w:val="false"/>
+                <w:iCs w:val="false"/>
+                <w:color w:val="000000"/>
+                <w:sz w:val="18"/>
+                <w:szCs w:val="18"/>
+              </w:rPr>
+              <w:t xml:space="preserve">Learners individually write a final evidence-based explanation of the anchoring phenomenon (8 to 10 minutes). The prompt is displayed on the board: A student from Kericho notices that her brother eats large quantities of ugali daily but is tired, sick often, has stunted growth, and has swollen limbs. Her neighbour eats smaller but more varied meals including githeri, milk, and sukuma wiki, and is healthy and energetic. Using evidence from your investigations across this unit, explain why these two children have such different health outcomes. Your explanation must include: (1) the role of nutrient variety versus quantity, (2) how the digestive system processes at least two specific nutrients, (3) the name and cause of at least one deficiency disease observable in the brother, and (4) a recommendation for improving the brothers diet using affordable Kenyan foods. Learners write independently. The completed written explanation serves as the primary summative assessment for Sub-strand 3.1. After writing, learners are invited to make one final revision to their Lesson 1 model, this time without any constraints, to show their fullest current understanding. These final models are collected alongside the written explanations.</w:t>
             </w:r>
           </w:p>
         </w:tc>
@@ -26649,7 +26595,7 @@
             <w:pPr>
               <w:spacing w:after="20" w:before="0"/>
             </w:pPr>
-            <w:hyperlink w:history="1" r:id="rIddq1j_bpw1yftfevsx5n7e">
+            <w:hyperlink w:history="1" r:id="rIdbpprjjagzqa1qbaa4n2iz">
               <w:r>
                 <w:rPr>
                   <w:rFonts w:ascii="Arial" w:cs="Arial" w:eastAsia="Arial" w:hAnsi="Arial"/>
@@ -26658,7 +26604,7 @@
                   <w:szCs w:val="16"/>
                   <w:u w:val="single" w:color="2E75B6"/>
                 </w:rPr>
-                <w:t xml:space="preserve">Genetics vocabulary</w:t>
+                <w:t xml:space="preserve">Cellular respiration</w:t>
               </w:r>
             </w:hyperlink>
           </w:p>
@@ -26682,7 +26628,7 @@
               <w:spacing w:after="10" w:before="0"/>
               <w:ind w:left="120"/>
             </w:pPr>
-            <w:hyperlink w:history="1" r:id="rIdkheo7grryh3abfes3yp-n">
+            <w:hyperlink w:history="1" r:id="rIdwhdqdldlodsapztpdgl39">
               <w:r>
                 <w:rPr>
                   <w:rFonts w:ascii="Arial" w:cs="Arial" w:eastAsia="Arial" w:hAnsi="Arial"/>
@@ -26720,14 +26666,14 @@
                 <w:sz w:val="16"/>
                 <w:szCs w:val="16"/>
               </w:rPr>
-              <w:t xml:space="preserve">📖 HTML:</w:t>
+              <w:t xml:space="preserve">📖 PDF:</w:t>
             </w:r>
           </w:p>
           <w:p>
             <w:pPr>
               <w:spacing w:after="20" w:before="0"/>
             </w:pPr>
-            <w:hyperlink w:history="1" r:id="rIdhh8pudiuti8ksqoj5ktyo">
+            <w:hyperlink w:history="1" r:id="rIdpabdicswh80waap8e525s">
               <w:r>
                 <w:rPr>
                   <w:rFonts w:ascii="Arial" w:cs="Arial" w:eastAsia="Arial" w:hAnsi="Arial"/>
@@ -26736,7 +26682,7 @@
                   <w:szCs w:val="16"/>
                   <w:u w:val="single" w:color="2E75B6"/>
                 </w:rPr>
-                <w:t xml:space="preserve">Build the complementary DNA strand! (PLIX)</w:t>
+                <w:t xml:space="preserve">topical-test-form-2-biology-food-and-diet-answers</w:t>
               </w:r>
             </w:hyperlink>
           </w:p>
@@ -26752,7 +26698,7 @@
                 <w:sz w:val="14"/>
                 <w:szCs w:val="14"/>
               </w:rPr>
-              <w:t xml:space="preserve">Source: CK-12</w:t>
+              <w:t xml:space="preserve">Source: Kenya Curriculum Tools 2025</w:t>
             </w:r>
           </w:p>
           <w:p>
@@ -26760,7 +26706,7 @@
               <w:spacing w:after="10" w:before="0"/>
               <w:ind w:left="120"/>
             </w:pPr>
-            <w:hyperlink w:history="1" r:id="rIdmqvtqq7j9rvzipe_uctcl">
+            <w:hyperlink w:history="1" r:id="rIdzpmkugbd517wpuccshn__">
               <w:r>
                 <w:rPr>
                   <w:rFonts w:ascii="Arial" w:cs="Arial" w:eastAsia="Arial" w:hAnsi="Arial"/>
@@ -26788,21 +26734,21 @@
           </w:tcPr>
           <w:p>
             <w:pPr>
-              <w:spacing w:after="60" w:before="0"/>
-              <w:jc w:val="left"/>
-            </w:pPr>
-            <w:r>
-              <w:rPr>
-                <w:rFonts w:ascii="Arial" w:cs="Arial" w:eastAsia="Arial" w:hAnsi="Arial"/>
-                <w:b w:val="false"/>
-                <w:bCs w:val="false"/>
-                <w:i w:val="false"/>
-                <w:iCs w:val="false"/>
-                <w:color w:val="000000"/>
-                <w:sz w:val="18"/>
-                <w:szCs w:val="18"/>
-              </w:rPr>
-              <w:t xml:space="preserve"/>
+              <w:spacing w:after="40" w:before="0"/>
+              <w:jc w:val="left"/>
+            </w:pPr>
+            <w:r>
+              <w:rPr>
+                <w:rFonts w:ascii="Arial" w:cs="Arial" w:eastAsia="Arial" w:hAnsi="Arial"/>
+                <w:b w:val="false"/>
+                <w:bCs w:val="false"/>
+                <w:i w:val="false"/>
+                <w:iCs w:val="false"/>
+                <w:color w:val="000000"/>
+                <w:sz w:val="18"/>
+                <w:szCs w:val="18"/>
+              </w:rPr>
+              <w:t xml:space="preserve">Display the writing prompt clearly and read it aloud once. Say: This is your moment to show everything you have learned. Use your annotated model on the desk. Use your notes. Use the evidence from every lesson. You have 8 minutes to write. Silence, please, so everyone can think. Enforce quiet writing time — this is an assessment moment. At the 6-minute mark, give a quiet reminder: Two minutes remaining. Make sure you have included a recommendation using real Kenyan foods. After writing, say: Spend the last 2 minutes going back to your very first prediction from Lesson 1 and making any final revision that shows your thinking now. Use a different colour. After collecting work, close the lesson by saying: In Lesson 1, you were puzzled by two children eating enough food but having completely different health. You have now done what scientists do: you observed carefully, you tested hypotheses, you built models, you used evidence to explain a real-world phenomenon. The answer to the driving question is not simple — it involves nutrients, digestion, enzymes, absorption, and the consequences of imbalance. That complexity is exactly why nutrition science matters for every family in Kenya.</w:t>
             </w:r>
           </w:p>
         </w:tc>
@@ -26820,21 +26766,21 @@
           </w:tcPr>
           <w:p>
             <w:pPr>
-              <w:spacing w:after="60" w:before="0"/>
-              <w:jc w:val="left"/>
-            </w:pPr>
-            <w:r>
-              <w:rPr>
-                <w:rFonts w:ascii="Arial" w:cs="Arial" w:eastAsia="Arial" w:hAnsi="Arial"/>
-                <w:b w:val="false"/>
-                <w:bCs w:val="false"/>
-                <w:i w:val="false"/>
-                <w:iCs w:val="false"/>
-                <w:color w:val="000000"/>
-                <w:sz w:val="18"/>
-                <w:szCs w:val="18"/>
-              </w:rPr>
-              <w:t xml:space="preserve"/>
+              <w:spacing w:after="40" w:before="0"/>
+              <w:jc w:val="left"/>
+            </w:pPr>
+            <w:r>
+              <w:rPr>
+                <w:rFonts w:ascii="Arial" w:cs="Arial" w:eastAsia="Arial" w:hAnsi="Arial"/>
+                <w:b w:val="false"/>
+                <w:bCs w:val="false"/>
+                <w:i w:val="false"/>
+                <w:iCs w:val="false"/>
+                <w:color w:val="000000"/>
+                <w:sz w:val="18"/>
+                <w:szCs w:val="18"/>
+              </w:rPr>
+              <w:t xml:space="preserve">The individual written explanation is the culminating sensemaking task, requiring learners to integrate all unit content into a coherent, evidence-based narrative. Referencing the specific Kenyan context (Kericho, ugali, githeri, sukuma wiki) throughout the prompt ensures the science remains connected to lived experience rather than becoming abstract. Returning to the Lesson 1 prediction as a final step makes the metacognitive arc of the unit tangible and personally meaningful.</w:t>
             </w:r>
           </w:p>
         </w:tc>
@@ -26852,21 +26798,21 @@
           </w:tcPr>
           <w:p>
             <w:pPr>
-              <w:spacing w:after="60" w:before="0"/>
-              <w:jc w:val="left"/>
-            </w:pPr>
-            <w:r>
-              <w:rPr>
-                <w:rFonts w:ascii="Arial" w:cs="Arial" w:eastAsia="Arial" w:hAnsi="Arial"/>
-                <w:b w:val="false"/>
-                <w:bCs w:val="false"/>
-                <w:i w:val="false"/>
-                <w:iCs w:val="false"/>
-                <w:color w:val="000000"/>
-                <w:sz w:val="18"/>
-                <w:szCs w:val="18"/>
-              </w:rPr>
-              <w:t xml:space="preserve"/>
+              <w:spacing w:after="40" w:before="0"/>
+              <w:jc w:val="left"/>
+            </w:pPr>
+            <w:r>
+              <w:rPr>
+                <w:rFonts w:ascii="Arial" w:cs="Arial" w:eastAsia="Arial" w:hAnsi="Arial"/>
+                <w:b w:val="false"/>
+                <w:bCs w:val="false"/>
+                <w:i w:val="false"/>
+                <w:iCs w:val="false"/>
+                <w:color w:val="000000"/>
+                <w:sz w:val="18"/>
+                <w:szCs w:val="18"/>
+              </w:rPr>
+              <w:t xml:space="preserve">Collect written explanations and final models. Use a 4-point rubric: (1) Nutrient variety vs quantity — does the learner clearly distinguish between caloric sufficiency and nutritional adequacy? (2) Digestive process — does the learner accurately describe what happens to at least two specific nutrients during digestion, naming at least one enzyme? (3) Deficiency disease — does the learner correctly name and explain a disease visible in the brother, most likely kwashiorkor (swollen limbs indicating protein deficiency)? (4) Dietary recommendation — does the learner suggest specific, named, affordable Kenyan foods that address the identified deficiency? Learners who meet all four criteria with accurate science demonstrate mastery. Those meeting 2 to 3 criteria demonstrate partial mastery and require targeted follow-up. Those meeting fewer than 2 criteria require re-engagement with core content before progression.</w:t>
             </w:r>
           </w:p>
         </w:tc>
@@ -26945,21 +26891,21 @@
           </w:tcPr>
           <w:p>
             <w:pPr>
-              <w:spacing w:after="60" w:before="0"/>
-              <w:jc w:val="left"/>
-            </w:pPr>
-            <w:r>
-              <w:rPr>
-                <w:rFonts w:ascii="Arial" w:cs="Arial" w:eastAsia="Arial" w:hAnsi="Arial"/>
-                <w:b w:val="false"/>
-                <w:bCs w:val="false"/>
-                <w:i w:val="false"/>
-                <w:iCs w:val="false"/>
-                <w:color w:val="000000"/>
-                <w:sz w:val="18"/>
-                <w:szCs w:val="18"/>
-              </w:rPr>
-              <w:t xml:space="preserve"/>
+              <w:spacing w:after="40" w:before="0"/>
+              <w:jc w:val="left"/>
+            </w:pPr>
+            <w:r>
+              <w:rPr>
+                <w:rFonts w:ascii="Arial" w:cs="Arial" w:eastAsia="Arial" w:hAnsi="Arial"/>
+                <w:b w:val="false"/>
+                <w:bCs w:val="false"/>
+                <w:i w:val="false"/>
+                <w:iCs w:val="false"/>
+                <w:color w:val="000000"/>
+                <w:sz w:val="18"/>
+                <w:szCs w:val="18"/>
+              </w:rPr>
+              <w:t xml:space="preserve">After the lesson, consider the following: Did all learners successfully connect the swollen limbs in the phenomenon to kwashiorkor and protein deficiency specifically, or did some remain at a general level of he lacks nutrients? Were learners able to name specific enzymes and their sites of action in their written explanations, or did they describe digestion in general terms without enzyme-level precision? Did the gallery walk generate genuine peer feedback, or did sticky notes remain superficial? Were there DQB questions that the class could not adequately answer, suggesting gaps in coverage across lessons 1 to 7 that should be addressed in future iterations? Consider whether the 40-minute duration was sufficient for quality individual writing — if time is consistently insufficient, the DQB review could be partially completed in Lesson 7 to free up more writing time in Lesson 8. Reflect also on whether the Kenyan food context remained genuinely central throughout the unit or whether it was applied only at the surface level of examples.</w:t>
             </w:r>
           </w:p>
         </w:tc>
@@ -27072,21 +27018,21 @@
           </w:tcPr>
           <w:p>
             <w:pPr>
-              <w:spacing w:after="60" w:before="0"/>
-              <w:jc w:val="left"/>
-            </w:pPr>
-            <w:r>
-              <w:rPr>
-                <w:rFonts w:ascii="Arial" w:cs="Arial" w:eastAsia="Arial" w:hAnsi="Arial"/>
-                <w:b w:val="false"/>
-                <w:bCs w:val="false"/>
-                <w:i w:val="false"/>
-                <w:iCs w:val="false"/>
-                <w:color w:val="000000"/>
-                <w:sz w:val="18"/>
-                <w:szCs w:val="18"/>
-              </w:rPr>
-              <w:t xml:space="preserve"/>
+              <w:spacing w:after="40" w:before="0"/>
+              <w:jc w:val="left"/>
+            </w:pPr>
+            <w:r>
+              <w:rPr>
+                <w:rFonts w:ascii="Arial" w:cs="Arial" w:eastAsia="Arial" w:hAnsi="Arial"/>
+                <w:b w:val="false"/>
+                <w:bCs w:val="false"/>
+                <w:i w:val="false"/>
+                <w:iCs w:val="false"/>
+                <w:color w:val="000000"/>
+                <w:sz w:val="18"/>
+                <w:szCs w:val="18"/>
+              </w:rPr>
+              <w:t xml:space="preserve">We observed that a child eating large quantities of ugali alone shows signs of protein deficiency (swollen limbs, stunted growth, fatigue) while a child eating smaller but varied meals including githeri, sukuma wiki, and milk is healthy and energetic. We observed our own Lesson 1 predictions and how they changed across 8 lessons of investigation.</w:t>
             </w:r>
           </w:p>
         </w:tc>
@@ -27138,21 +27084,21 @@
           </w:tcPr>
           <w:p>
             <w:pPr>
-              <w:spacing w:after="60" w:before="0"/>
-              <w:jc w:val="left"/>
-            </w:pPr>
-            <w:r>
-              <w:rPr>
-                <w:rFonts w:ascii="Arial" w:cs="Arial" w:eastAsia="Arial" w:hAnsi="Arial"/>
-                <w:b w:val="false"/>
-                <w:bCs w:val="false"/>
-                <w:i w:val="false"/>
-                <w:iCs w:val="false"/>
-                <w:color w:val="000000"/>
-                <w:sz w:val="18"/>
-                <w:szCs w:val="18"/>
-              </w:rPr>
-              <w:t xml:space="preserve"/>
+              <w:spacing w:after="40" w:before="0"/>
+              <w:jc w:val="left"/>
+            </w:pPr>
+            <w:r>
+              <w:rPr>
+                <w:rFonts w:ascii="Arial" w:cs="Arial" w:eastAsia="Arial" w:hAnsi="Arial"/>
+                <w:b w:val="false"/>
+                <w:bCs w:val="false"/>
+                <w:i w:val="false"/>
+                <w:iCs w:val="false"/>
+                <w:color w:val="000000"/>
+                <w:sz w:val="18"/>
+                <w:szCs w:val="18"/>
+              </w:rPr>
+              <w:t xml:space="preserve">We learned that eating enough food in quantity is not the same as eating a nutritionally adequate diet. The type and variety of food consumed determines whether the body receives all essential nutrients — carbohydrates, proteins, lipids, vitamins, minerals, water, and fibre — each of which serves specific metabolic roles. The digestive system processes each nutrient type using specific mechanical processes and specific enzymes at specific organs, and absorbs digested nutrients through villi in the small intestine into the bloodstream for assimilation by body cells. Chronic absence of any single nutrient group causes predictable, named deficiency diseases.</w:t>
             </w:r>
           </w:p>
         </w:tc>
@@ -27204,21 +27150,21 @@
           </w:tcPr>
           <w:p>
             <w:pPr>
-              <w:spacing w:after="60" w:before="0"/>
-              <w:jc w:val="left"/>
-            </w:pPr>
-            <w:r>
-              <w:rPr>
-                <w:rFonts w:ascii="Arial" w:cs="Arial" w:eastAsia="Arial" w:hAnsi="Arial"/>
-                <w:b w:val="false"/>
-                <w:bCs w:val="false"/>
-                <w:i w:val="false"/>
-                <w:iCs w:val="false"/>
-                <w:color w:val="000000"/>
-                <w:sz w:val="18"/>
-                <w:szCs w:val="18"/>
-              </w:rPr>
-              <w:t xml:space="preserve"/>
+              <w:spacing w:after="40" w:before="0"/>
+              <w:jc w:val="left"/>
+            </w:pPr>
+            <w:r>
+              <w:rPr>
+                <w:rFonts w:ascii="Arial" w:cs="Arial" w:eastAsia="Arial" w:hAnsi="Arial"/>
+                <w:b w:val="false"/>
+                <w:bCs w:val="false"/>
+                <w:i w:val="false"/>
+                <w:iCs w:val="false"/>
+                <w:color w:val="000000"/>
+                <w:sz w:val="18"/>
+                <w:szCs w:val="18"/>
+              </w:rPr>
+              <w:t xml:space="preserve">We explained that Amina from Kericho is healthy because her varied diet supplies all essential nutrients, enabling her digestive system to absorb and her body cells to assimilate the full range of substances needed for growth, immune function, and energy metabolism. Her brother is unhealthy despite eating large amounts because ugali supplies mainly carbohydrates but lacks adequate protein, iron, vitamins A and C, and other micronutrients. His swollen limbs indicate kwashiorkor caused by severe protein deficiency. The digestive system cannot manufacture missing nutrients — it can only process what is consumed. This is why diet variety matters as much as diet quantity, and why affordable diversification of Kenyan meals using locally available foods like beans, sukuma wiki, eggs, and milk directly determines health outcomes.</w:t>
             </w:r>
           </w:p>
         </w:tc>

--- a/data/outputs/docx/Grade 10 Biology/Bio 3.1/Biology_Nutrition_in_Animals_CBE_LessonSequence.docx
+++ b/data/outputs/docx/Grade 10 Biology/Bio 3.1/Biology_Nutrition_in_Animals_CBE_LessonSequence.docx
@@ -3605,7 +3605,7 @@
             <w:pPr>
               <w:spacing w:after="20" w:before="0"/>
             </w:pPr>
-            <w:hyperlink w:history="1" r:id="rIdepe4xezagxa1fesiu5cff">
+            <w:hyperlink w:history="1" r:id="rId4fpjlizcynsk8fi_b0noy">
               <w:r>
                 <w:rPr>
                   <w:rFonts w:ascii="Arial" w:cs="Arial" w:eastAsia="Arial" w:hAnsi="Arial"/>
@@ -3638,7 +3638,7 @@
               <w:spacing w:after="10" w:before="0"/>
               <w:ind w:left="120"/>
             </w:pPr>
-            <w:hyperlink w:history="1" r:id="rIdce8cl7kwkuwqulzizoe7j">
+            <w:hyperlink w:history="1" r:id="rIdwrofpezv_xibcydhwx5pe">
               <w:r>
                 <w:rPr>
                   <w:rFonts w:ascii="Arial" w:cs="Arial" w:eastAsia="Arial" w:hAnsi="Arial"/>
@@ -3683,7 +3683,7 @@
             <w:pPr>
               <w:spacing w:after="20" w:before="0"/>
             </w:pPr>
-            <w:hyperlink w:history="1" r:id="rIdzylbtc1yr3bk5cgy64kzc">
+            <w:hyperlink w:history="1" r:id="rId7l50le19hse_bxpozoi5j">
               <w:r>
                 <w:rPr>
                   <w:rFonts w:ascii="Arial" w:cs="Arial" w:eastAsia="Arial" w:hAnsi="Arial"/>
@@ -3716,7 +3716,7 @@
               <w:spacing w:after="10" w:before="0"/>
               <w:ind w:left="120"/>
             </w:pPr>
-            <w:hyperlink w:history="1" r:id="rId356nvfatlq-tmbb8lgpaa">
+            <w:hyperlink w:history="1" r:id="rIdpww1ucnobsp7gokcmoizr">
               <w:r>
                 <w:rPr>
                   <w:rFonts w:ascii="Arial" w:cs="Arial" w:eastAsia="Arial" w:hAnsi="Arial"/>
@@ -3924,7 +3924,7 @@
             <w:pPr>
               <w:spacing w:after="20" w:before="0"/>
             </w:pPr>
-            <w:hyperlink w:history="1" r:id="rIdtsr8hggmribc04vfou8mc">
+            <w:hyperlink w:history="1" r:id="rIdwre4pefjdrq-zxfhefopi">
               <w:r>
                 <w:rPr>
                   <w:rFonts w:ascii="Arial" w:cs="Arial" w:eastAsia="Arial" w:hAnsi="Arial"/>
@@ -3957,7 +3957,7 @@
               <w:spacing w:after="10" w:before="0"/>
               <w:ind w:left="120"/>
             </w:pPr>
-            <w:hyperlink w:history="1" r:id="rIdsdlqixgxpgjg6mmr-vgib">
+            <w:hyperlink w:history="1" r:id="rIdaag1mo6qteolbhfd6yaui">
               <w:r>
                 <w:rPr>
                   <w:rFonts w:ascii="Arial" w:cs="Arial" w:eastAsia="Arial" w:hAnsi="Arial"/>
@@ -4002,7 +4002,7 @@
             <w:pPr>
               <w:spacing w:after="20" w:before="0"/>
             </w:pPr>
-            <w:hyperlink w:history="1" r:id="rIdi9qf2od3q_e1wbagvu46a">
+            <w:hyperlink w:history="1" r:id="rIdlhbwtfuss_pgbw7rhd88s">
               <w:r>
                 <w:rPr>
                   <w:rFonts w:ascii="Arial" w:cs="Arial" w:eastAsia="Arial" w:hAnsi="Arial"/>
@@ -4035,7 +4035,7 @@
               <w:spacing w:after="10" w:before="0"/>
               <w:ind w:left="120"/>
             </w:pPr>
-            <w:hyperlink w:history="1" r:id="rIdkf7jevjhbmq0hpjxezvog">
+            <w:hyperlink w:history="1" r:id="rIdvmyotmslbsju_y-ukl3r2">
               <w:r>
                 <w:rPr>
                   <w:rFonts w:ascii="Arial" w:cs="Arial" w:eastAsia="Arial" w:hAnsi="Arial"/>
@@ -4243,7 +4243,7 @@
             <w:pPr>
               <w:spacing w:after="20" w:before="0"/>
             </w:pPr>
-            <w:hyperlink w:history="1" r:id="rIdxjm13qiwinpptpnhfxjdk">
+            <w:hyperlink w:history="1" r:id="rIdq4jnoxt_xc2zcxwpdkfz8">
               <w:r>
                 <w:rPr>
                   <w:rFonts w:ascii="Arial" w:cs="Arial" w:eastAsia="Arial" w:hAnsi="Arial"/>
@@ -4276,7 +4276,7 @@
               <w:spacing w:after="10" w:before="0"/>
               <w:ind w:left="120"/>
             </w:pPr>
-            <w:hyperlink w:history="1" r:id="rIdmmtkkfss8eiyfhvnxzpf7">
+            <w:hyperlink w:history="1" r:id="rIddghdnqlm8lbdc4lexosxv">
               <w:r>
                 <w:rPr>
                   <w:rFonts w:ascii="Arial" w:cs="Arial" w:eastAsia="Arial" w:hAnsi="Arial"/>
@@ -4321,7 +4321,7 @@
             <w:pPr>
               <w:spacing w:after="20" w:before="0"/>
             </w:pPr>
-            <w:hyperlink w:history="1" r:id="rIdqaja1lu2zxtyyj_xfc_ww">
+            <w:hyperlink w:history="1" r:id="rIdxhoruccujzwxkxzpldwjd">
               <w:r>
                 <w:rPr>
                   <w:rFonts w:ascii="Arial" w:cs="Arial" w:eastAsia="Arial" w:hAnsi="Arial"/>
@@ -4354,7 +4354,7 @@
               <w:spacing w:after="10" w:before="0"/>
               <w:ind w:left="120"/>
             </w:pPr>
-            <w:hyperlink w:history="1" r:id="rIdqxmre1ommiku6kalivsvy">
+            <w:hyperlink w:history="1" r:id="rId30jov21ehysk2q83ubw9i">
               <w:r>
                 <w:rPr>
                   <w:rFonts w:ascii="Arial" w:cs="Arial" w:eastAsia="Arial" w:hAnsi="Arial"/>
@@ -4562,7 +4562,7 @@
             <w:pPr>
               <w:spacing w:after="20" w:before="0"/>
             </w:pPr>
-            <w:hyperlink w:history="1" r:id="rIdv10lrvoxri3vmmeazftoj">
+            <w:hyperlink w:history="1" r:id="rIddx-oity5-wfn5dajsa5-e">
               <w:r>
                 <w:rPr>
                   <w:rFonts w:ascii="Arial" w:cs="Arial" w:eastAsia="Arial" w:hAnsi="Arial"/>
@@ -4595,7 +4595,7 @@
               <w:spacing w:after="10" w:before="0"/>
               <w:ind w:left="120"/>
             </w:pPr>
-            <w:hyperlink w:history="1" r:id="rId_squao_jrfvv-u4mkcttd">
+            <w:hyperlink w:history="1" r:id="rIdp86gwaihb5uo9fxyq9fes">
               <w:r>
                 <w:rPr>
                   <w:rFonts w:ascii="Arial" w:cs="Arial" w:eastAsia="Arial" w:hAnsi="Arial"/>
@@ -4640,7 +4640,7 @@
             <w:pPr>
               <w:spacing w:after="20" w:before="0"/>
             </w:pPr>
-            <w:hyperlink w:history="1" r:id="rIdwgj9zbo8z_o467imlg77f">
+            <w:hyperlink w:history="1" r:id="rId2mv3zz8nrod9qqgelvyyu">
               <w:r>
                 <w:rPr>
                   <w:rFonts w:ascii="Arial" w:cs="Arial" w:eastAsia="Arial" w:hAnsi="Arial"/>
@@ -4673,7 +4673,7 @@
               <w:spacing w:after="10" w:before="0"/>
               <w:ind w:left="120"/>
             </w:pPr>
-            <w:hyperlink w:history="1" r:id="rId6hfmxlijluj3aok6o4-do">
+            <w:hyperlink w:history="1" r:id="rIdvnoedmbzn93lpvygavc5p">
               <w:r>
                 <w:rPr>
                   <w:rFonts w:ascii="Arial" w:cs="Arial" w:eastAsia="Arial" w:hAnsi="Arial"/>
@@ -4881,7 +4881,7 @@
             <w:pPr>
               <w:spacing w:after="20" w:before="0"/>
             </w:pPr>
-            <w:hyperlink w:history="1" r:id="rIdrbelynmhamf18k6j4tdda">
+            <w:hyperlink w:history="1" r:id="rId1yuvsvsmgt7posnjsee-8">
               <w:r>
                 <w:rPr>
                   <w:rFonts w:ascii="Arial" w:cs="Arial" w:eastAsia="Arial" w:hAnsi="Arial"/>
@@ -4914,7 +4914,7 @@
               <w:spacing w:after="10" w:before="0"/>
               <w:ind w:left="120"/>
             </w:pPr>
-            <w:hyperlink w:history="1" r:id="rId6qp9irlwk23wcebpwr-pm">
+            <w:hyperlink w:history="1" r:id="rIdpgpd8j7iqzjqemvtnot5a">
               <w:r>
                 <w:rPr>
                   <w:rFonts w:ascii="Arial" w:cs="Arial" w:eastAsia="Arial" w:hAnsi="Arial"/>
@@ -4959,7 +4959,7 @@
             <w:pPr>
               <w:spacing w:after="20" w:before="0"/>
             </w:pPr>
-            <w:hyperlink w:history="1" r:id="rIde32rx0hsd5e1pma6nye75">
+            <w:hyperlink w:history="1" r:id="rIdlets5hdszdz9xl3eivbit">
               <w:r>
                 <w:rPr>
                   <w:rFonts w:ascii="Arial" w:cs="Arial" w:eastAsia="Arial" w:hAnsi="Arial"/>
@@ -4992,7 +4992,7 @@
               <w:spacing w:after="10" w:before="0"/>
               <w:ind w:left="120"/>
             </w:pPr>
-            <w:hyperlink w:history="1" r:id="rIda_cnmvnlx7pwmanbkuabp">
+            <w:hyperlink w:history="1" r:id="rIdc0awofya7o83evjdi8exs">
               <w:r>
                 <w:rPr>
                   <w:rFonts w:ascii="Arial" w:cs="Arial" w:eastAsia="Arial" w:hAnsi="Arial"/>
@@ -6771,7 +6771,7 @@
             <w:pPr>
               <w:spacing w:after="20" w:before="0"/>
             </w:pPr>
-            <w:hyperlink w:history="1" r:id="rIdsqjb6b75lnayeshdvt5pz">
+            <w:hyperlink w:history="1" r:id="rIdpiqcd0k7-6fybehjn2v5x">
               <w:r>
                 <w:rPr>
                   <w:rFonts w:ascii="Arial" w:cs="Arial" w:eastAsia="Arial" w:hAnsi="Arial"/>
@@ -6804,7 +6804,7 @@
               <w:spacing w:after="10" w:before="0"/>
               <w:ind w:left="120"/>
             </w:pPr>
-            <w:hyperlink w:history="1" r:id="rIdahvdbqc3hmf6hs5gy1vld">
+            <w:hyperlink w:history="1" r:id="rIdaeplqtgiecpemhbcdr29p">
               <w:r>
                 <w:rPr>
                   <w:rFonts w:ascii="Arial" w:cs="Arial" w:eastAsia="Arial" w:hAnsi="Arial"/>
@@ -6849,7 +6849,7 @@
             <w:pPr>
               <w:spacing w:after="20" w:before="0"/>
             </w:pPr>
-            <w:hyperlink w:history="1" r:id="rId3lfqprrim5q0zoxsbymtp">
+            <w:hyperlink w:history="1" r:id="rIdb5kdrzpec571ry39k14zr">
               <w:r>
                 <w:rPr>
                   <w:rFonts w:ascii="Arial" w:cs="Arial" w:eastAsia="Arial" w:hAnsi="Arial"/>
@@ -6882,7 +6882,7 @@
               <w:spacing w:after="10" w:before="0"/>
               <w:ind w:left="120"/>
             </w:pPr>
-            <w:hyperlink w:history="1" r:id="rId-xriowuk3wb6t5ntgrpyx">
+            <w:hyperlink w:history="1" r:id="rIdc3bhqjtqj7_scfbhzontn">
               <w:r>
                 <w:rPr>
                   <w:rFonts w:ascii="Arial" w:cs="Arial" w:eastAsia="Arial" w:hAnsi="Arial"/>
@@ -7090,7 +7090,7 @@
             <w:pPr>
               <w:spacing w:after="20" w:before="0"/>
             </w:pPr>
-            <w:hyperlink w:history="1" r:id="rIduve5udedudhlokahuwqf4">
+            <w:hyperlink w:history="1" r:id="rId0ffd9iradwlih_14q1xva">
               <w:r>
                 <w:rPr>
                   <w:rFonts w:ascii="Arial" w:cs="Arial" w:eastAsia="Arial" w:hAnsi="Arial"/>
@@ -7123,7 +7123,7 @@
               <w:spacing w:after="10" w:before="0"/>
               <w:ind w:left="120"/>
             </w:pPr>
-            <w:hyperlink w:history="1" r:id="rIdmyxnxtcgqe3gcbmguiylt">
+            <w:hyperlink w:history="1" r:id="rIdjbsxolrbndsg0udibjlnf">
               <w:r>
                 <w:rPr>
                   <w:rFonts w:ascii="Arial" w:cs="Arial" w:eastAsia="Arial" w:hAnsi="Arial"/>
@@ -7168,7 +7168,7 @@
             <w:pPr>
               <w:spacing w:after="20" w:before="0"/>
             </w:pPr>
-            <w:hyperlink w:history="1" r:id="rId1cbm3gkvbesickxlt6lzm">
+            <w:hyperlink w:history="1" r:id="rIdkdmggdtylutidb0l3hmly">
               <w:r>
                 <w:rPr>
                   <w:rFonts w:ascii="Arial" w:cs="Arial" w:eastAsia="Arial" w:hAnsi="Arial"/>
@@ -7201,7 +7201,7 @@
               <w:spacing w:after="10" w:before="0"/>
               <w:ind w:left="120"/>
             </w:pPr>
-            <w:hyperlink w:history="1" r:id="rIdou6mpygxabzrnhbxtpdl5">
+            <w:hyperlink w:history="1" r:id="rIdrxbtuxhoyk50s7gu5eqvm">
               <w:r>
                 <w:rPr>
                   <w:rFonts w:ascii="Arial" w:cs="Arial" w:eastAsia="Arial" w:hAnsi="Arial"/>
@@ -7409,7 +7409,7 @@
             <w:pPr>
               <w:spacing w:after="20" w:before="0"/>
             </w:pPr>
-            <w:hyperlink w:history="1" r:id="rIdlynaushcngbr-wx4jajmn">
+            <w:hyperlink w:history="1" r:id="rIdkas2b3c985-z9v_17yoee">
               <w:r>
                 <w:rPr>
                   <w:rFonts w:ascii="Arial" w:cs="Arial" w:eastAsia="Arial" w:hAnsi="Arial"/>
@@ -7442,7 +7442,7 @@
               <w:spacing w:after="10" w:before="0"/>
               <w:ind w:left="120"/>
             </w:pPr>
-            <w:hyperlink w:history="1" r:id="rIdjc9qpytik_vj-_fbyd-dn">
+            <w:hyperlink w:history="1" r:id="rIdruotdnynvkrxpyuohsn44">
               <w:r>
                 <w:rPr>
                   <w:rFonts w:ascii="Arial" w:cs="Arial" w:eastAsia="Arial" w:hAnsi="Arial"/>
@@ -7487,7 +7487,7 @@
             <w:pPr>
               <w:spacing w:after="20" w:before="0"/>
             </w:pPr>
-            <w:hyperlink w:history="1" r:id="rIdcbr2wn0au3wkxbchpdw8r">
+            <w:hyperlink w:history="1" r:id="rIdmype0b4satefeuicmgcfd">
               <w:r>
                 <w:rPr>
                   <w:rFonts w:ascii="Arial" w:cs="Arial" w:eastAsia="Arial" w:hAnsi="Arial"/>
@@ -7520,7 +7520,7 @@
               <w:spacing w:after="10" w:before="0"/>
               <w:ind w:left="120"/>
             </w:pPr>
-            <w:hyperlink w:history="1" r:id="rIdzjyoavdzmswm5b2jrbsrp">
+            <w:hyperlink w:history="1" r:id="rIdrhvioq8lyklai4rbtn_xm">
               <w:r>
                 <w:rPr>
                   <w:rFonts w:ascii="Arial" w:cs="Arial" w:eastAsia="Arial" w:hAnsi="Arial"/>
@@ -7728,7 +7728,7 @@
             <w:pPr>
               <w:spacing w:after="20" w:before="0"/>
             </w:pPr>
-            <w:hyperlink w:history="1" r:id="rIdsjqcsqbuvvebi5nn0vd5t">
+            <w:hyperlink w:history="1" r:id="rIdfe2e1b5bkt1astt5lhww7">
               <w:r>
                 <w:rPr>
                   <w:rFonts w:ascii="Arial" w:cs="Arial" w:eastAsia="Arial" w:hAnsi="Arial"/>
@@ -7761,7 +7761,7 @@
               <w:spacing w:after="10" w:before="0"/>
               <w:ind w:left="120"/>
             </w:pPr>
-            <w:hyperlink w:history="1" r:id="rIdjr3wflffwe-ftcbhxrjlp">
+            <w:hyperlink w:history="1" r:id="rId8qnt4bhwdtcjts0harg7d">
               <w:r>
                 <w:rPr>
                   <w:rFonts w:ascii="Arial" w:cs="Arial" w:eastAsia="Arial" w:hAnsi="Arial"/>
@@ -7806,7 +7806,7 @@
             <w:pPr>
               <w:spacing w:after="20" w:before="0"/>
             </w:pPr>
-            <w:hyperlink w:history="1" r:id="rIdgtx6lavydz48zifoffmhl">
+            <w:hyperlink w:history="1" r:id="rIdhexp-jti_rf7vsfno1yi8">
               <w:r>
                 <w:rPr>
                   <w:rFonts w:ascii="Arial" w:cs="Arial" w:eastAsia="Arial" w:hAnsi="Arial"/>
@@ -7839,7 +7839,7 @@
               <w:spacing w:after="10" w:before="0"/>
               <w:ind w:left="120"/>
             </w:pPr>
-            <w:hyperlink w:history="1" r:id="rIdtbjldczouzrjlrbiymuoh">
+            <w:hyperlink w:history="1" r:id="rIdc1ahcwl73-zwqcdkte2xn">
               <w:r>
                 <w:rPr>
                   <w:rFonts w:ascii="Arial" w:cs="Arial" w:eastAsia="Arial" w:hAnsi="Arial"/>
@@ -8047,7 +8047,7 @@
             <w:pPr>
               <w:spacing w:after="20" w:before="0"/>
             </w:pPr>
-            <w:hyperlink w:history="1" r:id="rId9gbzvph-9nnbzgl1lp0i7">
+            <w:hyperlink w:history="1" r:id="rIdeh_gyo1gbiyeq9k5p7oor">
               <w:r>
                 <w:rPr>
                   <w:rFonts w:ascii="Arial" w:cs="Arial" w:eastAsia="Arial" w:hAnsi="Arial"/>
@@ -8080,7 +8080,7 @@
               <w:spacing w:after="10" w:before="0"/>
               <w:ind w:left="120"/>
             </w:pPr>
-            <w:hyperlink w:history="1" r:id="rIdwjr0zzu376y2ldffkotic">
+            <w:hyperlink w:history="1" r:id="rIduckbzurqdzgbegbihalqo">
               <w:r>
                 <w:rPr>
                   <w:rFonts w:ascii="Arial" w:cs="Arial" w:eastAsia="Arial" w:hAnsi="Arial"/>
@@ -8125,7 +8125,7 @@
             <w:pPr>
               <w:spacing w:after="20" w:before="0"/>
             </w:pPr>
-            <w:hyperlink w:history="1" r:id="rId1uumcxhajn6vzicilrscl">
+            <w:hyperlink w:history="1" r:id="rIdcumairxncwfl6j7wre_0o">
               <w:r>
                 <w:rPr>
                   <w:rFonts w:ascii="Arial" w:cs="Arial" w:eastAsia="Arial" w:hAnsi="Arial"/>
@@ -8158,7 +8158,7 @@
               <w:spacing w:after="10" w:before="0"/>
               <w:ind w:left="120"/>
             </w:pPr>
-            <w:hyperlink w:history="1" r:id="rIddt5gpvyvjo114k7z9tec6">
+            <w:hyperlink w:history="1" r:id="rIdxsmrnnpqru_mdjklzh9le">
               <w:r>
                 <w:rPr>
                   <w:rFonts w:ascii="Arial" w:cs="Arial" w:eastAsia="Arial" w:hAnsi="Arial"/>
@@ -9937,7 +9937,7 @@
             <w:pPr>
               <w:spacing w:after="20" w:before="0"/>
             </w:pPr>
-            <w:hyperlink w:history="1" r:id="rIdzfpxlxzwoqmbwcussjr8k">
+            <w:hyperlink w:history="1" r:id="rIdrscz6qsbo-p2aarw6to2b">
               <w:r>
                 <w:rPr>
                   <w:rFonts w:ascii="Arial" w:cs="Arial" w:eastAsia="Arial" w:hAnsi="Arial"/>
@@ -9970,7 +9970,7 @@
               <w:spacing w:after="10" w:before="0"/>
               <w:ind w:left="120"/>
             </w:pPr>
-            <w:hyperlink w:history="1" r:id="rIdyf-xv-scz6r70evhsoj_n">
+            <w:hyperlink w:history="1" r:id="rId5u6cxj9hw69ojoe0fgp8y">
               <w:r>
                 <w:rPr>
                   <w:rFonts w:ascii="Arial" w:cs="Arial" w:eastAsia="Arial" w:hAnsi="Arial"/>
@@ -10015,7 +10015,7 @@
             <w:pPr>
               <w:spacing w:after="20" w:before="0"/>
             </w:pPr>
-            <w:hyperlink w:history="1" r:id="rIdmop5t6jhnkdypevtkawol">
+            <w:hyperlink w:history="1" r:id="rIdhc8mklfqrlztx-uk185wq">
               <w:r>
                 <w:rPr>
                   <w:rFonts w:ascii="Arial" w:cs="Arial" w:eastAsia="Arial" w:hAnsi="Arial"/>
@@ -10048,7 +10048,7 @@
               <w:spacing w:after="10" w:before="0"/>
               <w:ind w:left="120"/>
             </w:pPr>
-            <w:hyperlink w:history="1" r:id="rIdrbsqs1rcjjzngwuydzyos">
+            <w:hyperlink w:history="1" r:id="rId-9ljpvgbzn7o8tj9je4zx">
               <w:r>
                 <w:rPr>
                   <w:rFonts w:ascii="Arial" w:cs="Arial" w:eastAsia="Arial" w:hAnsi="Arial"/>
@@ -10256,7 +10256,7 @@
             <w:pPr>
               <w:spacing w:after="20" w:before="0"/>
             </w:pPr>
-            <w:hyperlink w:history="1" r:id="rIdmy-n8w148ot-isokk1_oj">
+            <w:hyperlink w:history="1" r:id="rIdpcma8gqaubi-qovm0j4hu">
               <w:r>
                 <w:rPr>
                   <w:rFonts w:ascii="Arial" w:cs="Arial" w:eastAsia="Arial" w:hAnsi="Arial"/>
@@ -10289,7 +10289,7 @@
               <w:spacing w:after="10" w:before="0"/>
               <w:ind w:left="120"/>
             </w:pPr>
-            <w:hyperlink w:history="1" r:id="rIdigfj7rnqnldf2ukvjak5r">
+            <w:hyperlink w:history="1" r:id="rIdupx2dutltkclx8aelzwox">
               <w:r>
                 <w:rPr>
                   <w:rFonts w:ascii="Arial" w:cs="Arial" w:eastAsia="Arial" w:hAnsi="Arial"/>
@@ -10334,7 +10334,7 @@
             <w:pPr>
               <w:spacing w:after="20" w:before="0"/>
             </w:pPr>
-            <w:hyperlink w:history="1" r:id="rIdjaib4rnnirtnnegoi6egy">
+            <w:hyperlink w:history="1" r:id="rIdszf6sntpjecvlzxnn1jrw">
               <w:r>
                 <w:rPr>
                   <w:rFonts w:ascii="Arial" w:cs="Arial" w:eastAsia="Arial" w:hAnsi="Arial"/>
@@ -10367,7 +10367,7 @@
               <w:spacing w:after="10" w:before="0"/>
               <w:ind w:left="120"/>
             </w:pPr>
-            <w:hyperlink w:history="1" r:id="rIdsqrblpnl23wodygwa_c7m">
+            <w:hyperlink w:history="1" r:id="rIdece3ixwo4e_tswrjvmgoo">
               <w:r>
                 <w:rPr>
                   <w:rFonts w:ascii="Arial" w:cs="Arial" w:eastAsia="Arial" w:hAnsi="Arial"/>
@@ -10575,7 +10575,7 @@
             <w:pPr>
               <w:spacing w:after="20" w:before="0"/>
             </w:pPr>
-            <w:hyperlink w:history="1" r:id="rIdthijg2gceohpo3guc3gx5">
+            <w:hyperlink w:history="1" r:id="rIddplkzx0erv6jr0rg9ae2l">
               <w:r>
                 <w:rPr>
                   <w:rFonts w:ascii="Arial" w:cs="Arial" w:eastAsia="Arial" w:hAnsi="Arial"/>
@@ -10608,7 +10608,7 @@
               <w:spacing w:after="10" w:before="0"/>
               <w:ind w:left="120"/>
             </w:pPr>
-            <w:hyperlink w:history="1" r:id="rIdltevhbh_-ggp8_okqpxkh">
+            <w:hyperlink w:history="1" r:id="rIdexcj0mk-r_ongq3-f0x8d">
               <w:r>
                 <w:rPr>
                   <w:rFonts w:ascii="Arial" w:cs="Arial" w:eastAsia="Arial" w:hAnsi="Arial"/>
@@ -10653,7 +10653,7 @@
             <w:pPr>
               <w:spacing w:after="20" w:before="0"/>
             </w:pPr>
-            <w:hyperlink w:history="1" r:id="rIdglhy4rejzyfiodzcdg42e">
+            <w:hyperlink w:history="1" r:id="rIdvjulz0qtkgiav4raoiq2u">
               <w:r>
                 <w:rPr>
                   <w:rFonts w:ascii="Arial" w:cs="Arial" w:eastAsia="Arial" w:hAnsi="Arial"/>
@@ -10686,7 +10686,7 @@
               <w:spacing w:after="10" w:before="0"/>
               <w:ind w:left="120"/>
             </w:pPr>
-            <w:hyperlink w:history="1" r:id="rIdrfrefdyajv1gsrdtawo4a">
+            <w:hyperlink w:history="1" r:id="rIdaftuc308k4_xuspfql-2u">
               <w:r>
                 <w:rPr>
                   <w:rFonts w:ascii="Arial" w:cs="Arial" w:eastAsia="Arial" w:hAnsi="Arial"/>
@@ -10894,7 +10894,7 @@
             <w:pPr>
               <w:spacing w:after="20" w:before="0"/>
             </w:pPr>
-            <w:hyperlink w:history="1" r:id="rId5trbcoe6dqylkz5gpurdr">
+            <w:hyperlink w:history="1" r:id="rIdjm42ftwzzk41xhskmfytx">
               <w:r>
                 <w:rPr>
                   <w:rFonts w:ascii="Arial" w:cs="Arial" w:eastAsia="Arial" w:hAnsi="Arial"/>
@@ -10927,7 +10927,7 @@
               <w:spacing w:after="10" w:before="0"/>
               <w:ind w:left="120"/>
             </w:pPr>
-            <w:hyperlink w:history="1" r:id="rIdmsshxwugzys4uebnjzhcw">
+            <w:hyperlink w:history="1" r:id="rIdggpbg8djec7cpgabng3lu">
               <w:r>
                 <w:rPr>
                   <w:rFonts w:ascii="Arial" w:cs="Arial" w:eastAsia="Arial" w:hAnsi="Arial"/>
@@ -10972,7 +10972,7 @@
             <w:pPr>
               <w:spacing w:after="20" w:before="0"/>
             </w:pPr>
-            <w:hyperlink w:history="1" r:id="rIdffwnkpvpvgax-jnpmyd-r">
+            <w:hyperlink w:history="1" r:id="rIdc_x-ozvx37yfpno8_kmzz">
               <w:r>
                 <w:rPr>
                   <w:rFonts w:ascii="Arial" w:cs="Arial" w:eastAsia="Arial" w:hAnsi="Arial"/>
@@ -11005,7 +11005,7 @@
               <w:spacing w:after="10" w:before="0"/>
               <w:ind w:left="120"/>
             </w:pPr>
-            <w:hyperlink w:history="1" r:id="rIdclqjmj8q1d9vrtkwjbjhe">
+            <w:hyperlink w:history="1" r:id="rIdum6sg6ih_9htoeh48dhch">
               <w:r>
                 <w:rPr>
                   <w:rFonts w:ascii="Arial" w:cs="Arial" w:eastAsia="Arial" w:hAnsi="Arial"/>
@@ -11213,7 +11213,7 @@
             <w:pPr>
               <w:spacing w:after="20" w:before="0"/>
             </w:pPr>
-            <w:hyperlink w:history="1" r:id="rId_h2ognlzr-wiuyuf54kpk">
+            <w:hyperlink w:history="1" r:id="rId1w7014o99gzuatw4iluam">
               <w:r>
                 <w:rPr>
                   <w:rFonts w:ascii="Arial" w:cs="Arial" w:eastAsia="Arial" w:hAnsi="Arial"/>
@@ -11246,7 +11246,7 @@
               <w:spacing w:after="10" w:before="0"/>
               <w:ind w:left="120"/>
             </w:pPr>
-            <w:hyperlink w:history="1" r:id="rIdvwahx97rjcbq1isohdp-z">
+            <w:hyperlink w:history="1" r:id="rIdhc1ynz0qgmdxe8ivocz5r">
               <w:r>
                 <w:rPr>
                   <w:rFonts w:ascii="Arial" w:cs="Arial" w:eastAsia="Arial" w:hAnsi="Arial"/>
@@ -11291,7 +11291,7 @@
             <w:pPr>
               <w:spacing w:after="20" w:before="0"/>
             </w:pPr>
-            <w:hyperlink w:history="1" r:id="rId9quscl5gbfxaehh2u5zsu">
+            <w:hyperlink w:history="1" r:id="rIdzzkn2rzqvaz4qtc53gbrb">
               <w:r>
                 <w:rPr>
                   <w:rFonts w:ascii="Arial" w:cs="Arial" w:eastAsia="Arial" w:hAnsi="Arial"/>
@@ -11324,7 +11324,7 @@
               <w:spacing w:after="10" w:before="0"/>
               <w:ind w:left="120"/>
             </w:pPr>
-            <w:hyperlink w:history="1" r:id="rIdn4jx7o3ndo9yjmryrnszv">
+            <w:hyperlink w:history="1" r:id="rIdxrov_0cf8gd9go2jxbteb">
               <w:r>
                 <w:rPr>
                   <w:rFonts w:ascii="Arial" w:cs="Arial" w:eastAsia="Arial" w:hAnsi="Arial"/>
@@ -12474,7 +12474,25 @@
             </w:tcMar>
             <w:vAlign w:val="top"/>
           </w:tcPr>
-          <w:p/>
+          <w:p>
+            <w:pPr>
+              <w:spacing w:after="40" w:before="0"/>
+              <w:jc w:val="left"/>
+            </w:pPr>
+            <w:r>
+              <w:rPr>
+                <w:rFonts w:ascii="Arial" w:cs="Arial" w:eastAsia="Arial" w:hAnsi="Arial"/>
+                <w:b w:val="false"/>
+                <w:bCs w:val="false"/>
+                <w:i w:val="false"/>
+                <w:iCs w:val="false"/>
+                <w:color w:val="000000"/>
+                <w:sz w:val="18"/>
+                <w:szCs w:val="18"/>
+              </w:rPr>
+              <w:t xml:space="preserve">No hazardous materials are used in this lesson. If physical models or clay are used, remind learners to wash hands before and after. If a video resource is used, ensure volume is appropriate and content is age-suitable. No dissection is involved.</w:t>
+            </w:r>
+          </w:p>
         </w:tc>
       </w:tr>
     </w:tbl>
@@ -12926,7 +12944,7 @@
             <w:pPr>
               <w:spacing w:after="20" w:before="0"/>
             </w:pPr>
-            <w:hyperlink w:history="1" r:id="rIddssxtptal0i1x4xly61qm">
+            <w:hyperlink w:history="1" r:id="rIdyjftbg0aj6xjxbl7h22mv">
               <w:r>
                 <w:rPr>
                   <w:rFonts w:ascii="Arial" w:cs="Arial" w:eastAsia="Arial" w:hAnsi="Arial"/>
@@ -12959,7 +12977,7 @@
               <w:spacing w:after="10" w:before="0"/>
               <w:ind w:left="120"/>
             </w:pPr>
-            <w:hyperlink w:history="1" r:id="rId7orv3g346fwgjsdhjomuh">
+            <w:hyperlink w:history="1" r:id="rIdgbxjt9lqgwlhv5bh2uxtm">
               <w:r>
                 <w:rPr>
                   <w:rFonts w:ascii="Arial" w:cs="Arial" w:eastAsia="Arial" w:hAnsi="Arial"/>
@@ -13004,7 +13022,7 @@
             <w:pPr>
               <w:spacing w:after="20" w:before="0"/>
             </w:pPr>
-            <w:hyperlink w:history="1" r:id="rIdxg1-ygwnvnrxi2pbsrfyj">
+            <w:hyperlink w:history="1" r:id="rIdm6svmtqtbunzdfyywnmop">
               <w:r>
                 <w:rPr>
                   <w:rFonts w:ascii="Arial" w:cs="Arial" w:eastAsia="Arial" w:hAnsi="Arial"/>
@@ -13037,7 +13055,7 @@
               <w:spacing w:after="10" w:before="0"/>
               <w:ind w:left="120"/>
             </w:pPr>
-            <w:hyperlink w:history="1" r:id="rIdz7c6txh7jovliw8pnhld2">
+            <w:hyperlink w:history="1" r:id="rIdj9ixqcrd4emvviuwspe0n">
               <w:r>
                 <w:rPr>
                   <w:rFonts w:ascii="Arial" w:cs="Arial" w:eastAsia="Arial" w:hAnsi="Arial"/>
@@ -13245,7 +13263,7 @@
             <w:pPr>
               <w:spacing w:after="20" w:before="0"/>
             </w:pPr>
-            <w:hyperlink w:history="1" r:id="rIdklvh0qc10a07rm0ylvoul">
+            <w:hyperlink w:history="1" r:id="rId8d1wacf87fedxt8zbya0w">
               <w:r>
                 <w:rPr>
                   <w:rFonts w:ascii="Arial" w:cs="Arial" w:eastAsia="Arial" w:hAnsi="Arial"/>
@@ -13278,7 +13296,7 @@
               <w:spacing w:after="10" w:before="0"/>
               <w:ind w:left="120"/>
             </w:pPr>
-            <w:hyperlink w:history="1" r:id="rIdtllsniy9kivww9klx0f8c">
+            <w:hyperlink w:history="1" r:id="rIdudqruf6pbpvwefcav6xva">
               <w:r>
                 <w:rPr>
                   <w:rFonts w:ascii="Arial" w:cs="Arial" w:eastAsia="Arial" w:hAnsi="Arial"/>
@@ -13323,7 +13341,7 @@
             <w:pPr>
               <w:spacing w:after="20" w:before="0"/>
             </w:pPr>
-            <w:hyperlink w:history="1" r:id="rIdh3xdgrekiuwrglxz8xohv">
+            <w:hyperlink w:history="1" r:id="rIdmrslw5wuulxb-he66br3n">
               <w:r>
                 <w:rPr>
                   <w:rFonts w:ascii="Arial" w:cs="Arial" w:eastAsia="Arial" w:hAnsi="Arial"/>
@@ -13356,7 +13374,7 @@
               <w:spacing w:after="10" w:before="0"/>
               <w:ind w:left="120"/>
             </w:pPr>
-            <w:hyperlink w:history="1" r:id="rIdle5dl0ieoa6swa20pqfn6">
+            <w:hyperlink w:history="1" r:id="rIdikouqlaratz_dssdj9u3m">
               <w:r>
                 <w:rPr>
                   <w:rFonts w:ascii="Arial" w:cs="Arial" w:eastAsia="Arial" w:hAnsi="Arial"/>
@@ -13564,7 +13582,7 @@
             <w:pPr>
               <w:spacing w:after="20" w:before="0"/>
             </w:pPr>
-            <w:hyperlink w:history="1" r:id="rIdxtkpzkhawvou83_ghsji3">
+            <w:hyperlink w:history="1" r:id="rIdqt-thlswtzsdqm0ouj0q-">
               <w:r>
                 <w:rPr>
                   <w:rFonts w:ascii="Arial" w:cs="Arial" w:eastAsia="Arial" w:hAnsi="Arial"/>
@@ -13597,7 +13615,7 @@
               <w:spacing w:after="10" w:before="0"/>
               <w:ind w:left="120"/>
             </w:pPr>
-            <w:hyperlink w:history="1" r:id="rIdpevbhdgpepupsuo2msegl">
+            <w:hyperlink w:history="1" r:id="rIdpdp841jzmbyec3ndsib4t">
               <w:r>
                 <w:rPr>
                   <w:rFonts w:ascii="Arial" w:cs="Arial" w:eastAsia="Arial" w:hAnsi="Arial"/>
@@ -13642,7 +13660,7 @@
             <w:pPr>
               <w:spacing w:after="20" w:before="0"/>
             </w:pPr>
-            <w:hyperlink w:history="1" r:id="rIdgwmiiglbe5ymqe6npfjdn">
+            <w:hyperlink w:history="1" r:id="rIddtvvowp4_w60p8uadph-g">
               <w:r>
                 <w:rPr>
                   <w:rFonts w:ascii="Arial" w:cs="Arial" w:eastAsia="Arial" w:hAnsi="Arial"/>
@@ -13675,7 +13693,7 @@
               <w:spacing w:after="10" w:before="0"/>
               <w:ind w:left="120"/>
             </w:pPr>
-            <w:hyperlink w:history="1" r:id="rIdcvrhx1kjkfr2yn0y4uy5t">
+            <w:hyperlink w:history="1" r:id="rId56fvyodfnxfcpxiyhcucq">
               <w:r>
                 <w:rPr>
                   <w:rFonts w:ascii="Arial" w:cs="Arial" w:eastAsia="Arial" w:hAnsi="Arial"/>
@@ -13883,7 +13901,7 @@
             <w:pPr>
               <w:spacing w:after="20" w:before="0"/>
             </w:pPr>
-            <w:hyperlink w:history="1" r:id="rIdyynamshgeaotj2kraifin">
+            <w:hyperlink w:history="1" r:id="rId9yth2krisfgsmysezlv0g">
               <w:r>
                 <w:rPr>
                   <w:rFonts w:ascii="Arial" w:cs="Arial" w:eastAsia="Arial" w:hAnsi="Arial"/>
@@ -13916,7 +13934,7 @@
               <w:spacing w:after="10" w:before="0"/>
               <w:ind w:left="120"/>
             </w:pPr>
-            <w:hyperlink w:history="1" r:id="rIdy1au91jotrk9emhlhusib">
+            <w:hyperlink w:history="1" r:id="rIdyjrzjcftvos_802t6mk1b">
               <w:r>
                 <w:rPr>
                   <w:rFonts w:ascii="Arial" w:cs="Arial" w:eastAsia="Arial" w:hAnsi="Arial"/>
@@ -13961,7 +13979,7 @@
             <w:pPr>
               <w:spacing w:after="20" w:before="0"/>
             </w:pPr>
-            <w:hyperlink w:history="1" r:id="rIdatlbdqrwwujshtyj1p366">
+            <w:hyperlink w:history="1" r:id="rId1gkiaozxgxmhb2elfynkj">
               <w:r>
                 <w:rPr>
                   <w:rFonts w:ascii="Arial" w:cs="Arial" w:eastAsia="Arial" w:hAnsi="Arial"/>
@@ -13994,7 +14012,7 @@
               <w:spacing w:after="10" w:before="0"/>
               <w:ind w:left="120"/>
             </w:pPr>
-            <w:hyperlink w:history="1" r:id="rIdzfzoquxsiqdrzkybvdrq2">
+            <w:hyperlink w:history="1" r:id="rId5j8tc5-kgymbkgm-syzak">
               <w:r>
                 <w:rPr>
                   <w:rFonts w:ascii="Arial" w:cs="Arial" w:eastAsia="Arial" w:hAnsi="Arial"/>
@@ -14202,7 +14220,7 @@
             <w:pPr>
               <w:spacing w:after="20" w:before="0"/>
             </w:pPr>
-            <w:hyperlink w:history="1" r:id="rIdeyyt30kzu4uxybyofr1l9">
+            <w:hyperlink w:history="1" r:id="rId5yaj6xx8xxrobo6rcxojf">
               <w:r>
                 <w:rPr>
                   <w:rFonts w:ascii="Arial" w:cs="Arial" w:eastAsia="Arial" w:hAnsi="Arial"/>
@@ -14235,7 +14253,7 @@
               <w:spacing w:after="10" w:before="0"/>
               <w:ind w:left="120"/>
             </w:pPr>
-            <w:hyperlink w:history="1" r:id="rId3hxcmjghhiundowvczbxi">
+            <w:hyperlink w:history="1" r:id="rIdwtbtyeegl5dw_wsh3hp8e">
               <w:r>
                 <w:rPr>
                   <w:rFonts w:ascii="Arial" w:cs="Arial" w:eastAsia="Arial" w:hAnsi="Arial"/>
@@ -14280,7 +14298,7 @@
             <w:pPr>
               <w:spacing w:after="20" w:before="0"/>
             </w:pPr>
-            <w:hyperlink w:history="1" r:id="rIdpyjeos55piym1jvmxsroq">
+            <w:hyperlink w:history="1" r:id="rIdmnlzcv1cojvvqulsaz1_4">
               <w:r>
                 <w:rPr>
                   <w:rFonts w:ascii="Arial" w:cs="Arial" w:eastAsia="Arial" w:hAnsi="Arial"/>
@@ -14313,7 +14331,7 @@
               <w:spacing w:after="10" w:before="0"/>
               <w:ind w:left="120"/>
             </w:pPr>
-            <w:hyperlink w:history="1" r:id="rIdedl_dh8b86fxcmxmffs8h">
+            <w:hyperlink w:history="1" r:id="rIdkhsf45jrljrmv_0k4bjw5">
               <w:r>
                 <w:rPr>
                   <w:rFonts w:ascii="Arial" w:cs="Arial" w:eastAsia="Arial" w:hAnsi="Arial"/>
@@ -14755,7 +14773,25 @@
             </w:tcMar>
             <w:vAlign w:val="top"/>
           </w:tcPr>
-          <w:p/>
+          <w:p>
+            <w:pPr>
+              <w:spacing w:after="40" w:before="0"/>
+              <w:jc w:val="left"/>
+            </w:pPr>
+            <w:r>
+              <w:rPr>
+                <w:rFonts w:ascii="Arial" w:cs="Arial" w:eastAsia="Arial" w:hAnsi="Arial"/>
+                <w:b w:val="false"/>
+                <w:bCs w:val="false"/>
+                <w:i w:val="false"/>
+                <w:iCs w:val="false"/>
+                <w:color w:val="000000"/>
+                <w:sz w:val="18"/>
+                <w:szCs w:val="18"/>
+              </w:rPr>
+              <w:t xml:space="preserve">Mechanical digestion explains the physical journey of a ugali and sukuma wiki meal from chewing in the mouth, through peristalsis in the oesophagus, to churning into chyme in the stomach, but it does not yet explain why the two children in Kericho have different health outcomes. Both children physically digest food in the same way. The difference lies in the nutrient composition of what they eat. To fully explain the phenomenon, we must investigate how chemical digestion (Lesson 5) and absorption (Lesson 6) extract specific nutrients from food and deliver them to body cells.</w:t>
+            </w:r>
+          </w:p>
         </w:tc>
       </w:tr>
     </w:tbl>
@@ -15998,7 +16034,7 @@
             <w:pPr>
               <w:spacing w:after="20" w:before="0"/>
             </w:pPr>
-            <w:hyperlink w:history="1" r:id="rIdkdhxdm9ettxedbtwl6vc3">
+            <w:hyperlink w:history="1" r:id="rIdo_vfcl9w94h6gchoawr4g">
               <w:r>
                 <w:rPr>
                   <w:rFonts w:ascii="Arial" w:cs="Arial" w:eastAsia="Arial" w:hAnsi="Arial"/>
@@ -16031,7 +16067,7 @@
               <w:spacing w:after="10" w:before="0"/>
               <w:ind w:left="120"/>
             </w:pPr>
-            <w:hyperlink w:history="1" r:id="rIdnen63rc4xulvtegdu4-yo">
+            <w:hyperlink w:history="1" r:id="rId4c_y1flqlxbydbpaxk7_d">
               <w:r>
                 <w:rPr>
                   <w:rFonts w:ascii="Arial" w:cs="Arial" w:eastAsia="Arial" w:hAnsi="Arial"/>
@@ -16076,7 +16112,7 @@
             <w:pPr>
               <w:spacing w:after="20" w:before="0"/>
             </w:pPr>
-            <w:hyperlink w:history="1" r:id="rIdwmqrmzpkx23srh7awhcq8">
+            <w:hyperlink w:history="1" r:id="rId-v5c3mdrmgs-vvcl75tdh">
               <w:r>
                 <w:rPr>
                   <w:rFonts w:ascii="Arial" w:cs="Arial" w:eastAsia="Arial" w:hAnsi="Arial"/>
@@ -16109,7 +16145,7 @@
               <w:spacing w:after="10" w:before="0"/>
               <w:ind w:left="120"/>
             </w:pPr>
-            <w:hyperlink w:history="1" r:id="rIdm2fseuxiulcd_9uh-feln">
+            <w:hyperlink w:history="1" r:id="rIdetdt-lcprvahfailiclhm">
               <w:r>
                 <w:rPr>
                   <w:rFonts w:ascii="Arial" w:cs="Arial" w:eastAsia="Arial" w:hAnsi="Arial"/>
@@ -16317,7 +16353,7 @@
             <w:pPr>
               <w:spacing w:after="20" w:before="0"/>
             </w:pPr>
-            <w:hyperlink w:history="1" r:id="rIdia0kz43qb8g5kdqwvh4xu">
+            <w:hyperlink w:history="1" r:id="rIdyjzjlspm-ibuapykos1wg">
               <w:r>
                 <w:rPr>
                   <w:rFonts w:ascii="Arial" w:cs="Arial" w:eastAsia="Arial" w:hAnsi="Arial"/>
@@ -16350,7 +16386,7 @@
               <w:spacing w:after="10" w:before="0"/>
               <w:ind w:left="120"/>
             </w:pPr>
-            <w:hyperlink w:history="1" r:id="rIdkfzmghgmlbxb1f151h5yg">
+            <w:hyperlink w:history="1" r:id="rIdpfewsz2tug_nm9thoqgzr">
               <w:r>
                 <w:rPr>
                   <w:rFonts w:ascii="Arial" w:cs="Arial" w:eastAsia="Arial" w:hAnsi="Arial"/>
@@ -16395,7 +16431,7 @@
             <w:pPr>
               <w:spacing w:after="20" w:before="0"/>
             </w:pPr>
-            <w:hyperlink w:history="1" r:id="rId1jgldjd8cukdo1ynqmuoq">
+            <w:hyperlink w:history="1" r:id="rId8tsmcslte1sozckaomuey">
               <w:r>
                 <w:rPr>
                   <w:rFonts w:ascii="Arial" w:cs="Arial" w:eastAsia="Arial" w:hAnsi="Arial"/>
@@ -16428,7 +16464,7 @@
               <w:spacing w:after="10" w:before="0"/>
               <w:ind w:left="120"/>
             </w:pPr>
-            <w:hyperlink w:history="1" r:id="rIdsg_xqpqbi7kp0rsd1n_ka">
+            <w:hyperlink w:history="1" r:id="rIddwm0rodwrkxu-x2d7iex8">
               <w:r>
                 <w:rPr>
                   <w:rFonts w:ascii="Arial" w:cs="Arial" w:eastAsia="Arial" w:hAnsi="Arial"/>
@@ -16636,7 +16672,7 @@
             <w:pPr>
               <w:spacing w:after="20" w:before="0"/>
             </w:pPr>
-            <w:hyperlink w:history="1" r:id="rIdkyvoixbpbhhjjcfvevcwf">
+            <w:hyperlink w:history="1" r:id="rIdwggeqwaphdu-swwy0yjro">
               <w:r>
                 <w:rPr>
                   <w:rFonts w:ascii="Arial" w:cs="Arial" w:eastAsia="Arial" w:hAnsi="Arial"/>
@@ -16669,7 +16705,7 @@
               <w:spacing w:after="10" w:before="0"/>
               <w:ind w:left="120"/>
             </w:pPr>
-            <w:hyperlink w:history="1" r:id="rIdwac3mhxdzus9byonnzf-q">
+            <w:hyperlink w:history="1" r:id="rIdb80sv1xngvbgawz-rg5jz">
               <w:r>
                 <w:rPr>
                   <w:rFonts w:ascii="Arial" w:cs="Arial" w:eastAsia="Arial" w:hAnsi="Arial"/>
@@ -16714,7 +16750,7 @@
             <w:pPr>
               <w:spacing w:after="20" w:before="0"/>
             </w:pPr>
-            <w:hyperlink w:history="1" r:id="rIdw52qqv0tgn0rz4lkmcurc">
+            <w:hyperlink w:history="1" r:id="rIddnbs_qjfjufke1xae4qzc">
               <w:r>
                 <w:rPr>
                   <w:rFonts w:ascii="Arial" w:cs="Arial" w:eastAsia="Arial" w:hAnsi="Arial"/>
@@ -16747,7 +16783,7 @@
               <w:spacing w:after="10" w:before="0"/>
               <w:ind w:left="120"/>
             </w:pPr>
-            <w:hyperlink w:history="1" r:id="rIdrarodyssv_agndt-5hq-g">
+            <w:hyperlink w:history="1" r:id="rIdw_-gabuomeofudgwqkziw">
               <w:r>
                 <w:rPr>
                   <w:rFonts w:ascii="Arial" w:cs="Arial" w:eastAsia="Arial" w:hAnsi="Arial"/>
@@ -16955,7 +16991,7 @@
             <w:pPr>
               <w:spacing w:after="20" w:before="0"/>
             </w:pPr>
-            <w:hyperlink w:history="1" r:id="rIdr97c_gr_pvrogzk-brhki">
+            <w:hyperlink w:history="1" r:id="rIdqgc0f1pvq33qf-oep0fxq">
               <w:r>
                 <w:rPr>
                   <w:rFonts w:ascii="Arial" w:cs="Arial" w:eastAsia="Arial" w:hAnsi="Arial"/>
@@ -16988,7 +17024,7 @@
               <w:spacing w:after="10" w:before="0"/>
               <w:ind w:left="120"/>
             </w:pPr>
-            <w:hyperlink w:history="1" r:id="rIdbr9hu263mutkg_xrb6kmy">
+            <w:hyperlink w:history="1" r:id="rIdou1h_l7rtdaqfbq2h5noa">
               <w:r>
                 <w:rPr>
                   <w:rFonts w:ascii="Arial" w:cs="Arial" w:eastAsia="Arial" w:hAnsi="Arial"/>
@@ -17033,7 +17069,7 @@
             <w:pPr>
               <w:spacing w:after="20" w:before="0"/>
             </w:pPr>
-            <w:hyperlink w:history="1" r:id="rIdsyqel7_lka_mvs1jz3xf8">
+            <w:hyperlink w:history="1" r:id="rIdsd_epaetiishgi1pmvdzp">
               <w:r>
                 <w:rPr>
                   <w:rFonts w:ascii="Arial" w:cs="Arial" w:eastAsia="Arial" w:hAnsi="Arial"/>
@@ -17066,7 +17102,7 @@
               <w:spacing w:after="10" w:before="0"/>
               <w:ind w:left="120"/>
             </w:pPr>
-            <w:hyperlink w:history="1" r:id="rIdx3zomej_av1btpatthatl">
+            <w:hyperlink w:history="1" r:id="rIdbh2ee60yxgdnnxyx01ix4">
               <w:r>
                 <w:rPr>
                   <w:rFonts w:ascii="Arial" w:cs="Arial" w:eastAsia="Arial" w:hAnsi="Arial"/>
@@ -17274,7 +17310,7 @@
             <w:pPr>
               <w:spacing w:after="20" w:before="0"/>
             </w:pPr>
-            <w:hyperlink w:history="1" r:id="rIdppj3a99as2m4ftexcwf8j">
+            <w:hyperlink w:history="1" r:id="rIdztxe0zxennxrknrktpxfh">
               <w:r>
                 <w:rPr>
                   <w:rFonts w:ascii="Arial" w:cs="Arial" w:eastAsia="Arial" w:hAnsi="Arial"/>
@@ -17307,7 +17343,7 @@
               <w:spacing w:after="10" w:before="0"/>
               <w:ind w:left="120"/>
             </w:pPr>
-            <w:hyperlink w:history="1" r:id="rId8lbpkg43y0rwjhrywfpyi">
+            <w:hyperlink w:history="1" r:id="rId1cwdijjrzdjntrkvjcjvt">
               <w:r>
                 <w:rPr>
                   <w:rFonts w:ascii="Arial" w:cs="Arial" w:eastAsia="Arial" w:hAnsi="Arial"/>
@@ -17352,7 +17388,7 @@
             <w:pPr>
               <w:spacing w:after="20" w:before="0"/>
             </w:pPr>
-            <w:hyperlink w:history="1" r:id="rIdr3gveoku_cg-illxznn8y">
+            <w:hyperlink w:history="1" r:id="rIdappfyefznouwgleqveiwa">
               <w:r>
                 <w:rPr>
                   <w:rFonts w:ascii="Arial" w:cs="Arial" w:eastAsia="Arial" w:hAnsi="Arial"/>
@@ -17385,7 +17421,7 @@
               <w:spacing w:after="10" w:before="0"/>
               <w:ind w:left="120"/>
             </w:pPr>
-            <w:hyperlink w:history="1" r:id="rIdl-egkyjxc2uteu5yrfx48">
+            <w:hyperlink w:history="1" r:id="rId3r3sxvwupwj9md5lfycht">
               <w:r>
                 <w:rPr>
                   <w:rFonts w:ascii="Arial" w:cs="Arial" w:eastAsia="Arial" w:hAnsi="Arial"/>
@@ -19164,7 +19200,7 @@
             <w:pPr>
               <w:spacing w:after="20" w:before="0"/>
             </w:pPr>
-            <w:hyperlink w:history="1" r:id="rIdod7krwi7cq-rorm1rl0ch">
+            <w:hyperlink w:history="1" r:id="rIdqpjircip5ubblvisfua3i">
               <w:r>
                 <w:rPr>
                   <w:rFonts w:ascii="Arial" w:cs="Arial" w:eastAsia="Arial" w:hAnsi="Arial"/>
@@ -19197,7 +19233,7 @@
               <w:spacing w:after="10" w:before="0"/>
               <w:ind w:left="120"/>
             </w:pPr>
-            <w:hyperlink w:history="1" r:id="rIdnxdqgvrojqkasy3gght-2">
+            <w:hyperlink w:history="1" r:id="rIdu9hpvxzyq8xa-pulrlo0r">
               <w:r>
                 <w:rPr>
                   <w:rFonts w:ascii="Arial" w:cs="Arial" w:eastAsia="Arial" w:hAnsi="Arial"/>
@@ -19242,7 +19278,7 @@
             <w:pPr>
               <w:spacing w:after="20" w:before="0"/>
             </w:pPr>
-            <w:hyperlink w:history="1" r:id="rIdwagzqh7v_e8tohs7imjjk">
+            <w:hyperlink w:history="1" r:id="rId18z_h4ieixpnizciou4q8">
               <w:r>
                 <w:rPr>
                   <w:rFonts w:ascii="Arial" w:cs="Arial" w:eastAsia="Arial" w:hAnsi="Arial"/>
@@ -19275,7 +19311,7 @@
               <w:spacing w:after="10" w:before="0"/>
               <w:ind w:left="120"/>
             </w:pPr>
-            <w:hyperlink w:history="1" r:id="rIdolisnckmwavik-r-wwk4e">
+            <w:hyperlink w:history="1" r:id="rIdr6fjo755c4b5dmygwcda9">
               <w:r>
                 <w:rPr>
                   <w:rFonts w:ascii="Arial" w:cs="Arial" w:eastAsia="Arial" w:hAnsi="Arial"/>
@@ -19483,7 +19519,7 @@
             <w:pPr>
               <w:spacing w:after="20" w:before="0"/>
             </w:pPr>
-            <w:hyperlink w:history="1" r:id="rIdnr6efv1mjer0pjgp87qyy">
+            <w:hyperlink w:history="1" r:id="rIdll_sft8246cucme1irjmf">
               <w:r>
                 <w:rPr>
                   <w:rFonts w:ascii="Arial" w:cs="Arial" w:eastAsia="Arial" w:hAnsi="Arial"/>
@@ -19516,7 +19552,7 @@
               <w:spacing w:after="10" w:before="0"/>
               <w:ind w:left="120"/>
             </w:pPr>
-            <w:hyperlink w:history="1" r:id="rId3pm8gwckgbz9x_yur6uue">
+            <w:hyperlink w:history="1" r:id="rIdyqanku_s21qce7newailo">
               <w:r>
                 <w:rPr>
                   <w:rFonts w:ascii="Arial" w:cs="Arial" w:eastAsia="Arial" w:hAnsi="Arial"/>
@@ -19561,7 +19597,7 @@
             <w:pPr>
               <w:spacing w:after="20" w:before="0"/>
             </w:pPr>
-            <w:hyperlink w:history="1" r:id="rIdvqk51c9kfzxjd4nur0hsr">
+            <w:hyperlink w:history="1" r:id="rIddu7thwt9k41og_rltysz5">
               <w:r>
                 <w:rPr>
                   <w:rFonts w:ascii="Arial" w:cs="Arial" w:eastAsia="Arial" w:hAnsi="Arial"/>
@@ -19594,7 +19630,7 @@
               <w:spacing w:after="10" w:before="0"/>
               <w:ind w:left="120"/>
             </w:pPr>
-            <w:hyperlink w:history="1" r:id="rIdr_uqwlf8tj0g0w0qmowsk">
+            <w:hyperlink w:history="1" r:id="rId_ql5grbzzdrsyzjkqcmg0">
               <w:r>
                 <w:rPr>
                   <w:rFonts w:ascii="Arial" w:cs="Arial" w:eastAsia="Arial" w:hAnsi="Arial"/>
@@ -19802,7 +19838,7 @@
             <w:pPr>
               <w:spacing w:after="20" w:before="0"/>
             </w:pPr>
-            <w:hyperlink w:history="1" r:id="rIdto-abts1vkyppkpm_frzj">
+            <w:hyperlink w:history="1" r:id="rIdhxjps_ie6v8sodsghufh4">
               <w:r>
                 <w:rPr>
                   <w:rFonts w:ascii="Arial" w:cs="Arial" w:eastAsia="Arial" w:hAnsi="Arial"/>
@@ -19835,7 +19871,7 @@
               <w:spacing w:after="10" w:before="0"/>
               <w:ind w:left="120"/>
             </w:pPr>
-            <w:hyperlink w:history="1" r:id="rIdkxd9xsiac1hp82w13ajxj">
+            <w:hyperlink w:history="1" r:id="rId5o-u2zh2kxp9bdkalbmdf">
               <w:r>
                 <w:rPr>
                   <w:rFonts w:ascii="Arial" w:cs="Arial" w:eastAsia="Arial" w:hAnsi="Arial"/>
@@ -19880,7 +19916,7 @@
             <w:pPr>
               <w:spacing w:after="20" w:before="0"/>
             </w:pPr>
-            <w:hyperlink w:history="1" r:id="rIdmnumfhpdtjvjcsahwl4t3">
+            <w:hyperlink w:history="1" r:id="rIdytvchkuc68x0os6_s8f10">
               <w:r>
                 <w:rPr>
                   <w:rFonts w:ascii="Arial" w:cs="Arial" w:eastAsia="Arial" w:hAnsi="Arial"/>
@@ -19913,7 +19949,7 @@
               <w:spacing w:after="10" w:before="0"/>
               <w:ind w:left="120"/>
             </w:pPr>
-            <w:hyperlink w:history="1" r:id="rIdooxje-gewy4zylyvtg4jl">
+            <w:hyperlink w:history="1" r:id="rIdb-zoy0bk4-1wsncf0uatt">
               <w:r>
                 <w:rPr>
                   <w:rFonts w:ascii="Arial" w:cs="Arial" w:eastAsia="Arial" w:hAnsi="Arial"/>
@@ -20121,7 +20157,7 @@
             <w:pPr>
               <w:spacing w:after="20" w:before="0"/>
             </w:pPr>
-            <w:hyperlink w:history="1" r:id="rIdjk50diyzfv-houw8dvzkd">
+            <w:hyperlink w:history="1" r:id="rIdflbysubq9guop47quwhio">
               <w:r>
                 <w:rPr>
                   <w:rFonts w:ascii="Arial" w:cs="Arial" w:eastAsia="Arial" w:hAnsi="Arial"/>
@@ -20154,7 +20190,7 @@
               <w:spacing w:after="10" w:before="0"/>
               <w:ind w:left="120"/>
             </w:pPr>
-            <w:hyperlink w:history="1" r:id="rIdwn4tn7pkiroekoxrpdg9p">
+            <w:hyperlink w:history="1" r:id="rIdwdhv-bzxrtbuytuve_bjw">
               <w:r>
                 <w:rPr>
                   <w:rFonts w:ascii="Arial" w:cs="Arial" w:eastAsia="Arial" w:hAnsi="Arial"/>
@@ -20199,7 +20235,7 @@
             <w:pPr>
               <w:spacing w:after="20" w:before="0"/>
             </w:pPr>
-            <w:hyperlink w:history="1" r:id="rIddkdw8afpho7mrshlvqt-u">
+            <w:hyperlink w:history="1" r:id="rIdwkwa3rvs6tup8pydin5hu">
               <w:r>
                 <w:rPr>
                   <w:rFonts w:ascii="Arial" w:cs="Arial" w:eastAsia="Arial" w:hAnsi="Arial"/>
@@ -20232,7 +20268,7 @@
               <w:spacing w:after="10" w:before="0"/>
               <w:ind w:left="120"/>
             </w:pPr>
-            <w:hyperlink w:history="1" r:id="rIdibxfo8vcmog4vyfekvsht">
+            <w:hyperlink w:history="1" r:id="rIdf1zzcefllx3p9he16wjps">
               <w:r>
                 <w:rPr>
                   <w:rFonts w:ascii="Arial" w:cs="Arial" w:eastAsia="Arial" w:hAnsi="Arial"/>
@@ -20440,7 +20476,7 @@
             <w:pPr>
               <w:spacing w:after="20" w:before="0"/>
             </w:pPr>
-            <w:hyperlink w:history="1" r:id="rIdeyojck60nfmongca5uljq">
+            <w:hyperlink w:history="1" r:id="rIdivyqtfzud_tujybuzfgzo">
               <w:r>
                 <w:rPr>
                   <w:rFonts w:ascii="Arial" w:cs="Arial" w:eastAsia="Arial" w:hAnsi="Arial"/>
@@ -20473,7 +20509,7 @@
               <w:spacing w:after="10" w:before="0"/>
               <w:ind w:left="120"/>
             </w:pPr>
-            <w:hyperlink w:history="1" r:id="rIdvoqfvquno09vpkcdyhm7c">
+            <w:hyperlink w:history="1" r:id="rIdnw8fhz39ff9unjfz8arru">
               <w:r>
                 <w:rPr>
                   <w:rFonts w:ascii="Arial" w:cs="Arial" w:eastAsia="Arial" w:hAnsi="Arial"/>
@@ -20518,7 +20554,7 @@
             <w:pPr>
               <w:spacing w:after="20" w:before="0"/>
             </w:pPr>
-            <w:hyperlink w:history="1" r:id="rId_vctvxwn-bf3dlfw_ca_w">
+            <w:hyperlink w:history="1" r:id="rIdofdapgm2sbb54twaqgsma">
               <w:r>
                 <w:rPr>
                   <w:rFonts w:ascii="Arial" w:cs="Arial" w:eastAsia="Arial" w:hAnsi="Arial"/>
@@ -20551,7 +20587,7 @@
               <w:spacing w:after="10" w:before="0"/>
               <w:ind w:left="120"/>
             </w:pPr>
-            <w:hyperlink w:history="1" r:id="rId5lybja9hoqhkgy-gtvlim">
+            <w:hyperlink w:history="1" r:id="rIdbyzoppxsvl0-5oxqcorol">
               <w:r>
                 <w:rPr>
                   <w:rFonts w:ascii="Arial" w:cs="Arial" w:eastAsia="Arial" w:hAnsi="Arial"/>
@@ -22330,7 +22366,7 @@
             <w:pPr>
               <w:spacing w:after="20" w:before="0"/>
             </w:pPr>
-            <w:hyperlink w:history="1" r:id="rIdhxswvccbifhrjithkn6fl">
+            <w:hyperlink w:history="1" r:id="rIdckonxnz8da_d_vfqpqqw-">
               <w:r>
                 <w:rPr>
                   <w:rFonts w:ascii="Arial" w:cs="Arial" w:eastAsia="Arial" w:hAnsi="Arial"/>
@@ -22363,7 +22399,7 @@
               <w:spacing w:after="10" w:before="0"/>
               <w:ind w:left="120"/>
             </w:pPr>
-            <w:hyperlink w:history="1" r:id="rIdjjak_vzkzu-y_xv4qt4fw">
+            <w:hyperlink w:history="1" r:id="rIdxnz5aa4wszv9kdhse7hqt">
               <w:r>
                 <w:rPr>
                   <w:rFonts w:ascii="Arial" w:cs="Arial" w:eastAsia="Arial" w:hAnsi="Arial"/>
@@ -22408,7 +22444,7 @@
             <w:pPr>
               <w:spacing w:after="20" w:before="0"/>
             </w:pPr>
-            <w:hyperlink w:history="1" r:id="rIdfosbgwnpfmqyoeyecgztv">
+            <w:hyperlink w:history="1" r:id="rIdq8aya_djaagkgx6ctoymh">
               <w:r>
                 <w:rPr>
                   <w:rFonts w:ascii="Arial" w:cs="Arial" w:eastAsia="Arial" w:hAnsi="Arial"/>
@@ -22441,7 +22477,7 @@
               <w:spacing w:after="10" w:before="0"/>
               <w:ind w:left="120"/>
             </w:pPr>
-            <w:hyperlink w:history="1" r:id="rId3eyfwwhjufgblfnruyb2w">
+            <w:hyperlink w:history="1" r:id="rIdlzjpp825tmeimak1uzvii">
               <w:r>
                 <w:rPr>
                   <w:rFonts w:ascii="Arial" w:cs="Arial" w:eastAsia="Arial" w:hAnsi="Arial"/>
@@ -22649,7 +22685,7 @@
             <w:pPr>
               <w:spacing w:after="20" w:before="0"/>
             </w:pPr>
-            <w:hyperlink w:history="1" r:id="rIdchkstbdtojsifoj3i_pgp">
+            <w:hyperlink w:history="1" r:id="rIdh9k-ne8vha1u5dvbtz5tz">
               <w:r>
                 <w:rPr>
                   <w:rFonts w:ascii="Arial" w:cs="Arial" w:eastAsia="Arial" w:hAnsi="Arial"/>
@@ -22682,7 +22718,7 @@
               <w:spacing w:after="10" w:before="0"/>
               <w:ind w:left="120"/>
             </w:pPr>
-            <w:hyperlink w:history="1" r:id="rIdgzfaw0rcgkkhiptrwwent">
+            <w:hyperlink w:history="1" r:id="rIdbll4nvh-kd7drbvo6uo_v">
               <w:r>
                 <w:rPr>
                   <w:rFonts w:ascii="Arial" w:cs="Arial" w:eastAsia="Arial" w:hAnsi="Arial"/>
@@ -22727,7 +22763,7 @@
             <w:pPr>
               <w:spacing w:after="20" w:before="0"/>
             </w:pPr>
-            <w:hyperlink w:history="1" r:id="rIdt2uuei2omq-wcwpc9yusp">
+            <w:hyperlink w:history="1" r:id="rIdknhbskpekfgplpy6gw4st">
               <w:r>
                 <w:rPr>
                   <w:rFonts w:ascii="Arial" w:cs="Arial" w:eastAsia="Arial" w:hAnsi="Arial"/>
@@ -22760,7 +22796,7 @@
               <w:spacing w:after="10" w:before="0"/>
               <w:ind w:left="120"/>
             </w:pPr>
-            <w:hyperlink w:history="1" r:id="rIdwdw94ip2qeogajql7f_w1">
+            <w:hyperlink w:history="1" r:id="rId4oje43k7ilyhjsxm-na08">
               <w:r>
                 <w:rPr>
                   <w:rFonts w:ascii="Arial" w:cs="Arial" w:eastAsia="Arial" w:hAnsi="Arial"/>
@@ -22968,7 +23004,7 @@
             <w:pPr>
               <w:spacing w:after="20" w:before="0"/>
             </w:pPr>
-            <w:hyperlink w:history="1" r:id="rIdt6bmqbdkg1m5b4s17hwre">
+            <w:hyperlink w:history="1" r:id="rId2yrz3f9cqrcsdijewyjhh">
               <w:r>
                 <w:rPr>
                   <w:rFonts w:ascii="Arial" w:cs="Arial" w:eastAsia="Arial" w:hAnsi="Arial"/>
@@ -23001,7 +23037,7 @@
               <w:spacing w:after="10" w:before="0"/>
               <w:ind w:left="120"/>
             </w:pPr>
-            <w:hyperlink w:history="1" r:id="rIdjehfwldlbcs3r6on8cgdy">
+            <w:hyperlink w:history="1" r:id="rIdaercgtqkpi-ezmmnpwtc1">
               <w:r>
                 <w:rPr>
                   <w:rFonts w:ascii="Arial" w:cs="Arial" w:eastAsia="Arial" w:hAnsi="Arial"/>
@@ -23046,7 +23082,7 @@
             <w:pPr>
               <w:spacing w:after="20" w:before="0"/>
             </w:pPr>
-            <w:hyperlink w:history="1" r:id="rIdpsn7nc0b7l5qx7p1x5ys-">
+            <w:hyperlink w:history="1" r:id="rIdofedt-16g1flxrqf8q9oh">
               <w:r>
                 <w:rPr>
                   <w:rFonts w:ascii="Arial" w:cs="Arial" w:eastAsia="Arial" w:hAnsi="Arial"/>
@@ -23079,7 +23115,7 @@
               <w:spacing w:after="10" w:before="0"/>
               <w:ind w:left="120"/>
             </w:pPr>
-            <w:hyperlink w:history="1" r:id="rIdv5ivvgroryawzarkgnymc">
+            <w:hyperlink w:history="1" r:id="rId3jcusii8oyixpv0qvleuz">
               <w:r>
                 <w:rPr>
                   <w:rFonts w:ascii="Arial" w:cs="Arial" w:eastAsia="Arial" w:hAnsi="Arial"/>
@@ -23287,7 +23323,7 @@
             <w:pPr>
               <w:spacing w:after="20" w:before="0"/>
             </w:pPr>
-            <w:hyperlink w:history="1" r:id="rIdq40czztaq4hj1z8tugw7m">
+            <w:hyperlink w:history="1" r:id="rIdg2t1xuqdlokyjcz_7kte4">
               <w:r>
                 <w:rPr>
                   <w:rFonts w:ascii="Arial" w:cs="Arial" w:eastAsia="Arial" w:hAnsi="Arial"/>
@@ -23320,7 +23356,7 @@
               <w:spacing w:after="10" w:before="0"/>
               <w:ind w:left="120"/>
             </w:pPr>
-            <w:hyperlink w:history="1" r:id="rIdzbtz2-a2-_bpnspyk-low">
+            <w:hyperlink w:history="1" r:id="rIdsmft2c07ocuo7qh5b2lix">
               <w:r>
                 <w:rPr>
                   <w:rFonts w:ascii="Arial" w:cs="Arial" w:eastAsia="Arial" w:hAnsi="Arial"/>
@@ -23365,7 +23401,7 @@
             <w:pPr>
               <w:spacing w:after="20" w:before="0"/>
             </w:pPr>
-            <w:hyperlink w:history="1" r:id="rIdvjtkgvndgydo7m_1i1gbm">
+            <w:hyperlink w:history="1" r:id="rIdop6jwtmmglhxzg5ntzxq3">
               <w:r>
                 <w:rPr>
                   <w:rFonts w:ascii="Arial" w:cs="Arial" w:eastAsia="Arial" w:hAnsi="Arial"/>
@@ -23398,7 +23434,7 @@
               <w:spacing w:after="10" w:before="0"/>
               <w:ind w:left="120"/>
             </w:pPr>
-            <w:hyperlink w:history="1" r:id="rId6q6dmca2-f47r0a8ocnzm">
+            <w:hyperlink w:history="1" r:id="rIdjfhiupcdy4jsa7uvi70a_">
               <w:r>
                 <w:rPr>
                   <w:rFonts w:ascii="Arial" w:cs="Arial" w:eastAsia="Arial" w:hAnsi="Arial"/>
@@ -23606,7 +23642,7 @@
             <w:pPr>
               <w:spacing w:after="20" w:before="0"/>
             </w:pPr>
-            <w:hyperlink w:history="1" r:id="rId00d30impyizwfrrwqqy2y">
+            <w:hyperlink w:history="1" r:id="rId-fne-8slhwflh8__cce4o">
               <w:r>
                 <w:rPr>
                   <w:rFonts w:ascii="Arial" w:cs="Arial" w:eastAsia="Arial" w:hAnsi="Arial"/>
@@ -23639,7 +23675,7 @@
               <w:spacing w:after="10" w:before="0"/>
               <w:ind w:left="120"/>
             </w:pPr>
-            <w:hyperlink w:history="1" r:id="rIdasywfth1pzsyjs9x-jv66">
+            <w:hyperlink w:history="1" r:id="rIdigc6ece2cajhlworhomz7">
               <w:r>
                 <w:rPr>
                   <w:rFonts w:ascii="Arial" w:cs="Arial" w:eastAsia="Arial" w:hAnsi="Arial"/>
@@ -23684,7 +23720,7 @@
             <w:pPr>
               <w:spacing w:after="20" w:before="0"/>
             </w:pPr>
-            <w:hyperlink w:history="1" r:id="rIdpp5gprriocbc7mggrdmvw">
+            <w:hyperlink w:history="1" r:id="rIdv2sqihqeioxt4v0wb7nov">
               <w:r>
                 <w:rPr>
                   <w:rFonts w:ascii="Arial" w:cs="Arial" w:eastAsia="Arial" w:hAnsi="Arial"/>
@@ -23717,7 +23753,7 @@
               <w:spacing w:after="10" w:before="0"/>
               <w:ind w:left="120"/>
             </w:pPr>
-            <w:hyperlink w:history="1" r:id="rIdn-m2bgkrpz5cxiim795il">
+            <w:hyperlink w:history="1" r:id="rId0kkwdb5yxpeorlmg03uqd">
               <w:r>
                 <w:rPr>
                   <w:rFonts w:ascii="Arial" w:cs="Arial" w:eastAsia="Arial" w:hAnsi="Arial"/>
@@ -24867,7 +24903,25 @@
             </w:tcMar>
             <w:vAlign w:val="top"/>
           </w:tcPr>
-          <w:p/>
+          <w:p>
+            <w:pPr>
+              <w:spacing w:after="40" w:before="0"/>
+              <w:jc w:val="left"/>
+            </w:pPr>
+            <w:r>
+              <w:rPr>
+                <w:rFonts w:ascii="Arial" w:cs="Arial" w:eastAsia="Arial" w:hAnsi="Arial"/>
+                <w:b w:val="false"/>
+                <w:bCs w:val="false"/>
+                <w:i w:val="false"/>
+                <w:iCs w:val="false"/>
+                <w:color w:val="000000"/>
+                <w:sz w:val="18"/>
+                <w:szCs w:val="18"/>
+              </w:rPr>
+              <w:t xml:space="preserve">No hazardous materials are used in this lesson. Ensure learners handle printed diagrams and model-building stationery (scissors, glue, markers) safely. If digital devices are in use, supervise appropriate use.</w:t>
+            </w:r>
+          </w:p>
         </w:tc>
       </w:tr>
     </w:tbl>
@@ -25319,7 +25373,7 @@
             <w:pPr>
               <w:spacing w:after="20" w:before="0"/>
             </w:pPr>
-            <w:hyperlink w:history="1" r:id="rIdrwknjlrvjcl0pfzeymjly">
+            <w:hyperlink w:history="1" r:id="rId1ycv07yppattz70fybcf2">
               <w:r>
                 <w:rPr>
                   <w:rFonts w:ascii="Arial" w:cs="Arial" w:eastAsia="Arial" w:hAnsi="Arial"/>
@@ -25352,7 +25406,7 @@
               <w:spacing w:after="10" w:before="0"/>
               <w:ind w:left="120"/>
             </w:pPr>
-            <w:hyperlink w:history="1" r:id="rIdrihfz9dpi36ukzs16rsjk">
+            <w:hyperlink w:history="1" r:id="rIdcjwtbp_n8bhmxc8sqhrxj">
               <w:r>
                 <w:rPr>
                   <w:rFonts w:ascii="Arial" w:cs="Arial" w:eastAsia="Arial" w:hAnsi="Arial"/>
@@ -25397,7 +25451,7 @@
             <w:pPr>
               <w:spacing w:after="20" w:before="0"/>
             </w:pPr>
-            <w:hyperlink w:history="1" r:id="rIdrs2f9et5kqd8podtjv6cu">
+            <w:hyperlink w:history="1" r:id="rIdqa3ne0sqkegzqaqktqpuv">
               <w:r>
                 <w:rPr>
                   <w:rFonts w:ascii="Arial" w:cs="Arial" w:eastAsia="Arial" w:hAnsi="Arial"/>
@@ -25430,7 +25484,7 @@
               <w:spacing w:after="10" w:before="0"/>
               <w:ind w:left="120"/>
             </w:pPr>
-            <w:hyperlink w:history="1" r:id="rIdvaahtffeyqinic9tgh9aj">
+            <w:hyperlink w:history="1" r:id="rIdcz8qblfuvlpfpqgmybax8">
               <w:r>
                 <w:rPr>
                   <w:rFonts w:ascii="Arial" w:cs="Arial" w:eastAsia="Arial" w:hAnsi="Arial"/>
@@ -25638,7 +25692,7 @@
             <w:pPr>
               <w:spacing w:after="20" w:before="0"/>
             </w:pPr>
-            <w:hyperlink w:history="1" r:id="rIduxvr25axi7q7nuazhhh4q">
+            <w:hyperlink w:history="1" r:id="rId6jumzuilzobjul2gnnsva">
               <w:r>
                 <w:rPr>
                   <w:rFonts w:ascii="Arial" w:cs="Arial" w:eastAsia="Arial" w:hAnsi="Arial"/>
@@ -25671,7 +25725,7 @@
               <w:spacing w:after="10" w:before="0"/>
               <w:ind w:left="120"/>
             </w:pPr>
-            <w:hyperlink w:history="1" r:id="rIdme3kcp4eb0qllql7-v_px">
+            <w:hyperlink w:history="1" r:id="rIde3_amzkr0e7wnya8kf0at">
               <w:r>
                 <w:rPr>
                   <w:rFonts w:ascii="Arial" w:cs="Arial" w:eastAsia="Arial" w:hAnsi="Arial"/>
@@ -25716,7 +25770,7 @@
             <w:pPr>
               <w:spacing w:after="20" w:before="0"/>
             </w:pPr>
-            <w:hyperlink w:history="1" r:id="rIdwuh6syixxkn9yngfw3pbr">
+            <w:hyperlink w:history="1" r:id="rIdtq5cjt5n-a1liofx-x4wj">
               <w:r>
                 <w:rPr>
                   <w:rFonts w:ascii="Arial" w:cs="Arial" w:eastAsia="Arial" w:hAnsi="Arial"/>
@@ -25749,7 +25803,7 @@
               <w:spacing w:after="10" w:before="0"/>
               <w:ind w:left="120"/>
             </w:pPr>
-            <w:hyperlink w:history="1" r:id="rId22rikksknxfgumcruexgo">
+            <w:hyperlink w:history="1" r:id="rIds82g-o-4itiw4yvbtnamo">
               <w:r>
                 <w:rPr>
                   <w:rFonts w:ascii="Arial" w:cs="Arial" w:eastAsia="Arial" w:hAnsi="Arial"/>
@@ -25957,7 +26011,7 @@
             <w:pPr>
               <w:spacing w:after="20" w:before="0"/>
             </w:pPr>
-            <w:hyperlink w:history="1" r:id="rId9p-cq7yszfyp2ck3v75zp">
+            <w:hyperlink w:history="1" r:id="rIdjwp3wdeutj_iwpjrvlpov">
               <w:r>
                 <w:rPr>
                   <w:rFonts w:ascii="Arial" w:cs="Arial" w:eastAsia="Arial" w:hAnsi="Arial"/>
@@ -25990,7 +26044,7 @@
               <w:spacing w:after="10" w:before="0"/>
               <w:ind w:left="120"/>
             </w:pPr>
-            <w:hyperlink w:history="1" r:id="rIdjdb6sd3wm1qrtcprcmt1i">
+            <w:hyperlink w:history="1" r:id="rIdocjhur6kzbueqt_ccr8zc">
               <w:r>
                 <w:rPr>
                   <w:rFonts w:ascii="Arial" w:cs="Arial" w:eastAsia="Arial" w:hAnsi="Arial"/>
@@ -26035,7 +26089,7 @@
             <w:pPr>
               <w:spacing w:after="20" w:before="0"/>
             </w:pPr>
-            <w:hyperlink w:history="1" r:id="rIdnhy0aowt4mjuhnwgcowre">
+            <w:hyperlink w:history="1" r:id="rIdyh1lhlgprp1ukq_f-30vq">
               <w:r>
                 <w:rPr>
                   <w:rFonts w:ascii="Arial" w:cs="Arial" w:eastAsia="Arial" w:hAnsi="Arial"/>
@@ -26068,7 +26122,7 @@
               <w:spacing w:after="10" w:before="0"/>
               <w:ind w:left="120"/>
             </w:pPr>
-            <w:hyperlink w:history="1" r:id="rIdotb731ck0m3w_yqetpajx">
+            <w:hyperlink w:history="1" r:id="rIdw2az2fiopppmfjnupksqv">
               <w:r>
                 <w:rPr>
                   <w:rFonts w:ascii="Arial" w:cs="Arial" w:eastAsia="Arial" w:hAnsi="Arial"/>
@@ -26276,7 +26330,7 @@
             <w:pPr>
               <w:spacing w:after="20" w:before="0"/>
             </w:pPr>
-            <w:hyperlink w:history="1" r:id="rIdgjvyjui0jcikgkxhhfo7o">
+            <w:hyperlink w:history="1" r:id="rIdk-hh8i60rdt4y_ctddr9n">
               <w:r>
                 <w:rPr>
                   <w:rFonts w:ascii="Arial" w:cs="Arial" w:eastAsia="Arial" w:hAnsi="Arial"/>
@@ -26309,7 +26363,7 @@
               <w:spacing w:after="10" w:before="0"/>
               <w:ind w:left="120"/>
             </w:pPr>
-            <w:hyperlink w:history="1" r:id="rId0ysufcldkky8lzdwt1yj2">
+            <w:hyperlink w:history="1" r:id="rIdz9dh4uzbr_bnonw0itrro">
               <w:r>
                 <w:rPr>
                   <w:rFonts w:ascii="Arial" w:cs="Arial" w:eastAsia="Arial" w:hAnsi="Arial"/>
@@ -26354,7 +26408,7 @@
             <w:pPr>
               <w:spacing w:after="20" w:before="0"/>
             </w:pPr>
-            <w:hyperlink w:history="1" r:id="rId-ikbo2dwg2brbhtdxrukn">
+            <w:hyperlink w:history="1" r:id="rId6cwc1jbbci8y9uqxilqh9">
               <w:r>
                 <w:rPr>
                   <w:rFonts w:ascii="Arial" w:cs="Arial" w:eastAsia="Arial" w:hAnsi="Arial"/>
@@ -26387,7 +26441,7 @@
               <w:spacing w:after="10" w:before="0"/>
               <w:ind w:left="120"/>
             </w:pPr>
-            <w:hyperlink w:history="1" r:id="rIdpolwxfgehfwbcs3mrdtkt">
+            <w:hyperlink w:history="1" r:id="rIdi1ytdpwfxgluyevn92mdk">
               <w:r>
                 <w:rPr>
                   <w:rFonts w:ascii="Arial" w:cs="Arial" w:eastAsia="Arial" w:hAnsi="Arial"/>
@@ -26595,7 +26649,7 @@
             <w:pPr>
               <w:spacing w:after="20" w:before="0"/>
             </w:pPr>
-            <w:hyperlink w:history="1" r:id="rIdbpprjjagzqa1qbaa4n2iz">
+            <w:hyperlink w:history="1" r:id="rIdaoccf5qhjpjhzcdfgpsiu">
               <w:r>
                 <w:rPr>
                   <w:rFonts w:ascii="Arial" w:cs="Arial" w:eastAsia="Arial" w:hAnsi="Arial"/>
@@ -26628,7 +26682,7 @@
               <w:spacing w:after="10" w:before="0"/>
               <w:ind w:left="120"/>
             </w:pPr>
-            <w:hyperlink w:history="1" r:id="rIdwhdqdldlodsapztpdgl39">
+            <w:hyperlink w:history="1" r:id="rIdmxbwafo-totjw9rd1an2p">
               <w:r>
                 <w:rPr>
                   <w:rFonts w:ascii="Arial" w:cs="Arial" w:eastAsia="Arial" w:hAnsi="Arial"/>
@@ -26673,7 +26727,7 @@
             <w:pPr>
               <w:spacing w:after="20" w:before="0"/>
             </w:pPr>
-            <w:hyperlink w:history="1" r:id="rIdpabdicswh80waap8e525s">
+            <w:hyperlink w:history="1" r:id="rIdn583qhjz4tlb9eif2qkg6">
               <w:r>
                 <w:rPr>
                   <w:rFonts w:ascii="Arial" w:cs="Arial" w:eastAsia="Arial" w:hAnsi="Arial"/>
@@ -26706,7 +26760,7 @@
               <w:spacing w:after="10" w:before="0"/>
               <w:ind w:left="120"/>
             </w:pPr>
-            <w:hyperlink w:history="1" r:id="rIdzpmkugbd517wpuccshn__">
+            <w:hyperlink w:history="1" r:id="rIdrtxcnrwyfyufobdtm0mz4">
               <w:r>
                 <w:rPr>
                   <w:rFonts w:ascii="Arial" w:cs="Arial" w:eastAsia="Arial" w:hAnsi="Arial"/>

--- a/data/outputs/docx/Grade 10 Biology/Bio 3.1/Biology_Nutrition_in_Animals_CBE_LessonSequence.docx
+++ b/data/outputs/docx/Grade 10 Biology/Bio 3.1/Biology_Nutrition_in_Animals_CBE_LessonSequence.docx
@@ -3605,7 +3605,7 @@
             <w:pPr>
               <w:spacing w:after="20" w:before="0"/>
             </w:pPr>
-            <w:hyperlink w:history="1" r:id="rId4fpjlizcynsk8fi_b0noy">
+            <w:hyperlink w:history="1" r:id="rIdxcqu_urwhxueknd2div_s">
               <w:r>
                 <w:rPr>
                   <w:rFonts w:ascii="Arial" w:cs="Arial" w:eastAsia="Arial" w:hAnsi="Arial"/>
@@ -3638,7 +3638,7 @@
               <w:spacing w:after="10" w:before="0"/>
               <w:ind w:left="120"/>
             </w:pPr>
-            <w:hyperlink w:history="1" r:id="rIdwrofpezv_xibcydhwx5pe">
+            <w:hyperlink w:history="1" r:id="rIdq0mjsrxr7jrucsy7on0yz">
               <w:r>
                 <w:rPr>
                   <w:rFonts w:ascii="Arial" w:cs="Arial" w:eastAsia="Arial" w:hAnsi="Arial"/>
@@ -3683,7 +3683,7 @@
             <w:pPr>
               <w:spacing w:after="20" w:before="0"/>
             </w:pPr>
-            <w:hyperlink w:history="1" r:id="rId7l50le19hse_bxpozoi5j">
+            <w:hyperlink w:history="1" r:id="rIdxudljo0vhbwzgk0g8kxjx">
               <w:r>
                 <w:rPr>
                   <w:rFonts w:ascii="Arial" w:cs="Arial" w:eastAsia="Arial" w:hAnsi="Arial"/>
@@ -3716,7 +3716,7 @@
               <w:spacing w:after="10" w:before="0"/>
               <w:ind w:left="120"/>
             </w:pPr>
-            <w:hyperlink w:history="1" r:id="rIdpww1ucnobsp7gokcmoizr">
+            <w:hyperlink w:history="1" r:id="rIdtnt6omqbp38rsnxrw7l-a">
               <w:r>
                 <w:rPr>
                   <w:rFonts w:ascii="Arial" w:cs="Arial" w:eastAsia="Arial" w:hAnsi="Arial"/>
@@ -3924,7 +3924,7 @@
             <w:pPr>
               <w:spacing w:after="20" w:before="0"/>
             </w:pPr>
-            <w:hyperlink w:history="1" r:id="rIdwre4pefjdrq-zxfhefopi">
+            <w:hyperlink w:history="1" r:id="rIdnh2hqcmgc5es6eof6dnox">
               <w:r>
                 <w:rPr>
                   <w:rFonts w:ascii="Arial" w:cs="Arial" w:eastAsia="Arial" w:hAnsi="Arial"/>
@@ -3957,7 +3957,7 @@
               <w:spacing w:after="10" w:before="0"/>
               <w:ind w:left="120"/>
             </w:pPr>
-            <w:hyperlink w:history="1" r:id="rIdaag1mo6qteolbhfd6yaui">
+            <w:hyperlink w:history="1" r:id="rIda3ni1xvyyllfgedyqzxh6">
               <w:r>
                 <w:rPr>
                   <w:rFonts w:ascii="Arial" w:cs="Arial" w:eastAsia="Arial" w:hAnsi="Arial"/>
@@ -4002,7 +4002,7 @@
             <w:pPr>
               <w:spacing w:after="20" w:before="0"/>
             </w:pPr>
-            <w:hyperlink w:history="1" r:id="rIdlhbwtfuss_pgbw7rhd88s">
+            <w:hyperlink w:history="1" r:id="rId08lrjpq7sd8cojsxx1pkz">
               <w:r>
                 <w:rPr>
                   <w:rFonts w:ascii="Arial" w:cs="Arial" w:eastAsia="Arial" w:hAnsi="Arial"/>
@@ -4035,7 +4035,7 @@
               <w:spacing w:after="10" w:before="0"/>
               <w:ind w:left="120"/>
             </w:pPr>
-            <w:hyperlink w:history="1" r:id="rIdvmyotmslbsju_y-ukl3r2">
+            <w:hyperlink w:history="1" r:id="rIddfqcr3ddagosyf_m0qi8_">
               <w:r>
                 <w:rPr>
                   <w:rFonts w:ascii="Arial" w:cs="Arial" w:eastAsia="Arial" w:hAnsi="Arial"/>
@@ -4243,7 +4243,7 @@
             <w:pPr>
               <w:spacing w:after="20" w:before="0"/>
             </w:pPr>
-            <w:hyperlink w:history="1" r:id="rIdq4jnoxt_xc2zcxwpdkfz8">
+            <w:hyperlink w:history="1" r:id="rIdmsdtzebumtveorvzipj_b">
               <w:r>
                 <w:rPr>
                   <w:rFonts w:ascii="Arial" w:cs="Arial" w:eastAsia="Arial" w:hAnsi="Arial"/>
@@ -4276,7 +4276,7 @@
               <w:spacing w:after="10" w:before="0"/>
               <w:ind w:left="120"/>
             </w:pPr>
-            <w:hyperlink w:history="1" r:id="rIddghdnqlm8lbdc4lexosxv">
+            <w:hyperlink w:history="1" r:id="rIdaupop2s32ltma9qsor4t7">
               <w:r>
                 <w:rPr>
                   <w:rFonts w:ascii="Arial" w:cs="Arial" w:eastAsia="Arial" w:hAnsi="Arial"/>
@@ -4321,7 +4321,7 @@
             <w:pPr>
               <w:spacing w:after="20" w:before="0"/>
             </w:pPr>
-            <w:hyperlink w:history="1" r:id="rIdxhoruccujzwxkxzpldwjd">
+            <w:hyperlink w:history="1" r:id="rIdy8liomhhfmtdiam3uko5n">
               <w:r>
                 <w:rPr>
                   <w:rFonts w:ascii="Arial" w:cs="Arial" w:eastAsia="Arial" w:hAnsi="Arial"/>
@@ -4354,7 +4354,7 @@
               <w:spacing w:after="10" w:before="0"/>
               <w:ind w:left="120"/>
             </w:pPr>
-            <w:hyperlink w:history="1" r:id="rId30jov21ehysk2q83ubw9i">
+            <w:hyperlink w:history="1" r:id="rIdbdtyt9_vpqqqjvr4snaqq">
               <w:r>
                 <w:rPr>
                   <w:rFonts w:ascii="Arial" w:cs="Arial" w:eastAsia="Arial" w:hAnsi="Arial"/>
@@ -4562,7 +4562,7 @@
             <w:pPr>
               <w:spacing w:after="20" w:before="0"/>
             </w:pPr>
-            <w:hyperlink w:history="1" r:id="rIddx-oity5-wfn5dajsa5-e">
+            <w:hyperlink w:history="1" r:id="rIdqrvjwzdo81os6dr6cpzf2">
               <w:r>
                 <w:rPr>
                   <w:rFonts w:ascii="Arial" w:cs="Arial" w:eastAsia="Arial" w:hAnsi="Arial"/>
@@ -4595,7 +4595,7 @@
               <w:spacing w:after="10" w:before="0"/>
               <w:ind w:left="120"/>
             </w:pPr>
-            <w:hyperlink w:history="1" r:id="rIdp86gwaihb5uo9fxyq9fes">
+            <w:hyperlink w:history="1" r:id="rIdxmir40boea2z__b6sjuzd">
               <w:r>
                 <w:rPr>
                   <w:rFonts w:ascii="Arial" w:cs="Arial" w:eastAsia="Arial" w:hAnsi="Arial"/>
@@ -4640,7 +4640,7 @@
             <w:pPr>
               <w:spacing w:after="20" w:before="0"/>
             </w:pPr>
-            <w:hyperlink w:history="1" r:id="rId2mv3zz8nrod9qqgelvyyu">
+            <w:hyperlink w:history="1" r:id="rIdhx-3rk-rjrvwif5cottu4">
               <w:r>
                 <w:rPr>
                   <w:rFonts w:ascii="Arial" w:cs="Arial" w:eastAsia="Arial" w:hAnsi="Arial"/>
@@ -4673,7 +4673,7 @@
               <w:spacing w:after="10" w:before="0"/>
               <w:ind w:left="120"/>
             </w:pPr>
-            <w:hyperlink w:history="1" r:id="rIdvnoedmbzn93lpvygavc5p">
+            <w:hyperlink w:history="1" r:id="rId7kfslfiewahdnl_lkgvyj">
               <w:r>
                 <w:rPr>
                   <w:rFonts w:ascii="Arial" w:cs="Arial" w:eastAsia="Arial" w:hAnsi="Arial"/>
@@ -4881,7 +4881,7 @@
             <w:pPr>
               <w:spacing w:after="20" w:before="0"/>
             </w:pPr>
-            <w:hyperlink w:history="1" r:id="rId1yuvsvsmgt7posnjsee-8">
+            <w:hyperlink w:history="1" r:id="rIdo-5oyi1yx56ivbxaguabl">
               <w:r>
                 <w:rPr>
                   <w:rFonts w:ascii="Arial" w:cs="Arial" w:eastAsia="Arial" w:hAnsi="Arial"/>
@@ -4914,7 +4914,7 @@
               <w:spacing w:after="10" w:before="0"/>
               <w:ind w:left="120"/>
             </w:pPr>
-            <w:hyperlink w:history="1" r:id="rIdpgpd8j7iqzjqemvtnot5a">
+            <w:hyperlink w:history="1" r:id="rIdge2tpyesdbnjy28miwymy">
               <w:r>
                 <w:rPr>
                   <w:rFonts w:ascii="Arial" w:cs="Arial" w:eastAsia="Arial" w:hAnsi="Arial"/>
@@ -4959,7 +4959,7 @@
             <w:pPr>
               <w:spacing w:after="20" w:before="0"/>
             </w:pPr>
-            <w:hyperlink w:history="1" r:id="rIdlets5hdszdz9xl3eivbit">
+            <w:hyperlink w:history="1" r:id="rId8sxozhy62iijd_2ooc4ph">
               <w:r>
                 <w:rPr>
                   <w:rFonts w:ascii="Arial" w:cs="Arial" w:eastAsia="Arial" w:hAnsi="Arial"/>
@@ -4992,7 +4992,7 @@
               <w:spacing w:after="10" w:before="0"/>
               <w:ind w:left="120"/>
             </w:pPr>
-            <w:hyperlink w:history="1" r:id="rIdc0awofya7o83evjdi8exs">
+            <w:hyperlink w:history="1" r:id="rIdzbcjiaylv5bpvatawnxpl">
               <w:r>
                 <w:rPr>
                   <w:rFonts w:ascii="Arial" w:cs="Arial" w:eastAsia="Arial" w:hAnsi="Arial"/>
@@ -6771,7 +6771,7 @@
             <w:pPr>
               <w:spacing w:after="20" w:before="0"/>
             </w:pPr>
-            <w:hyperlink w:history="1" r:id="rIdpiqcd0k7-6fybehjn2v5x">
+            <w:hyperlink w:history="1" r:id="rIdq_mq0u8pyqx91lnqs8nvr">
               <w:r>
                 <w:rPr>
                   <w:rFonts w:ascii="Arial" w:cs="Arial" w:eastAsia="Arial" w:hAnsi="Arial"/>
@@ -6804,7 +6804,7 @@
               <w:spacing w:after="10" w:before="0"/>
               <w:ind w:left="120"/>
             </w:pPr>
-            <w:hyperlink w:history="1" r:id="rIdaeplqtgiecpemhbcdr29p">
+            <w:hyperlink w:history="1" r:id="rIdp9_kgvma7cdovwtk5aj7t">
               <w:r>
                 <w:rPr>
                   <w:rFonts w:ascii="Arial" w:cs="Arial" w:eastAsia="Arial" w:hAnsi="Arial"/>
@@ -6849,7 +6849,7 @@
             <w:pPr>
               <w:spacing w:after="20" w:before="0"/>
             </w:pPr>
-            <w:hyperlink w:history="1" r:id="rIdb5kdrzpec571ry39k14zr">
+            <w:hyperlink w:history="1" r:id="rIdhfwuawia78h9mw-o31gju">
               <w:r>
                 <w:rPr>
                   <w:rFonts w:ascii="Arial" w:cs="Arial" w:eastAsia="Arial" w:hAnsi="Arial"/>
@@ -6882,7 +6882,7 @@
               <w:spacing w:after="10" w:before="0"/>
               <w:ind w:left="120"/>
             </w:pPr>
-            <w:hyperlink w:history="1" r:id="rIdc3bhqjtqj7_scfbhzontn">
+            <w:hyperlink w:history="1" r:id="rId7xjk33kfopmbdcogqke69">
               <w:r>
                 <w:rPr>
                   <w:rFonts w:ascii="Arial" w:cs="Arial" w:eastAsia="Arial" w:hAnsi="Arial"/>
@@ -7090,7 +7090,7 @@
             <w:pPr>
               <w:spacing w:after="20" w:before="0"/>
             </w:pPr>
-            <w:hyperlink w:history="1" r:id="rId0ffd9iradwlih_14q1xva">
+            <w:hyperlink w:history="1" r:id="rId4ougkcbqbk5wmn_kv6kbl">
               <w:r>
                 <w:rPr>
                   <w:rFonts w:ascii="Arial" w:cs="Arial" w:eastAsia="Arial" w:hAnsi="Arial"/>
@@ -7123,7 +7123,7 @@
               <w:spacing w:after="10" w:before="0"/>
               <w:ind w:left="120"/>
             </w:pPr>
-            <w:hyperlink w:history="1" r:id="rIdjbsxolrbndsg0udibjlnf">
+            <w:hyperlink w:history="1" r:id="rIdxt8tkkrhxhyoazczpn-jl">
               <w:r>
                 <w:rPr>
                   <w:rFonts w:ascii="Arial" w:cs="Arial" w:eastAsia="Arial" w:hAnsi="Arial"/>
@@ -7168,7 +7168,7 @@
             <w:pPr>
               <w:spacing w:after="20" w:before="0"/>
             </w:pPr>
-            <w:hyperlink w:history="1" r:id="rIdkdmggdtylutidb0l3hmly">
+            <w:hyperlink w:history="1" r:id="rId3su6xeink9letiuc783ej">
               <w:r>
                 <w:rPr>
                   <w:rFonts w:ascii="Arial" w:cs="Arial" w:eastAsia="Arial" w:hAnsi="Arial"/>
@@ -7201,7 +7201,7 @@
               <w:spacing w:after="10" w:before="0"/>
               <w:ind w:left="120"/>
             </w:pPr>
-            <w:hyperlink w:history="1" r:id="rIdrxbtuxhoyk50s7gu5eqvm">
+            <w:hyperlink w:history="1" r:id="rIdfphv311v-7u-b9yt3gfwv">
               <w:r>
                 <w:rPr>
                   <w:rFonts w:ascii="Arial" w:cs="Arial" w:eastAsia="Arial" w:hAnsi="Arial"/>
@@ -7409,7 +7409,7 @@
             <w:pPr>
               <w:spacing w:after="20" w:before="0"/>
             </w:pPr>
-            <w:hyperlink w:history="1" r:id="rIdkas2b3c985-z9v_17yoee">
+            <w:hyperlink w:history="1" r:id="rIdldsbgh6i1xakfeletgi0p">
               <w:r>
                 <w:rPr>
                   <w:rFonts w:ascii="Arial" w:cs="Arial" w:eastAsia="Arial" w:hAnsi="Arial"/>
@@ -7442,7 +7442,7 @@
               <w:spacing w:after="10" w:before="0"/>
               <w:ind w:left="120"/>
             </w:pPr>
-            <w:hyperlink w:history="1" r:id="rIdruotdnynvkrxpyuohsn44">
+            <w:hyperlink w:history="1" r:id="rIdwzqfiu98hxf-pybs21rtp">
               <w:r>
                 <w:rPr>
                   <w:rFonts w:ascii="Arial" w:cs="Arial" w:eastAsia="Arial" w:hAnsi="Arial"/>
@@ -7487,7 +7487,7 @@
             <w:pPr>
               <w:spacing w:after="20" w:before="0"/>
             </w:pPr>
-            <w:hyperlink w:history="1" r:id="rIdmype0b4satefeuicmgcfd">
+            <w:hyperlink w:history="1" r:id="rIdibt0qg-jyjdn95giftbjt">
               <w:r>
                 <w:rPr>
                   <w:rFonts w:ascii="Arial" w:cs="Arial" w:eastAsia="Arial" w:hAnsi="Arial"/>
@@ -7520,7 +7520,7 @@
               <w:spacing w:after="10" w:before="0"/>
               <w:ind w:left="120"/>
             </w:pPr>
-            <w:hyperlink w:history="1" r:id="rIdrhvioq8lyklai4rbtn_xm">
+            <w:hyperlink w:history="1" r:id="rIdcufpfgk1igadag_kl5zsv">
               <w:r>
                 <w:rPr>
                   <w:rFonts w:ascii="Arial" w:cs="Arial" w:eastAsia="Arial" w:hAnsi="Arial"/>
@@ -7728,7 +7728,7 @@
             <w:pPr>
               <w:spacing w:after="20" w:before="0"/>
             </w:pPr>
-            <w:hyperlink w:history="1" r:id="rIdfe2e1b5bkt1astt5lhww7">
+            <w:hyperlink w:history="1" r:id="rId5j2vvoedkz7r9mt_vojqa">
               <w:r>
                 <w:rPr>
                   <w:rFonts w:ascii="Arial" w:cs="Arial" w:eastAsia="Arial" w:hAnsi="Arial"/>
@@ -7761,7 +7761,7 @@
               <w:spacing w:after="10" w:before="0"/>
               <w:ind w:left="120"/>
             </w:pPr>
-            <w:hyperlink w:history="1" r:id="rId8qnt4bhwdtcjts0harg7d">
+            <w:hyperlink w:history="1" r:id="rIdbe1dhultbul6-yn8toodq">
               <w:r>
                 <w:rPr>
                   <w:rFonts w:ascii="Arial" w:cs="Arial" w:eastAsia="Arial" w:hAnsi="Arial"/>
@@ -7806,7 +7806,7 @@
             <w:pPr>
               <w:spacing w:after="20" w:before="0"/>
             </w:pPr>
-            <w:hyperlink w:history="1" r:id="rIdhexp-jti_rf7vsfno1yi8">
+            <w:hyperlink w:history="1" r:id="rIdc6r354tsezlwla1vlwsv_">
               <w:r>
                 <w:rPr>
                   <w:rFonts w:ascii="Arial" w:cs="Arial" w:eastAsia="Arial" w:hAnsi="Arial"/>
@@ -7839,7 +7839,7 @@
               <w:spacing w:after="10" w:before="0"/>
               <w:ind w:left="120"/>
             </w:pPr>
-            <w:hyperlink w:history="1" r:id="rIdc1ahcwl73-zwqcdkte2xn">
+            <w:hyperlink w:history="1" r:id="rIdyktkkbweukcrugfbu8o5q">
               <w:r>
                 <w:rPr>
                   <w:rFonts w:ascii="Arial" w:cs="Arial" w:eastAsia="Arial" w:hAnsi="Arial"/>
@@ -8047,7 +8047,7 @@
             <w:pPr>
               <w:spacing w:after="20" w:before="0"/>
             </w:pPr>
-            <w:hyperlink w:history="1" r:id="rIdeh_gyo1gbiyeq9k5p7oor">
+            <w:hyperlink w:history="1" r:id="rIdyjtxm-ctea-xgtdqoyd2n">
               <w:r>
                 <w:rPr>
                   <w:rFonts w:ascii="Arial" w:cs="Arial" w:eastAsia="Arial" w:hAnsi="Arial"/>
@@ -8080,7 +8080,7 @@
               <w:spacing w:after="10" w:before="0"/>
               <w:ind w:left="120"/>
             </w:pPr>
-            <w:hyperlink w:history="1" r:id="rIduckbzurqdzgbegbihalqo">
+            <w:hyperlink w:history="1" r:id="rIdzxemdlnvqbcdknmasv9qn">
               <w:r>
                 <w:rPr>
                   <w:rFonts w:ascii="Arial" w:cs="Arial" w:eastAsia="Arial" w:hAnsi="Arial"/>
@@ -8125,7 +8125,7 @@
             <w:pPr>
               <w:spacing w:after="20" w:before="0"/>
             </w:pPr>
-            <w:hyperlink w:history="1" r:id="rIdcumairxncwfl6j7wre_0o">
+            <w:hyperlink w:history="1" r:id="rId_g60vspdooeq2zdha-_th">
               <w:r>
                 <w:rPr>
                   <w:rFonts w:ascii="Arial" w:cs="Arial" w:eastAsia="Arial" w:hAnsi="Arial"/>
@@ -8158,7 +8158,7 @@
               <w:spacing w:after="10" w:before="0"/>
               <w:ind w:left="120"/>
             </w:pPr>
-            <w:hyperlink w:history="1" r:id="rIdxsmrnnpqru_mdjklzh9le">
+            <w:hyperlink w:history="1" r:id="rIdwvrttyga0d7c0bnr8khzi">
               <w:r>
                 <w:rPr>
                   <w:rFonts w:ascii="Arial" w:cs="Arial" w:eastAsia="Arial" w:hAnsi="Arial"/>
@@ -9937,7 +9937,7 @@
             <w:pPr>
               <w:spacing w:after="20" w:before="0"/>
             </w:pPr>
-            <w:hyperlink w:history="1" r:id="rIdrscz6qsbo-p2aarw6to2b">
+            <w:hyperlink w:history="1" r:id="rIdshwlv5amhauz_wcczran9">
               <w:r>
                 <w:rPr>
                   <w:rFonts w:ascii="Arial" w:cs="Arial" w:eastAsia="Arial" w:hAnsi="Arial"/>
@@ -9970,7 +9970,7 @@
               <w:spacing w:after="10" w:before="0"/>
               <w:ind w:left="120"/>
             </w:pPr>
-            <w:hyperlink w:history="1" r:id="rId5u6cxj9hw69ojoe0fgp8y">
+            <w:hyperlink w:history="1" r:id="rIdwyjsfeqqahceye6yfcmon">
               <w:r>
                 <w:rPr>
                   <w:rFonts w:ascii="Arial" w:cs="Arial" w:eastAsia="Arial" w:hAnsi="Arial"/>
@@ -10015,7 +10015,7 @@
             <w:pPr>
               <w:spacing w:after="20" w:before="0"/>
             </w:pPr>
-            <w:hyperlink w:history="1" r:id="rIdhc8mklfqrlztx-uk185wq">
+            <w:hyperlink w:history="1" r:id="rIdotgbr5akcqmvv-93g9dq1">
               <w:r>
                 <w:rPr>
                   <w:rFonts w:ascii="Arial" w:cs="Arial" w:eastAsia="Arial" w:hAnsi="Arial"/>
@@ -10048,7 +10048,7 @@
               <w:spacing w:after="10" w:before="0"/>
               <w:ind w:left="120"/>
             </w:pPr>
-            <w:hyperlink w:history="1" r:id="rId-9ljpvgbzn7o8tj9je4zx">
+            <w:hyperlink w:history="1" r:id="rId2noudt0b2cvozcft3wrx3">
               <w:r>
                 <w:rPr>
                   <w:rFonts w:ascii="Arial" w:cs="Arial" w:eastAsia="Arial" w:hAnsi="Arial"/>
@@ -10256,7 +10256,7 @@
             <w:pPr>
               <w:spacing w:after="20" w:before="0"/>
             </w:pPr>
-            <w:hyperlink w:history="1" r:id="rIdpcma8gqaubi-qovm0j4hu">
+            <w:hyperlink w:history="1" r:id="rIdbgjz1bemaospzphzywx1x">
               <w:r>
                 <w:rPr>
                   <w:rFonts w:ascii="Arial" w:cs="Arial" w:eastAsia="Arial" w:hAnsi="Arial"/>
@@ -10289,7 +10289,7 @@
               <w:spacing w:after="10" w:before="0"/>
               <w:ind w:left="120"/>
             </w:pPr>
-            <w:hyperlink w:history="1" r:id="rIdupx2dutltkclx8aelzwox">
+            <w:hyperlink w:history="1" r:id="rIduowoeg_3r9td0ntgi14rz">
               <w:r>
                 <w:rPr>
                   <w:rFonts w:ascii="Arial" w:cs="Arial" w:eastAsia="Arial" w:hAnsi="Arial"/>
@@ -10334,7 +10334,7 @@
             <w:pPr>
               <w:spacing w:after="20" w:before="0"/>
             </w:pPr>
-            <w:hyperlink w:history="1" r:id="rIdszf6sntpjecvlzxnn1jrw">
+            <w:hyperlink w:history="1" r:id="rIdy-xdzct8cu6r-6pjcjiar">
               <w:r>
                 <w:rPr>
                   <w:rFonts w:ascii="Arial" w:cs="Arial" w:eastAsia="Arial" w:hAnsi="Arial"/>
@@ -10367,7 +10367,7 @@
               <w:spacing w:after="10" w:before="0"/>
               <w:ind w:left="120"/>
             </w:pPr>
-            <w:hyperlink w:history="1" r:id="rIdece3ixwo4e_tswrjvmgoo">
+            <w:hyperlink w:history="1" r:id="rId4c0xh1xyd2g9dbaip1h_l">
               <w:r>
                 <w:rPr>
                   <w:rFonts w:ascii="Arial" w:cs="Arial" w:eastAsia="Arial" w:hAnsi="Arial"/>
@@ -10575,7 +10575,7 @@
             <w:pPr>
               <w:spacing w:after="20" w:before="0"/>
             </w:pPr>
-            <w:hyperlink w:history="1" r:id="rIddplkzx0erv6jr0rg9ae2l">
+            <w:hyperlink w:history="1" r:id="rIdbfxatsy3b_ited2dakowd">
               <w:r>
                 <w:rPr>
                   <w:rFonts w:ascii="Arial" w:cs="Arial" w:eastAsia="Arial" w:hAnsi="Arial"/>
@@ -10608,7 +10608,7 @@
               <w:spacing w:after="10" w:before="0"/>
               <w:ind w:left="120"/>
             </w:pPr>
-            <w:hyperlink w:history="1" r:id="rIdexcj0mk-r_ongq3-f0x8d">
+            <w:hyperlink w:history="1" r:id="rIdzgac50v0kcvk0lzkk6xkk">
               <w:r>
                 <w:rPr>
                   <w:rFonts w:ascii="Arial" w:cs="Arial" w:eastAsia="Arial" w:hAnsi="Arial"/>
@@ -10653,7 +10653,7 @@
             <w:pPr>
               <w:spacing w:after="20" w:before="0"/>
             </w:pPr>
-            <w:hyperlink w:history="1" r:id="rIdvjulz0qtkgiav4raoiq2u">
+            <w:hyperlink w:history="1" r:id="rIdqrthpdwg2al16wx8thbct">
               <w:r>
                 <w:rPr>
                   <w:rFonts w:ascii="Arial" w:cs="Arial" w:eastAsia="Arial" w:hAnsi="Arial"/>
@@ -10686,7 +10686,7 @@
               <w:spacing w:after="10" w:before="0"/>
               <w:ind w:left="120"/>
             </w:pPr>
-            <w:hyperlink w:history="1" r:id="rIdaftuc308k4_xuspfql-2u">
+            <w:hyperlink w:history="1" r:id="rIdnoys1km9zu9frp685dlhc">
               <w:r>
                 <w:rPr>
                   <w:rFonts w:ascii="Arial" w:cs="Arial" w:eastAsia="Arial" w:hAnsi="Arial"/>
@@ -10894,7 +10894,7 @@
             <w:pPr>
               <w:spacing w:after="20" w:before="0"/>
             </w:pPr>
-            <w:hyperlink w:history="1" r:id="rIdjm42ftwzzk41xhskmfytx">
+            <w:hyperlink w:history="1" r:id="rIda3hw5z2lqopy6ztbyqiyr">
               <w:r>
                 <w:rPr>
                   <w:rFonts w:ascii="Arial" w:cs="Arial" w:eastAsia="Arial" w:hAnsi="Arial"/>
@@ -10927,7 +10927,7 @@
               <w:spacing w:after="10" w:before="0"/>
               <w:ind w:left="120"/>
             </w:pPr>
-            <w:hyperlink w:history="1" r:id="rIdggpbg8djec7cpgabng3lu">
+            <w:hyperlink w:history="1" r:id="rIdizft6ogsxg59ukqnqoyau">
               <w:r>
                 <w:rPr>
                   <w:rFonts w:ascii="Arial" w:cs="Arial" w:eastAsia="Arial" w:hAnsi="Arial"/>
@@ -10972,7 +10972,7 @@
             <w:pPr>
               <w:spacing w:after="20" w:before="0"/>
             </w:pPr>
-            <w:hyperlink w:history="1" r:id="rIdc_x-ozvx37yfpno8_kmzz">
+            <w:hyperlink w:history="1" r:id="rIdydpxnvrmdhcjrmwvy_b1n">
               <w:r>
                 <w:rPr>
                   <w:rFonts w:ascii="Arial" w:cs="Arial" w:eastAsia="Arial" w:hAnsi="Arial"/>
@@ -11005,7 +11005,7 @@
               <w:spacing w:after="10" w:before="0"/>
               <w:ind w:left="120"/>
             </w:pPr>
-            <w:hyperlink w:history="1" r:id="rIdum6sg6ih_9htoeh48dhch">
+            <w:hyperlink w:history="1" r:id="rIdfi8cidpgar2ybvom0nq8a">
               <w:r>
                 <w:rPr>
                   <w:rFonts w:ascii="Arial" w:cs="Arial" w:eastAsia="Arial" w:hAnsi="Arial"/>
@@ -11213,7 +11213,7 @@
             <w:pPr>
               <w:spacing w:after="20" w:before="0"/>
             </w:pPr>
-            <w:hyperlink w:history="1" r:id="rId1w7014o99gzuatw4iluam">
+            <w:hyperlink w:history="1" r:id="rIdnab0k-7gu9tsgtd-5zr5g">
               <w:r>
                 <w:rPr>
                   <w:rFonts w:ascii="Arial" w:cs="Arial" w:eastAsia="Arial" w:hAnsi="Arial"/>
@@ -11246,7 +11246,7 @@
               <w:spacing w:after="10" w:before="0"/>
               <w:ind w:left="120"/>
             </w:pPr>
-            <w:hyperlink w:history="1" r:id="rIdhc1ynz0qgmdxe8ivocz5r">
+            <w:hyperlink w:history="1" r:id="rIdpxabxzq_5txrajaqv06yl">
               <w:r>
                 <w:rPr>
                   <w:rFonts w:ascii="Arial" w:cs="Arial" w:eastAsia="Arial" w:hAnsi="Arial"/>
@@ -11291,7 +11291,7 @@
             <w:pPr>
               <w:spacing w:after="20" w:before="0"/>
             </w:pPr>
-            <w:hyperlink w:history="1" r:id="rIdzzkn2rzqvaz4qtc53gbrb">
+            <w:hyperlink w:history="1" r:id="rIdc9fnt_z2uypnvr3mvx1e8">
               <w:r>
                 <w:rPr>
                   <w:rFonts w:ascii="Arial" w:cs="Arial" w:eastAsia="Arial" w:hAnsi="Arial"/>
@@ -11324,7 +11324,7 @@
               <w:spacing w:after="10" w:before="0"/>
               <w:ind w:left="120"/>
             </w:pPr>
-            <w:hyperlink w:history="1" r:id="rIdxrov_0cf8gd9go2jxbteb">
+            <w:hyperlink w:history="1" r:id="rIdflind_ucwo7qvg_lhlk2-">
               <w:r>
                 <w:rPr>
                   <w:rFonts w:ascii="Arial" w:cs="Arial" w:eastAsia="Arial" w:hAnsi="Arial"/>
@@ -12944,7 +12944,7 @@
             <w:pPr>
               <w:spacing w:after="20" w:before="0"/>
             </w:pPr>
-            <w:hyperlink w:history="1" r:id="rIdyjftbg0aj6xjxbl7h22mv">
+            <w:hyperlink w:history="1" r:id="rIdkn-ku-syknqc3m1t_8oco">
               <w:r>
                 <w:rPr>
                   <w:rFonts w:ascii="Arial" w:cs="Arial" w:eastAsia="Arial" w:hAnsi="Arial"/>
@@ -12977,7 +12977,7 @@
               <w:spacing w:after="10" w:before="0"/>
               <w:ind w:left="120"/>
             </w:pPr>
-            <w:hyperlink w:history="1" r:id="rIdgbxjt9lqgwlhv5bh2uxtm">
+            <w:hyperlink w:history="1" r:id="rIdz1g2brmgnjun4iiyyetpf">
               <w:r>
                 <w:rPr>
                   <w:rFonts w:ascii="Arial" w:cs="Arial" w:eastAsia="Arial" w:hAnsi="Arial"/>
@@ -13022,7 +13022,7 @@
             <w:pPr>
               <w:spacing w:after="20" w:before="0"/>
             </w:pPr>
-            <w:hyperlink w:history="1" r:id="rIdm6svmtqtbunzdfyywnmop">
+            <w:hyperlink w:history="1" r:id="rIdfwrte4zjp9zou6jzgqtf9">
               <w:r>
                 <w:rPr>
                   <w:rFonts w:ascii="Arial" w:cs="Arial" w:eastAsia="Arial" w:hAnsi="Arial"/>
@@ -13055,7 +13055,7 @@
               <w:spacing w:after="10" w:before="0"/>
               <w:ind w:left="120"/>
             </w:pPr>
-            <w:hyperlink w:history="1" r:id="rIdj9ixqcrd4emvviuwspe0n">
+            <w:hyperlink w:history="1" r:id="rIdguk6kq5036uk8xxatfda2">
               <w:r>
                 <w:rPr>
                   <w:rFonts w:ascii="Arial" w:cs="Arial" w:eastAsia="Arial" w:hAnsi="Arial"/>
@@ -13263,7 +13263,7 @@
             <w:pPr>
               <w:spacing w:after="20" w:before="0"/>
             </w:pPr>
-            <w:hyperlink w:history="1" r:id="rId8d1wacf87fedxt8zbya0w">
+            <w:hyperlink w:history="1" r:id="rIdtkccbddbjjbdcjwupnr2x">
               <w:r>
                 <w:rPr>
                   <w:rFonts w:ascii="Arial" w:cs="Arial" w:eastAsia="Arial" w:hAnsi="Arial"/>
@@ -13296,7 +13296,7 @@
               <w:spacing w:after="10" w:before="0"/>
               <w:ind w:left="120"/>
             </w:pPr>
-            <w:hyperlink w:history="1" r:id="rIdudqruf6pbpvwefcav6xva">
+            <w:hyperlink w:history="1" r:id="rIdoc1un510_n5q83ksiidzt">
               <w:r>
                 <w:rPr>
                   <w:rFonts w:ascii="Arial" w:cs="Arial" w:eastAsia="Arial" w:hAnsi="Arial"/>
@@ -13341,7 +13341,7 @@
             <w:pPr>
               <w:spacing w:after="20" w:before="0"/>
             </w:pPr>
-            <w:hyperlink w:history="1" r:id="rIdmrslw5wuulxb-he66br3n">
+            <w:hyperlink w:history="1" r:id="rIdzpvgorks5ijxe5oih7v5y">
               <w:r>
                 <w:rPr>
                   <w:rFonts w:ascii="Arial" w:cs="Arial" w:eastAsia="Arial" w:hAnsi="Arial"/>
@@ -13374,7 +13374,7 @@
               <w:spacing w:after="10" w:before="0"/>
               <w:ind w:left="120"/>
             </w:pPr>
-            <w:hyperlink w:history="1" r:id="rIdikouqlaratz_dssdj9u3m">
+            <w:hyperlink w:history="1" r:id="rIda-6vw3ogjkgnngzxtvojn">
               <w:r>
                 <w:rPr>
                   <w:rFonts w:ascii="Arial" w:cs="Arial" w:eastAsia="Arial" w:hAnsi="Arial"/>
@@ -13582,7 +13582,7 @@
             <w:pPr>
               <w:spacing w:after="20" w:before="0"/>
             </w:pPr>
-            <w:hyperlink w:history="1" r:id="rIdqt-thlswtzsdqm0ouj0q-">
+            <w:hyperlink w:history="1" r:id="rIdjv5rzptd-v_ys5xq0nusp">
               <w:r>
                 <w:rPr>
                   <w:rFonts w:ascii="Arial" w:cs="Arial" w:eastAsia="Arial" w:hAnsi="Arial"/>
@@ -13615,7 +13615,7 @@
               <w:spacing w:after="10" w:before="0"/>
               <w:ind w:left="120"/>
             </w:pPr>
-            <w:hyperlink w:history="1" r:id="rIdpdp841jzmbyec3ndsib4t">
+            <w:hyperlink w:history="1" r:id="rId3qijqw5yxemjgygsvyqsw">
               <w:r>
                 <w:rPr>
                   <w:rFonts w:ascii="Arial" w:cs="Arial" w:eastAsia="Arial" w:hAnsi="Arial"/>
@@ -13660,7 +13660,7 @@
             <w:pPr>
               <w:spacing w:after="20" w:before="0"/>
             </w:pPr>
-            <w:hyperlink w:history="1" r:id="rIddtvvowp4_w60p8uadph-g">
+            <w:hyperlink w:history="1" r:id="rIdqg4izgtrl4sck6kkqwkfb">
               <w:r>
                 <w:rPr>
                   <w:rFonts w:ascii="Arial" w:cs="Arial" w:eastAsia="Arial" w:hAnsi="Arial"/>
@@ -13693,7 +13693,7 @@
               <w:spacing w:after="10" w:before="0"/>
               <w:ind w:left="120"/>
             </w:pPr>
-            <w:hyperlink w:history="1" r:id="rId56fvyodfnxfcpxiyhcucq">
+            <w:hyperlink w:history="1" r:id="rId7tb1sepuojyionmfmhjby">
               <w:r>
                 <w:rPr>
                   <w:rFonts w:ascii="Arial" w:cs="Arial" w:eastAsia="Arial" w:hAnsi="Arial"/>
@@ -13901,7 +13901,7 @@
             <w:pPr>
               <w:spacing w:after="20" w:before="0"/>
             </w:pPr>
-            <w:hyperlink w:history="1" r:id="rId9yth2krisfgsmysezlv0g">
+            <w:hyperlink w:history="1" r:id="rIdqr1n6vpgm3hkjzvuzy3e0">
               <w:r>
                 <w:rPr>
                   <w:rFonts w:ascii="Arial" w:cs="Arial" w:eastAsia="Arial" w:hAnsi="Arial"/>
@@ -13934,7 +13934,7 @@
               <w:spacing w:after="10" w:before="0"/>
               <w:ind w:left="120"/>
             </w:pPr>
-            <w:hyperlink w:history="1" r:id="rIdyjrzjcftvos_802t6mk1b">
+            <w:hyperlink w:history="1" r:id="rIdtzomlbhv64x9sulz8imhc">
               <w:r>
                 <w:rPr>
                   <w:rFonts w:ascii="Arial" w:cs="Arial" w:eastAsia="Arial" w:hAnsi="Arial"/>
@@ -13979,7 +13979,7 @@
             <w:pPr>
               <w:spacing w:after="20" w:before="0"/>
             </w:pPr>
-            <w:hyperlink w:history="1" r:id="rId1gkiaozxgxmhb2elfynkj">
+            <w:hyperlink w:history="1" r:id="rIdqhyp72czbqawtokbjtu7a">
               <w:r>
                 <w:rPr>
                   <w:rFonts w:ascii="Arial" w:cs="Arial" w:eastAsia="Arial" w:hAnsi="Arial"/>
@@ -14012,7 +14012,7 @@
               <w:spacing w:after="10" w:before="0"/>
               <w:ind w:left="120"/>
             </w:pPr>
-            <w:hyperlink w:history="1" r:id="rId5j8tc5-kgymbkgm-syzak">
+            <w:hyperlink w:history="1" r:id="rIdpewcx75mhrykwrnrn2qdv">
               <w:r>
                 <w:rPr>
                   <w:rFonts w:ascii="Arial" w:cs="Arial" w:eastAsia="Arial" w:hAnsi="Arial"/>
@@ -14220,7 +14220,7 @@
             <w:pPr>
               <w:spacing w:after="20" w:before="0"/>
             </w:pPr>
-            <w:hyperlink w:history="1" r:id="rId5yaj6xx8xxrobo6rcxojf">
+            <w:hyperlink w:history="1" r:id="rIdvtweb1slookmoyfp1oaqv">
               <w:r>
                 <w:rPr>
                   <w:rFonts w:ascii="Arial" w:cs="Arial" w:eastAsia="Arial" w:hAnsi="Arial"/>
@@ -14253,7 +14253,7 @@
               <w:spacing w:after="10" w:before="0"/>
               <w:ind w:left="120"/>
             </w:pPr>
-            <w:hyperlink w:history="1" r:id="rIdwtbtyeegl5dw_wsh3hp8e">
+            <w:hyperlink w:history="1" r:id="rIdxsltfngj2kjc_sjubkh6a">
               <w:r>
                 <w:rPr>
                   <w:rFonts w:ascii="Arial" w:cs="Arial" w:eastAsia="Arial" w:hAnsi="Arial"/>
@@ -14298,7 +14298,7 @@
             <w:pPr>
               <w:spacing w:after="20" w:before="0"/>
             </w:pPr>
-            <w:hyperlink w:history="1" r:id="rIdmnlzcv1cojvvqulsaz1_4">
+            <w:hyperlink w:history="1" r:id="rId4_mt5gifexrtqps_a2ywo">
               <w:r>
                 <w:rPr>
                   <w:rFonts w:ascii="Arial" w:cs="Arial" w:eastAsia="Arial" w:hAnsi="Arial"/>
@@ -14331,7 +14331,7 @@
               <w:spacing w:after="10" w:before="0"/>
               <w:ind w:left="120"/>
             </w:pPr>
-            <w:hyperlink w:history="1" r:id="rIdkhsf45jrljrmv_0k4bjw5">
+            <w:hyperlink w:history="1" r:id="rIdfhlypizlszdgwcz7q6uoe">
               <w:r>
                 <w:rPr>
                   <w:rFonts w:ascii="Arial" w:cs="Arial" w:eastAsia="Arial" w:hAnsi="Arial"/>
@@ -16034,7 +16034,7 @@
             <w:pPr>
               <w:spacing w:after="20" w:before="0"/>
             </w:pPr>
-            <w:hyperlink w:history="1" r:id="rIdo_vfcl9w94h6gchoawr4g">
+            <w:hyperlink w:history="1" r:id="rIdejvdy3r8badao5goohwax">
               <w:r>
                 <w:rPr>
                   <w:rFonts w:ascii="Arial" w:cs="Arial" w:eastAsia="Arial" w:hAnsi="Arial"/>
@@ -16067,7 +16067,7 @@
               <w:spacing w:after="10" w:before="0"/>
               <w:ind w:left="120"/>
             </w:pPr>
-            <w:hyperlink w:history="1" r:id="rId4c_y1flqlxbydbpaxk7_d">
+            <w:hyperlink w:history="1" r:id="rIdgodqjmspghi_bnatu2lwa">
               <w:r>
                 <w:rPr>
                   <w:rFonts w:ascii="Arial" w:cs="Arial" w:eastAsia="Arial" w:hAnsi="Arial"/>
@@ -16112,7 +16112,7 @@
             <w:pPr>
               <w:spacing w:after="20" w:before="0"/>
             </w:pPr>
-            <w:hyperlink w:history="1" r:id="rId-v5c3mdrmgs-vvcl75tdh">
+            <w:hyperlink w:history="1" r:id="rIdtu3jab8lgiotjay4enaqz">
               <w:r>
                 <w:rPr>
                   <w:rFonts w:ascii="Arial" w:cs="Arial" w:eastAsia="Arial" w:hAnsi="Arial"/>
@@ -16145,7 +16145,7 @@
               <w:spacing w:after="10" w:before="0"/>
               <w:ind w:left="120"/>
             </w:pPr>
-            <w:hyperlink w:history="1" r:id="rIdetdt-lcprvahfailiclhm">
+            <w:hyperlink w:history="1" r:id="rIdnuu1q3oph7ktlldxgz2ad">
               <w:r>
                 <w:rPr>
                   <w:rFonts w:ascii="Arial" w:cs="Arial" w:eastAsia="Arial" w:hAnsi="Arial"/>
@@ -16353,7 +16353,7 @@
             <w:pPr>
               <w:spacing w:after="20" w:before="0"/>
             </w:pPr>
-            <w:hyperlink w:history="1" r:id="rIdyjzjlspm-ibuapykos1wg">
+            <w:hyperlink w:history="1" r:id="rIdp31miux-nstvijoapq3b4">
               <w:r>
                 <w:rPr>
                   <w:rFonts w:ascii="Arial" w:cs="Arial" w:eastAsia="Arial" w:hAnsi="Arial"/>
@@ -16386,7 +16386,7 @@
               <w:spacing w:after="10" w:before="0"/>
               <w:ind w:left="120"/>
             </w:pPr>
-            <w:hyperlink w:history="1" r:id="rIdpfewsz2tug_nm9thoqgzr">
+            <w:hyperlink w:history="1" r:id="rIdni4t1njrv3pb4c7pj5l8e">
               <w:r>
                 <w:rPr>
                   <w:rFonts w:ascii="Arial" w:cs="Arial" w:eastAsia="Arial" w:hAnsi="Arial"/>
@@ -16431,7 +16431,7 @@
             <w:pPr>
               <w:spacing w:after="20" w:before="0"/>
             </w:pPr>
-            <w:hyperlink w:history="1" r:id="rId8tsmcslte1sozckaomuey">
+            <w:hyperlink w:history="1" r:id="rIdf08bteb4b5fz9j5stosqj">
               <w:r>
                 <w:rPr>
                   <w:rFonts w:ascii="Arial" w:cs="Arial" w:eastAsia="Arial" w:hAnsi="Arial"/>
@@ -16464,7 +16464,7 @@
               <w:spacing w:after="10" w:before="0"/>
               <w:ind w:left="120"/>
             </w:pPr>
-            <w:hyperlink w:history="1" r:id="rIddwm0rodwrkxu-x2d7iex8">
+            <w:hyperlink w:history="1" r:id="rIdcmcicyzkf-37bqlo4dnuw">
               <w:r>
                 <w:rPr>
                   <w:rFonts w:ascii="Arial" w:cs="Arial" w:eastAsia="Arial" w:hAnsi="Arial"/>
@@ -16672,7 +16672,7 @@
             <w:pPr>
               <w:spacing w:after="20" w:before="0"/>
             </w:pPr>
-            <w:hyperlink w:history="1" r:id="rIdwggeqwaphdu-swwy0yjro">
+            <w:hyperlink w:history="1" r:id="rIdpnszif1wh0jaxzsctoyon">
               <w:r>
                 <w:rPr>
                   <w:rFonts w:ascii="Arial" w:cs="Arial" w:eastAsia="Arial" w:hAnsi="Arial"/>
@@ -16705,7 +16705,7 @@
               <w:spacing w:after="10" w:before="0"/>
               <w:ind w:left="120"/>
             </w:pPr>
-            <w:hyperlink w:history="1" r:id="rIdb80sv1xngvbgawz-rg5jz">
+            <w:hyperlink w:history="1" r:id="rIdzvratg0ssftzjlswnvftm">
               <w:r>
                 <w:rPr>
                   <w:rFonts w:ascii="Arial" w:cs="Arial" w:eastAsia="Arial" w:hAnsi="Arial"/>
@@ -16750,7 +16750,7 @@
             <w:pPr>
               <w:spacing w:after="20" w:before="0"/>
             </w:pPr>
-            <w:hyperlink w:history="1" r:id="rIddnbs_qjfjufke1xae4qzc">
+            <w:hyperlink w:history="1" r:id="rIdcv8bgefmnon40ys0tnses">
               <w:r>
                 <w:rPr>
                   <w:rFonts w:ascii="Arial" w:cs="Arial" w:eastAsia="Arial" w:hAnsi="Arial"/>
@@ -16783,7 +16783,7 @@
               <w:spacing w:after="10" w:before="0"/>
               <w:ind w:left="120"/>
             </w:pPr>
-            <w:hyperlink w:history="1" r:id="rIdw_-gabuomeofudgwqkziw">
+            <w:hyperlink w:history="1" r:id="rId1gdwxfptmt_dggwhkgese">
               <w:r>
                 <w:rPr>
                   <w:rFonts w:ascii="Arial" w:cs="Arial" w:eastAsia="Arial" w:hAnsi="Arial"/>
@@ -16991,7 +16991,7 @@
             <w:pPr>
               <w:spacing w:after="20" w:before="0"/>
             </w:pPr>
-            <w:hyperlink w:history="1" r:id="rIdqgc0f1pvq33qf-oep0fxq">
+            <w:hyperlink w:history="1" r:id="rIdj_pkpauxmf_uinr1qcpxp">
               <w:r>
                 <w:rPr>
                   <w:rFonts w:ascii="Arial" w:cs="Arial" w:eastAsia="Arial" w:hAnsi="Arial"/>
@@ -17024,7 +17024,7 @@
               <w:spacing w:after="10" w:before="0"/>
               <w:ind w:left="120"/>
             </w:pPr>
-            <w:hyperlink w:history="1" r:id="rIdou1h_l7rtdaqfbq2h5noa">
+            <w:hyperlink w:history="1" r:id="rIdgbxhxb16majgm64deijge">
               <w:r>
                 <w:rPr>
                   <w:rFonts w:ascii="Arial" w:cs="Arial" w:eastAsia="Arial" w:hAnsi="Arial"/>
@@ -17069,7 +17069,7 @@
             <w:pPr>
               <w:spacing w:after="20" w:before="0"/>
             </w:pPr>
-            <w:hyperlink w:history="1" r:id="rIdsd_epaetiishgi1pmvdzp">
+            <w:hyperlink w:history="1" r:id="rIdomaijj28pfb301cbalfkw">
               <w:r>
                 <w:rPr>
                   <w:rFonts w:ascii="Arial" w:cs="Arial" w:eastAsia="Arial" w:hAnsi="Arial"/>
@@ -17102,7 +17102,7 @@
               <w:spacing w:after="10" w:before="0"/>
               <w:ind w:left="120"/>
             </w:pPr>
-            <w:hyperlink w:history="1" r:id="rIdbh2ee60yxgdnnxyx01ix4">
+            <w:hyperlink w:history="1" r:id="rId2s_uyi8q7_taylg_-7abb">
               <w:r>
                 <w:rPr>
                   <w:rFonts w:ascii="Arial" w:cs="Arial" w:eastAsia="Arial" w:hAnsi="Arial"/>
@@ -17310,7 +17310,7 @@
             <w:pPr>
               <w:spacing w:after="20" w:before="0"/>
             </w:pPr>
-            <w:hyperlink w:history="1" r:id="rIdztxe0zxennxrknrktpxfh">
+            <w:hyperlink w:history="1" r:id="rIdvd7-77bw-jsvapbgf3fsp">
               <w:r>
                 <w:rPr>
                   <w:rFonts w:ascii="Arial" w:cs="Arial" w:eastAsia="Arial" w:hAnsi="Arial"/>
@@ -17343,7 +17343,7 @@
               <w:spacing w:after="10" w:before="0"/>
               <w:ind w:left="120"/>
             </w:pPr>
-            <w:hyperlink w:history="1" r:id="rId1cwdijjrzdjntrkvjcjvt">
+            <w:hyperlink w:history="1" r:id="rIdem31_gd10hoeccbtatni4">
               <w:r>
                 <w:rPr>
                   <w:rFonts w:ascii="Arial" w:cs="Arial" w:eastAsia="Arial" w:hAnsi="Arial"/>
@@ -17388,7 +17388,7 @@
             <w:pPr>
               <w:spacing w:after="20" w:before="0"/>
             </w:pPr>
-            <w:hyperlink w:history="1" r:id="rIdappfyefznouwgleqveiwa">
+            <w:hyperlink w:history="1" r:id="rIdc-tp-owgsfku6kcyognec">
               <w:r>
                 <w:rPr>
                   <w:rFonts w:ascii="Arial" w:cs="Arial" w:eastAsia="Arial" w:hAnsi="Arial"/>
@@ -17421,7 +17421,7 @@
               <w:spacing w:after="10" w:before="0"/>
               <w:ind w:left="120"/>
             </w:pPr>
-            <w:hyperlink w:history="1" r:id="rId3r3sxvwupwj9md5lfycht">
+            <w:hyperlink w:history="1" r:id="rIdslxz6v5bazrfjousecjii">
               <w:r>
                 <w:rPr>
                   <w:rFonts w:ascii="Arial" w:cs="Arial" w:eastAsia="Arial" w:hAnsi="Arial"/>
@@ -19200,7 +19200,7 @@
             <w:pPr>
               <w:spacing w:after="20" w:before="0"/>
             </w:pPr>
-            <w:hyperlink w:history="1" r:id="rIdqpjircip5ubblvisfua3i">
+            <w:hyperlink w:history="1" r:id="rIdgoamokyc5i_hawnvnqwwg">
               <w:r>
                 <w:rPr>
                   <w:rFonts w:ascii="Arial" w:cs="Arial" w:eastAsia="Arial" w:hAnsi="Arial"/>
@@ -19233,7 +19233,7 @@
               <w:spacing w:after="10" w:before="0"/>
               <w:ind w:left="120"/>
             </w:pPr>
-            <w:hyperlink w:history="1" r:id="rIdu9hpvxzyq8xa-pulrlo0r">
+            <w:hyperlink w:history="1" r:id="rIdihdmo_syc-ajwkh6ilrgo">
               <w:r>
                 <w:rPr>
                   <w:rFonts w:ascii="Arial" w:cs="Arial" w:eastAsia="Arial" w:hAnsi="Arial"/>
@@ -19278,7 +19278,7 @@
             <w:pPr>
               <w:spacing w:after="20" w:before="0"/>
             </w:pPr>
-            <w:hyperlink w:history="1" r:id="rId18z_h4ieixpnizciou4q8">
+            <w:hyperlink w:history="1" r:id="rIdhnx6xae0bybcqkz1lbn85">
               <w:r>
                 <w:rPr>
                   <w:rFonts w:ascii="Arial" w:cs="Arial" w:eastAsia="Arial" w:hAnsi="Arial"/>
@@ -19311,7 +19311,7 @@
               <w:spacing w:after="10" w:before="0"/>
               <w:ind w:left="120"/>
             </w:pPr>
-            <w:hyperlink w:history="1" r:id="rIdr6fjo755c4b5dmygwcda9">
+            <w:hyperlink w:history="1" r:id="rIdg2og1a48y_egfqszw3d7q">
               <w:r>
                 <w:rPr>
                   <w:rFonts w:ascii="Arial" w:cs="Arial" w:eastAsia="Arial" w:hAnsi="Arial"/>
@@ -19519,7 +19519,7 @@
             <w:pPr>
               <w:spacing w:after="20" w:before="0"/>
             </w:pPr>
-            <w:hyperlink w:history="1" r:id="rIdll_sft8246cucme1irjmf">
+            <w:hyperlink w:history="1" r:id="rIdmet1w3zq-0_xjao6ppnvk">
               <w:r>
                 <w:rPr>
                   <w:rFonts w:ascii="Arial" w:cs="Arial" w:eastAsia="Arial" w:hAnsi="Arial"/>
@@ -19552,7 +19552,7 @@
               <w:spacing w:after="10" w:before="0"/>
               <w:ind w:left="120"/>
             </w:pPr>
-            <w:hyperlink w:history="1" r:id="rIdyqanku_s21qce7newailo">
+            <w:hyperlink w:history="1" r:id="rId_6cth9kt8pk4e_krulofx">
               <w:r>
                 <w:rPr>
                   <w:rFonts w:ascii="Arial" w:cs="Arial" w:eastAsia="Arial" w:hAnsi="Arial"/>
@@ -19597,7 +19597,7 @@
             <w:pPr>
               <w:spacing w:after="20" w:before="0"/>
             </w:pPr>
-            <w:hyperlink w:history="1" r:id="rIddu7thwt9k41og_rltysz5">
+            <w:hyperlink w:history="1" r:id="rIdcifftikvndjakgcdui1s0">
               <w:r>
                 <w:rPr>
                   <w:rFonts w:ascii="Arial" w:cs="Arial" w:eastAsia="Arial" w:hAnsi="Arial"/>
@@ -19630,7 +19630,7 @@
               <w:spacing w:after="10" w:before="0"/>
               <w:ind w:left="120"/>
             </w:pPr>
-            <w:hyperlink w:history="1" r:id="rId_ql5grbzzdrsyzjkqcmg0">
+            <w:hyperlink w:history="1" r:id="rIdyfutyz6fmltfrk_oxmcwo">
               <w:r>
                 <w:rPr>
                   <w:rFonts w:ascii="Arial" w:cs="Arial" w:eastAsia="Arial" w:hAnsi="Arial"/>
@@ -19838,7 +19838,7 @@
             <w:pPr>
               <w:spacing w:after="20" w:before="0"/>
             </w:pPr>
-            <w:hyperlink w:history="1" r:id="rIdhxjps_ie6v8sodsghufh4">
+            <w:hyperlink w:history="1" r:id="rIdwz8f28wh84hhkj8dskkcr">
               <w:r>
                 <w:rPr>
                   <w:rFonts w:ascii="Arial" w:cs="Arial" w:eastAsia="Arial" w:hAnsi="Arial"/>
@@ -19871,7 +19871,7 @@
               <w:spacing w:after="10" w:before="0"/>
               <w:ind w:left="120"/>
             </w:pPr>
-            <w:hyperlink w:history="1" r:id="rId5o-u2zh2kxp9bdkalbmdf">
+            <w:hyperlink w:history="1" r:id="rIdxdbvuvznhbbpyzj71ttpp">
               <w:r>
                 <w:rPr>
                   <w:rFonts w:ascii="Arial" w:cs="Arial" w:eastAsia="Arial" w:hAnsi="Arial"/>
@@ -19916,7 +19916,7 @@
             <w:pPr>
               <w:spacing w:after="20" w:before="0"/>
             </w:pPr>
-            <w:hyperlink w:history="1" r:id="rIdytvchkuc68x0os6_s8f10">
+            <w:hyperlink w:history="1" r:id="rIdjctspqho8vcscyzujngg5">
               <w:r>
                 <w:rPr>
                   <w:rFonts w:ascii="Arial" w:cs="Arial" w:eastAsia="Arial" w:hAnsi="Arial"/>
@@ -19949,7 +19949,7 @@
               <w:spacing w:after="10" w:before="0"/>
               <w:ind w:left="120"/>
             </w:pPr>
-            <w:hyperlink w:history="1" r:id="rIdb-zoy0bk4-1wsncf0uatt">
+            <w:hyperlink w:history="1" r:id="rIdkr7pmvhpx9z5z6q6n_br4">
               <w:r>
                 <w:rPr>
                   <w:rFonts w:ascii="Arial" w:cs="Arial" w:eastAsia="Arial" w:hAnsi="Arial"/>
@@ -20157,7 +20157,7 @@
             <w:pPr>
               <w:spacing w:after="20" w:before="0"/>
             </w:pPr>
-            <w:hyperlink w:history="1" r:id="rIdflbysubq9guop47quwhio">
+            <w:hyperlink w:history="1" r:id="rIdnhsph7fpsxftbjdhohjd-">
               <w:r>
                 <w:rPr>
                   <w:rFonts w:ascii="Arial" w:cs="Arial" w:eastAsia="Arial" w:hAnsi="Arial"/>
@@ -20190,7 +20190,7 @@
               <w:spacing w:after="10" w:before="0"/>
               <w:ind w:left="120"/>
             </w:pPr>
-            <w:hyperlink w:history="1" r:id="rIdwdhv-bzxrtbuytuve_bjw">
+            <w:hyperlink w:history="1" r:id="rIdsgdgoxoow4tsmxzaro8c4">
               <w:r>
                 <w:rPr>
                   <w:rFonts w:ascii="Arial" w:cs="Arial" w:eastAsia="Arial" w:hAnsi="Arial"/>
@@ -20235,7 +20235,7 @@
             <w:pPr>
               <w:spacing w:after="20" w:before="0"/>
             </w:pPr>
-            <w:hyperlink w:history="1" r:id="rIdwkwa3rvs6tup8pydin5hu">
+            <w:hyperlink w:history="1" r:id="rId9igrwzhcndk1mqmrdlbcf">
               <w:r>
                 <w:rPr>
                   <w:rFonts w:ascii="Arial" w:cs="Arial" w:eastAsia="Arial" w:hAnsi="Arial"/>
@@ -20268,7 +20268,7 @@
               <w:spacing w:after="10" w:before="0"/>
               <w:ind w:left="120"/>
             </w:pPr>
-            <w:hyperlink w:history="1" r:id="rIdf1zzcefllx3p9he16wjps">
+            <w:hyperlink w:history="1" r:id="rIdwgqkxnt6v_mjcbgter1wv">
               <w:r>
                 <w:rPr>
                   <w:rFonts w:ascii="Arial" w:cs="Arial" w:eastAsia="Arial" w:hAnsi="Arial"/>
@@ -20476,7 +20476,7 @@
             <w:pPr>
               <w:spacing w:after="20" w:before="0"/>
             </w:pPr>
-            <w:hyperlink w:history="1" r:id="rIdivyqtfzud_tujybuzfgzo">
+            <w:hyperlink w:history="1" r:id="rIdfy2ylacjsukye-xqknzwu">
               <w:r>
                 <w:rPr>
                   <w:rFonts w:ascii="Arial" w:cs="Arial" w:eastAsia="Arial" w:hAnsi="Arial"/>
@@ -20509,7 +20509,7 @@
               <w:spacing w:after="10" w:before="0"/>
               <w:ind w:left="120"/>
             </w:pPr>
-            <w:hyperlink w:history="1" r:id="rIdnw8fhz39ff9unjfz8arru">
+            <w:hyperlink w:history="1" r:id="rIdruql3jp4wgx5azilicfdd">
               <w:r>
                 <w:rPr>
                   <w:rFonts w:ascii="Arial" w:cs="Arial" w:eastAsia="Arial" w:hAnsi="Arial"/>
@@ -20554,7 +20554,7 @@
             <w:pPr>
               <w:spacing w:after="20" w:before="0"/>
             </w:pPr>
-            <w:hyperlink w:history="1" r:id="rIdofdapgm2sbb54twaqgsma">
+            <w:hyperlink w:history="1" r:id="rIdqihidndvpp7nabzscstyk">
               <w:r>
                 <w:rPr>
                   <w:rFonts w:ascii="Arial" w:cs="Arial" w:eastAsia="Arial" w:hAnsi="Arial"/>
@@ -20587,7 +20587,7 @@
               <w:spacing w:after="10" w:before="0"/>
               <w:ind w:left="120"/>
             </w:pPr>
-            <w:hyperlink w:history="1" r:id="rIdbyzoppxsvl0-5oxqcorol">
+            <w:hyperlink w:history="1" r:id="rIdohd9txam4xydqj5ghoafn">
               <w:r>
                 <w:rPr>
                   <w:rFonts w:ascii="Arial" w:cs="Arial" w:eastAsia="Arial" w:hAnsi="Arial"/>
@@ -22366,7 +22366,7 @@
             <w:pPr>
               <w:spacing w:after="20" w:before="0"/>
             </w:pPr>
-            <w:hyperlink w:history="1" r:id="rIdckonxnz8da_d_vfqpqqw-">
+            <w:hyperlink w:history="1" r:id="rIddrdzsb0xxcxmhnfwzaymy">
               <w:r>
                 <w:rPr>
                   <w:rFonts w:ascii="Arial" w:cs="Arial" w:eastAsia="Arial" w:hAnsi="Arial"/>
@@ -22399,7 +22399,7 @@
               <w:spacing w:after="10" w:before="0"/>
               <w:ind w:left="120"/>
             </w:pPr>
-            <w:hyperlink w:history="1" r:id="rIdxnz5aa4wszv9kdhse7hqt">
+            <w:hyperlink w:history="1" r:id="rId6siq9ed_e3ep644qz2mwj">
               <w:r>
                 <w:rPr>
                   <w:rFonts w:ascii="Arial" w:cs="Arial" w:eastAsia="Arial" w:hAnsi="Arial"/>
@@ -22444,7 +22444,7 @@
             <w:pPr>
               <w:spacing w:after="20" w:before="0"/>
             </w:pPr>
-            <w:hyperlink w:history="1" r:id="rIdq8aya_djaagkgx6ctoymh">
+            <w:hyperlink w:history="1" r:id="rId455rxgjkhoqnnh-yf1wzt">
               <w:r>
                 <w:rPr>
                   <w:rFonts w:ascii="Arial" w:cs="Arial" w:eastAsia="Arial" w:hAnsi="Arial"/>
@@ -22477,7 +22477,7 @@
               <w:spacing w:after="10" w:before="0"/>
               <w:ind w:left="120"/>
             </w:pPr>
-            <w:hyperlink w:history="1" r:id="rIdlzjpp825tmeimak1uzvii">
+            <w:hyperlink w:history="1" r:id="rId6jvrswlcxhuussyd3ojte">
               <w:r>
                 <w:rPr>
                   <w:rFonts w:ascii="Arial" w:cs="Arial" w:eastAsia="Arial" w:hAnsi="Arial"/>
@@ -22685,7 +22685,7 @@
             <w:pPr>
               <w:spacing w:after="20" w:before="0"/>
             </w:pPr>
-            <w:hyperlink w:history="1" r:id="rIdh9k-ne8vha1u5dvbtz5tz">
+            <w:hyperlink w:history="1" r:id="rIds827emxjy5_i0upu2ksik">
               <w:r>
                 <w:rPr>
                   <w:rFonts w:ascii="Arial" w:cs="Arial" w:eastAsia="Arial" w:hAnsi="Arial"/>
@@ -22718,7 +22718,7 @@
               <w:spacing w:after="10" w:before="0"/>
               <w:ind w:left="120"/>
             </w:pPr>
-            <w:hyperlink w:history="1" r:id="rIdbll4nvh-kd7drbvo6uo_v">
+            <w:hyperlink w:history="1" r:id="rIdqmqwp9-armg3u7ps1bedj">
               <w:r>
                 <w:rPr>
                   <w:rFonts w:ascii="Arial" w:cs="Arial" w:eastAsia="Arial" w:hAnsi="Arial"/>
@@ -22763,7 +22763,7 @@
             <w:pPr>
               <w:spacing w:after="20" w:before="0"/>
             </w:pPr>
-            <w:hyperlink w:history="1" r:id="rIdknhbskpekfgplpy6gw4st">
+            <w:hyperlink w:history="1" r:id="rIdcddwisw-am7oewbk7ru9c">
               <w:r>
                 <w:rPr>
                   <w:rFonts w:ascii="Arial" w:cs="Arial" w:eastAsia="Arial" w:hAnsi="Arial"/>
@@ -22796,7 +22796,7 @@
               <w:spacing w:after="10" w:before="0"/>
               <w:ind w:left="120"/>
             </w:pPr>
-            <w:hyperlink w:history="1" r:id="rId4oje43k7ilyhjsxm-na08">
+            <w:hyperlink w:history="1" r:id="rIdduyr3dtjxxnzbenannjrm">
               <w:r>
                 <w:rPr>
                   <w:rFonts w:ascii="Arial" w:cs="Arial" w:eastAsia="Arial" w:hAnsi="Arial"/>
@@ -23004,7 +23004,7 @@
             <w:pPr>
               <w:spacing w:after="20" w:before="0"/>
             </w:pPr>
-            <w:hyperlink w:history="1" r:id="rId2yrz3f9cqrcsdijewyjhh">
+            <w:hyperlink w:history="1" r:id="rId1758ndtpddqrnjplzzrzn">
               <w:r>
                 <w:rPr>
                   <w:rFonts w:ascii="Arial" w:cs="Arial" w:eastAsia="Arial" w:hAnsi="Arial"/>
@@ -23037,7 +23037,7 @@
               <w:spacing w:after="10" w:before="0"/>
               <w:ind w:left="120"/>
             </w:pPr>
-            <w:hyperlink w:history="1" r:id="rIdaercgtqkpi-ezmmnpwtc1">
+            <w:hyperlink w:history="1" r:id="rId8puc4atp3qdlyigsrgesk">
               <w:r>
                 <w:rPr>
                   <w:rFonts w:ascii="Arial" w:cs="Arial" w:eastAsia="Arial" w:hAnsi="Arial"/>
@@ -23082,7 +23082,7 @@
             <w:pPr>
               <w:spacing w:after="20" w:before="0"/>
             </w:pPr>
-            <w:hyperlink w:history="1" r:id="rIdofedt-16g1flxrqf8q9oh">
+            <w:hyperlink w:history="1" r:id="rIdrz3sfwaokzs3t-exb2vhd">
               <w:r>
                 <w:rPr>
                   <w:rFonts w:ascii="Arial" w:cs="Arial" w:eastAsia="Arial" w:hAnsi="Arial"/>
@@ -23115,7 +23115,7 @@
               <w:spacing w:after="10" w:before="0"/>
               <w:ind w:left="120"/>
             </w:pPr>
-            <w:hyperlink w:history="1" r:id="rId3jcusii8oyixpv0qvleuz">
+            <w:hyperlink w:history="1" r:id="rIdre6hrrpcfazqghvi519zp">
               <w:r>
                 <w:rPr>
                   <w:rFonts w:ascii="Arial" w:cs="Arial" w:eastAsia="Arial" w:hAnsi="Arial"/>
@@ -23323,7 +23323,7 @@
             <w:pPr>
               <w:spacing w:after="20" w:before="0"/>
             </w:pPr>
-            <w:hyperlink w:history="1" r:id="rIdg2t1xuqdlokyjcz_7kte4">
+            <w:hyperlink w:history="1" r:id="rIdmr6jhi8irvj9a7ky_jg4j">
               <w:r>
                 <w:rPr>
                   <w:rFonts w:ascii="Arial" w:cs="Arial" w:eastAsia="Arial" w:hAnsi="Arial"/>
@@ -23356,7 +23356,7 @@
               <w:spacing w:after="10" w:before="0"/>
               <w:ind w:left="120"/>
             </w:pPr>
-            <w:hyperlink w:history="1" r:id="rIdsmft2c07ocuo7qh5b2lix">
+            <w:hyperlink w:history="1" r:id="rIdkiq8trxz-buspnsm4z4w3">
               <w:r>
                 <w:rPr>
                   <w:rFonts w:ascii="Arial" w:cs="Arial" w:eastAsia="Arial" w:hAnsi="Arial"/>
@@ -23401,7 +23401,7 @@
             <w:pPr>
               <w:spacing w:after="20" w:before="0"/>
             </w:pPr>
-            <w:hyperlink w:history="1" r:id="rIdop6jwtmmglhxzg5ntzxq3">
+            <w:hyperlink w:history="1" r:id="rIdvjv0fb4risul8-zlktkj0">
               <w:r>
                 <w:rPr>
                   <w:rFonts w:ascii="Arial" w:cs="Arial" w:eastAsia="Arial" w:hAnsi="Arial"/>
@@ -23434,7 +23434,7 @@
               <w:spacing w:after="10" w:before="0"/>
               <w:ind w:left="120"/>
             </w:pPr>
-            <w:hyperlink w:history="1" r:id="rIdjfhiupcdy4jsa7uvi70a_">
+            <w:hyperlink w:history="1" r:id="rIdtmnrflhsarwuiz20lgml2">
               <w:r>
                 <w:rPr>
                   <w:rFonts w:ascii="Arial" w:cs="Arial" w:eastAsia="Arial" w:hAnsi="Arial"/>
@@ -23642,7 +23642,7 @@
             <w:pPr>
               <w:spacing w:after="20" w:before="0"/>
             </w:pPr>
-            <w:hyperlink w:history="1" r:id="rId-fne-8slhwflh8__cce4o">
+            <w:hyperlink w:history="1" r:id="rIdamwhjpaiku-15s5gixqpx">
               <w:r>
                 <w:rPr>
                   <w:rFonts w:ascii="Arial" w:cs="Arial" w:eastAsia="Arial" w:hAnsi="Arial"/>
@@ -23675,7 +23675,7 @@
               <w:spacing w:after="10" w:before="0"/>
               <w:ind w:left="120"/>
             </w:pPr>
-            <w:hyperlink w:history="1" r:id="rIdigc6ece2cajhlworhomz7">
+            <w:hyperlink w:history="1" r:id="rIdjt0cokxhk75o478rshdz7">
               <w:r>
                 <w:rPr>
                   <w:rFonts w:ascii="Arial" w:cs="Arial" w:eastAsia="Arial" w:hAnsi="Arial"/>
@@ -23720,7 +23720,7 @@
             <w:pPr>
               <w:spacing w:after="20" w:before="0"/>
             </w:pPr>
-            <w:hyperlink w:history="1" r:id="rIdv2sqihqeioxt4v0wb7nov">
+            <w:hyperlink w:history="1" r:id="rIdbyp6ey6whqfqghayzsn3p">
               <w:r>
                 <w:rPr>
                   <w:rFonts w:ascii="Arial" w:cs="Arial" w:eastAsia="Arial" w:hAnsi="Arial"/>
@@ -23753,7 +23753,7 @@
               <w:spacing w:after="10" w:before="0"/>
               <w:ind w:left="120"/>
             </w:pPr>
-            <w:hyperlink w:history="1" r:id="rId0kkwdb5yxpeorlmg03uqd">
+            <w:hyperlink w:history="1" r:id="rIdw6pal7eh0thhwmryzasfh">
               <w:r>
                 <w:rPr>
                   <w:rFonts w:ascii="Arial" w:cs="Arial" w:eastAsia="Arial" w:hAnsi="Arial"/>
@@ -25373,7 +25373,7 @@
             <w:pPr>
               <w:spacing w:after="20" w:before="0"/>
             </w:pPr>
-            <w:hyperlink w:history="1" r:id="rId1ycv07yppattz70fybcf2">
+            <w:hyperlink w:history="1" r:id="rId-fv_5uugbti50hnphkoen">
               <w:r>
                 <w:rPr>
                   <w:rFonts w:ascii="Arial" w:cs="Arial" w:eastAsia="Arial" w:hAnsi="Arial"/>
@@ -25406,7 +25406,7 @@
               <w:spacing w:after="10" w:before="0"/>
               <w:ind w:left="120"/>
             </w:pPr>
-            <w:hyperlink w:history="1" r:id="rIdcjwtbp_n8bhmxc8sqhrxj">
+            <w:hyperlink w:history="1" r:id="rIdn_fhx1jkisoyeozfihpxr">
               <w:r>
                 <w:rPr>
                   <w:rFonts w:ascii="Arial" w:cs="Arial" w:eastAsia="Arial" w:hAnsi="Arial"/>
@@ -25451,7 +25451,7 @@
             <w:pPr>
               <w:spacing w:after="20" w:before="0"/>
             </w:pPr>
-            <w:hyperlink w:history="1" r:id="rIdqa3ne0sqkegzqaqktqpuv">
+            <w:hyperlink w:history="1" r:id="rIdtuzy6z_ou_key3oxhk6xb">
               <w:r>
                 <w:rPr>
                   <w:rFonts w:ascii="Arial" w:cs="Arial" w:eastAsia="Arial" w:hAnsi="Arial"/>
@@ -25484,7 +25484,7 @@
               <w:spacing w:after="10" w:before="0"/>
               <w:ind w:left="120"/>
             </w:pPr>
-            <w:hyperlink w:history="1" r:id="rIdcz8qblfuvlpfpqgmybax8">
+            <w:hyperlink w:history="1" r:id="rIdexdlr6ylfdsv7eq6wtdto">
               <w:r>
                 <w:rPr>
                   <w:rFonts w:ascii="Arial" w:cs="Arial" w:eastAsia="Arial" w:hAnsi="Arial"/>
@@ -25692,7 +25692,7 @@
             <w:pPr>
               <w:spacing w:after="20" w:before="0"/>
             </w:pPr>
-            <w:hyperlink w:history="1" r:id="rId6jumzuilzobjul2gnnsva">
+            <w:hyperlink w:history="1" r:id="rIdntjfz09cgpwyngfi8ub0h">
               <w:r>
                 <w:rPr>
                   <w:rFonts w:ascii="Arial" w:cs="Arial" w:eastAsia="Arial" w:hAnsi="Arial"/>
@@ -25725,7 +25725,7 @@
               <w:spacing w:after="10" w:before="0"/>
               <w:ind w:left="120"/>
             </w:pPr>
-            <w:hyperlink w:history="1" r:id="rIde3_amzkr0e7wnya8kf0at">
+            <w:hyperlink w:history="1" r:id="rIdr2ttqfrflqbocslq9oerw">
               <w:r>
                 <w:rPr>
                   <w:rFonts w:ascii="Arial" w:cs="Arial" w:eastAsia="Arial" w:hAnsi="Arial"/>
@@ -25770,7 +25770,7 @@
             <w:pPr>
               <w:spacing w:after="20" w:before="0"/>
             </w:pPr>
-            <w:hyperlink w:history="1" r:id="rIdtq5cjt5n-a1liofx-x4wj">
+            <w:hyperlink w:history="1" r:id="rIdq6rr9nnu38pcyocvfcrel">
               <w:r>
                 <w:rPr>
                   <w:rFonts w:ascii="Arial" w:cs="Arial" w:eastAsia="Arial" w:hAnsi="Arial"/>
@@ -25803,7 +25803,7 @@
               <w:spacing w:after="10" w:before="0"/>
               <w:ind w:left="120"/>
             </w:pPr>
-            <w:hyperlink w:history="1" r:id="rIds82g-o-4itiw4yvbtnamo">
+            <w:hyperlink w:history="1" r:id="rIdw7vjmgcxu8020cr4rbbe1">
               <w:r>
                 <w:rPr>
                   <w:rFonts w:ascii="Arial" w:cs="Arial" w:eastAsia="Arial" w:hAnsi="Arial"/>
@@ -26011,7 +26011,7 @@
             <w:pPr>
               <w:spacing w:after="20" w:before="0"/>
             </w:pPr>
-            <w:hyperlink w:history="1" r:id="rIdjwp3wdeutj_iwpjrvlpov">
+            <w:hyperlink w:history="1" r:id="rId857nl8ksr7iykhpt8q9kz">
               <w:r>
                 <w:rPr>
                   <w:rFonts w:ascii="Arial" w:cs="Arial" w:eastAsia="Arial" w:hAnsi="Arial"/>
@@ -26044,7 +26044,7 @@
               <w:spacing w:after="10" w:before="0"/>
               <w:ind w:left="120"/>
             </w:pPr>
-            <w:hyperlink w:history="1" r:id="rIdocjhur6kzbueqt_ccr8zc">
+            <w:hyperlink w:history="1" r:id="rId1hp_cu6d93rasqj7uvnev">
               <w:r>
                 <w:rPr>
                   <w:rFonts w:ascii="Arial" w:cs="Arial" w:eastAsia="Arial" w:hAnsi="Arial"/>
@@ -26089,7 +26089,7 @@
             <w:pPr>
               <w:spacing w:after="20" w:before="0"/>
             </w:pPr>
-            <w:hyperlink w:history="1" r:id="rIdyh1lhlgprp1ukq_f-30vq">
+            <w:hyperlink w:history="1" r:id="rIddxx6g-lxhau4eedqxpegy">
               <w:r>
                 <w:rPr>
                   <w:rFonts w:ascii="Arial" w:cs="Arial" w:eastAsia="Arial" w:hAnsi="Arial"/>
@@ -26122,7 +26122,7 @@
               <w:spacing w:after="10" w:before="0"/>
               <w:ind w:left="120"/>
             </w:pPr>
-            <w:hyperlink w:history="1" r:id="rIdw2az2fiopppmfjnupksqv">
+            <w:hyperlink w:history="1" r:id="rIda72rjs7169nrhyqhxsicb">
               <w:r>
                 <w:rPr>
                   <w:rFonts w:ascii="Arial" w:cs="Arial" w:eastAsia="Arial" w:hAnsi="Arial"/>
@@ -26330,7 +26330,7 @@
             <w:pPr>
               <w:spacing w:after="20" w:before="0"/>
             </w:pPr>
-            <w:hyperlink w:history="1" r:id="rIdk-hh8i60rdt4y_ctddr9n">
+            <w:hyperlink w:history="1" r:id="rIdxbzoy6b6jqs4n3dqcff9a">
               <w:r>
                 <w:rPr>
                   <w:rFonts w:ascii="Arial" w:cs="Arial" w:eastAsia="Arial" w:hAnsi="Arial"/>
@@ -26363,7 +26363,7 @@
               <w:spacing w:after="10" w:before="0"/>
               <w:ind w:left="120"/>
             </w:pPr>
-            <w:hyperlink w:history="1" r:id="rIdz9dh4uzbr_bnonw0itrro">
+            <w:hyperlink w:history="1" r:id="rIdi0vnvfmqt5_wsnhiha3ku">
               <w:r>
                 <w:rPr>
                   <w:rFonts w:ascii="Arial" w:cs="Arial" w:eastAsia="Arial" w:hAnsi="Arial"/>
@@ -26408,7 +26408,7 @@
             <w:pPr>
               <w:spacing w:after="20" w:before="0"/>
             </w:pPr>
-            <w:hyperlink w:history="1" r:id="rId6cwc1jbbci8y9uqxilqh9">
+            <w:hyperlink w:history="1" r:id="rIdijcyoofsal8im9gcekvgr">
               <w:r>
                 <w:rPr>
                   <w:rFonts w:ascii="Arial" w:cs="Arial" w:eastAsia="Arial" w:hAnsi="Arial"/>
@@ -26441,7 +26441,7 @@
               <w:spacing w:after="10" w:before="0"/>
               <w:ind w:left="120"/>
             </w:pPr>
-            <w:hyperlink w:history="1" r:id="rIdi1ytdpwfxgluyevn92mdk">
+            <w:hyperlink w:history="1" r:id="rIdovno1balrrtalfdybo72o">
               <w:r>
                 <w:rPr>
                   <w:rFonts w:ascii="Arial" w:cs="Arial" w:eastAsia="Arial" w:hAnsi="Arial"/>
@@ -26649,7 +26649,7 @@
             <w:pPr>
               <w:spacing w:after="20" w:before="0"/>
             </w:pPr>
-            <w:hyperlink w:history="1" r:id="rIdaoccf5qhjpjhzcdfgpsiu">
+            <w:hyperlink w:history="1" r:id="rId9gyjvxohc-chglcn3w9tx">
               <w:r>
                 <w:rPr>
                   <w:rFonts w:ascii="Arial" w:cs="Arial" w:eastAsia="Arial" w:hAnsi="Arial"/>
@@ -26682,7 +26682,7 @@
               <w:spacing w:after="10" w:before="0"/>
               <w:ind w:left="120"/>
             </w:pPr>
-            <w:hyperlink w:history="1" r:id="rIdmxbwafo-totjw9rd1an2p">
+            <w:hyperlink w:history="1" r:id="rIdvyckmvvtkchpjxrbgv7nf">
               <w:r>
                 <w:rPr>
                   <w:rFonts w:ascii="Arial" w:cs="Arial" w:eastAsia="Arial" w:hAnsi="Arial"/>
@@ -26727,7 +26727,7 @@
             <w:pPr>
               <w:spacing w:after="20" w:before="0"/>
             </w:pPr>
-            <w:hyperlink w:history="1" r:id="rIdn583qhjz4tlb9eif2qkg6">
+            <w:hyperlink w:history="1" r:id="rIdz6u-se2rq7gjxdggq3ysw">
               <w:r>
                 <w:rPr>
                   <w:rFonts w:ascii="Arial" w:cs="Arial" w:eastAsia="Arial" w:hAnsi="Arial"/>
@@ -26760,7 +26760,7 @@
               <w:spacing w:after="10" w:before="0"/>
               <w:ind w:left="120"/>
             </w:pPr>
-            <w:hyperlink w:history="1" r:id="rIdrtxcnrwyfyufobdtm0mz4">
+            <w:hyperlink w:history="1" r:id="rId1nhxboujzlorj3jmkp-yb">
               <w:r>
                 <w:rPr>
                   <w:rFonts w:ascii="Arial" w:cs="Arial" w:eastAsia="Arial" w:hAnsi="Arial"/>
